--- a/docassemble/VTSuperiorCourtDebtAnswer/data/templates/superior_court_debt_answer.docx
+++ b/docassemble/VTSuperiorCourtDebtAnswer/data/templates/superior_court_debt_answer.docx
@@ -44,42 +44,70 @@
           <w:sz w:val="24"/>
           <w:szCs w:val="24"/>
         </w:rPr>
-        <w:t>include_docx_template</w:t>
-      </w:r>
-      <w:proofErr w:type="spellEnd"/>
+        <w:t>include_docx_</w:t>
+      </w:r>
+      <w:proofErr w:type="gramStart"/>
       <w:r>
         <w:rPr>
           <w:rFonts w:ascii="Times New Roman" w:eastAsia="Times New Roman" w:hAnsi="Times New Roman" w:cs="Times New Roman"/>
           <w:sz w:val="24"/>
           <w:szCs w:val="24"/>
         </w:rPr>
-        <w:t xml:space="preserve">('include_caption.docx', </w:t>
-      </w:r>
-      <w:proofErr w:type="spellStart"/>
+        <w:t>template</w:t>
+      </w:r>
+      <w:proofErr w:type="spellEnd"/>
       <w:r>
         <w:rPr>
           <w:rFonts w:ascii="Times New Roman" w:eastAsia="Times New Roman" w:hAnsi="Times New Roman" w:cs="Times New Roman"/>
           <w:sz w:val="24"/>
           <w:szCs w:val="24"/>
         </w:rPr>
-        <w:t>caption_title</w:t>
-      </w:r>
-      <w:proofErr w:type="spellEnd"/>
+        <w:t>(</w:t>
+      </w:r>
+      <w:proofErr w:type="gramEnd"/>
       <w:r>
         <w:rPr>
           <w:rFonts w:ascii="Times New Roman" w:eastAsia="Times New Roman" w:hAnsi="Times New Roman" w:cs="Times New Roman"/>
           <w:sz w:val="24"/>
           <w:szCs w:val="24"/>
         </w:rPr>
-        <w:t>=</w:t>
-      </w:r>
+        <w:t xml:space="preserve">'include_caption.docx', </w:t>
+      </w:r>
+      <w:proofErr w:type="spellStart"/>
       <w:r>
         <w:rPr>
           <w:rFonts w:ascii="Times New Roman" w:eastAsia="Times New Roman" w:hAnsi="Times New Roman" w:cs="Times New Roman"/>
           <w:sz w:val="24"/>
           <w:szCs w:val="24"/>
         </w:rPr>
-        <w:t>“Answer”</w:t>
+        <w:t>caption_title</w:t>
+      </w:r>
+      <w:proofErr w:type="spellEnd"/>
+      <w:proofErr w:type="gramStart"/>
+      <w:r>
+        <w:rPr>
+          <w:rFonts w:ascii="Times New Roman" w:eastAsia="Times New Roman" w:hAnsi="Times New Roman" w:cs="Times New Roman"/>
+          <w:sz w:val="24"/>
+          <w:szCs w:val="24"/>
+        </w:rPr>
+        <w:t>=</w:t>
+      </w:r>
+      <w:r>
+        <w:rPr>
+          <w:rFonts w:ascii="Times New Roman" w:eastAsia="Times New Roman" w:hAnsi="Times New Roman" w:cs="Times New Roman"/>
+          <w:sz w:val="24"/>
+          <w:szCs w:val="24"/>
+        </w:rPr>
+        <w:t>“</w:t>
+      </w:r>
+      <w:proofErr w:type="gramEnd"/>
+      <w:r>
+        <w:rPr>
+          <w:rFonts w:ascii="Times New Roman" w:eastAsia="Times New Roman" w:hAnsi="Times New Roman" w:cs="Times New Roman"/>
+          <w:sz w:val="24"/>
+          <w:szCs w:val="24"/>
+        </w:rPr>
+        <w:t>”</w:t>
       </w:r>
       <w:r>
         <w:rPr>
@@ -123,9 +151,6 @@
       <w:pPr>
         <w:pStyle w:val="BodyText"/>
       </w:pPr>
-      <w:r>
-        <w:t xml:space="preserve">  </w:t>
-      </w:r>
     </w:p>
     <w:p>
       <w:pPr>
@@ -243,11 +268,6 @@
       <w:pPr>
         <w:pStyle w:val="BodyText"/>
       </w:pPr>
-    </w:p>
-    <w:p>
-      <w:pPr>
-        <w:pStyle w:val="BodyText"/>
-      </w:pPr>
       <w:r>
         <w:t xml:space="preserve">{%p for response in </w:t>
       </w:r>
@@ -687,13 +707,7 @@
         <w:pStyle w:val="BodyText"/>
       </w:pPr>
       <w:r>
-        <w:t>{%</w:t>
-      </w:r>
-      <w:r>
-        <w:t>p</w:t>
-      </w:r>
-      <w:r>
-        <w:t xml:space="preserve"> </w:t>
+        <w:t xml:space="preserve">{%p </w:t>
       </w:r>
       <w:proofErr w:type="spellStart"/>
       <w:r>
@@ -743,10 +757,7 @@
       </w:r>
       <w:proofErr w:type="gramEnd"/>
       <w:r>
-        <w:t>))</w:t>
-      </w:r>
-      <w:r>
-        <w:t xml:space="preserve"> </w:t>
+        <w:t xml:space="preserve">)) </w:t>
       </w:r>
       <w:r>
         <w:t xml:space="preserve">&gt; 0 </w:t>
@@ -795,13 +806,7 @@
         </w:numPr>
       </w:pPr>
       <w:r>
-        <w:t xml:space="preserve">{%p for </w:t>
-      </w:r>
-      <w:r>
-        <w:t>defense</w:t>
-      </w:r>
-      <w:r>
-        <w:t xml:space="preserve"> in </w:t>
+        <w:t xml:space="preserve">{%p for defense in </w:t>
       </w:r>
       <w:proofErr w:type="spellStart"/>
       <w:proofErr w:type="gramStart"/>
@@ -872,14 +877,7 @@
         <w:outlineLvl w:val="0"/>
       </w:pPr>
       <w:r>
-        <w:lastRenderedPageBreak/>
-        <w:t>{%</w:t>
-      </w:r>
-      <w:r>
-        <w:t>p</w:t>
-      </w:r>
-      <w:r>
-        <w:t xml:space="preserve"> </w:t>
+        <w:t xml:space="preserve">{%p </w:t>
       </w:r>
       <w:proofErr w:type="spellStart"/>
       <w:r>
@@ -900,6 +898,7 @@
         <w:outlineLvl w:val="0"/>
       </w:pPr>
       <w:r>
+        <w:lastRenderedPageBreak/>
         <w:t xml:space="preserve">      </w:t>
       </w:r>
       <w:r>
@@ -965,19 +964,7 @@
         <w:t xml:space="preserve">      </w:t>
       </w:r>
       <w:r>
-        <w:t>{%</w:t>
-      </w:r>
-      <w:r>
-        <w:t>p</w:t>
-      </w:r>
-      <w:r>
-        <w:t xml:space="preserve"> end</w:t>
-      </w:r>
-      <w:r>
-        <w:t>i</w:t>
-      </w:r>
-      <w:r>
-        <w:t>f %}</w:t>
+        <w:t>{%p endif %}</w:t>
       </w:r>
     </w:p>
     <w:p>
@@ -1076,10 +1063,7 @@
         <w:t xml:space="preserve"> </w:t>
       </w:r>
       <w:r>
-        <w:t xml:space="preserve">if </w:t>
-      </w:r>
-      <w:r>
-        <w:t>payment == "</w:t>
+        <w:t>if payment == "</w:t>
       </w:r>
       <w:proofErr w:type="spellStart"/>
       <w:r>
@@ -1087,10 +1071,7 @@
       </w:r>
       <w:proofErr w:type="spellEnd"/>
       <w:r>
-        <w:t>"</w:t>
-      </w:r>
-      <w:r>
-        <w:t xml:space="preserve"> %}</w:t>
+        <w:t>" %}</w:t>
       </w:r>
     </w:p>
     <w:p>
@@ -1147,25 +1128,7 @@
           <w:sz w:val="24"/>
           <w:szCs w:val="24"/>
         </w:rPr>
-        <w:t xml:space="preserve">{%p </w:t>
-      </w:r>
-      <w:r>
-        <w:rPr>
-          <w:rFonts w:ascii="Times New Roman" w:hAnsi="Times New Roman" w:cs="Times New Roman"/>
-          <w:bCs/>
-          <w:sz w:val="24"/>
-          <w:szCs w:val="24"/>
-        </w:rPr>
-        <w:t>else</w:t>
-      </w:r>
-      <w:r>
-        <w:rPr>
-          <w:rFonts w:ascii="Times New Roman" w:hAnsi="Times New Roman" w:cs="Times New Roman"/>
-          <w:bCs/>
-          <w:sz w:val="24"/>
-          <w:szCs w:val="24"/>
-        </w:rPr>
-        <w:t xml:space="preserve"> %}</w:t>
+        <w:t>{%p else %}</w:t>
       </w:r>
     </w:p>
     <w:p>
@@ -1428,13 +1391,7 @@
         <w:pStyle w:val="BodyText"/>
       </w:pPr>
       <w:r>
-        <w:t xml:space="preserve">{%p for </w:t>
-      </w:r>
-      <w:r>
-        <w:t>relief</w:t>
-      </w:r>
-      <w:r>
-        <w:t xml:space="preserve"> in </w:t>
+        <w:t xml:space="preserve">{%p for relief in </w:t>
       </w:r>
       <w:proofErr w:type="spellStart"/>
       <w:r>
@@ -1442,10 +1399,7 @@
       </w:r>
       <w:proofErr w:type="gramStart"/>
       <w:r>
-        <w:t>reliefs</w:t>
-      </w:r>
-      <w:r>
-        <w:t>.complete</w:t>
+        <w:t>reliefs.complete</w:t>
       </w:r>
       <w:proofErr w:type="gramEnd"/>
       <w:r>
@@ -1490,14 +1444,7 @@
         <w:pStyle w:val="BodyText"/>
       </w:pPr>
       <w:r>
-        <w:lastRenderedPageBreak/>
-        <w:t>{%</w:t>
-      </w:r>
-      <w:r>
-        <w:t>p</w:t>
-      </w:r>
-      <w:r>
-        <w:t xml:space="preserve"> </w:t>
+        <w:t xml:space="preserve">{%p </w:t>
       </w:r>
       <w:proofErr w:type="spellStart"/>
       <w:r>

--- a/docassemble/VTSuperiorCourtDebtAnswer/data/templates/superior_court_debt_answer.docx
+++ b/docassemble/VTSuperiorCourtDebtAnswer/data/templates/superior_court_debt_answer.docx
@@ -180,6 +180,11 @@
       <w:pPr>
         <w:pStyle w:val="BodyText"/>
       </w:pPr>
+    </w:p>
+    <w:p>
+      <w:pPr>
+        <w:pStyle w:val="BodyText"/>
+      </w:pPr>
       <w:r>
         <w:t>Here is our answer to the Complaint:</w:t>
       </w:r>
@@ -229,6 +234,11 @@
       <w:r>
         <w:t>. I am representing myself.</w:t>
       </w:r>
+    </w:p>
+    <w:p>
+      <w:pPr>
+        <w:pStyle w:val="BodyText"/>
+      </w:pPr>
     </w:p>
     <w:p>
       <w:pPr>
@@ -244,18 +254,15 @@
         <w:keepLines/>
         <w:rPr>
           <w:rFonts w:ascii="Times New Roman" w:hAnsi="Times New Roman" w:cs="Times New Roman"/>
+        </w:rPr>
+      </w:pPr>
+      <w:r>
+        <w:rPr>
+          <w:rFonts w:ascii="Times New Roman" w:hAnsi="Times New Roman" w:cs="Times New Roman"/>
           <w:bCs/>
           <w:sz w:val="24"/>
           <w:szCs w:val="24"/>
         </w:rPr>
-      </w:pPr>
-      <w:r>
-        <w:rPr>
-          <w:rFonts w:ascii="Times New Roman" w:hAnsi="Times New Roman" w:cs="Times New Roman"/>
-          <w:bCs/>
-          <w:sz w:val="24"/>
-          <w:szCs w:val="24"/>
-        </w:rPr>
         <w:t>{%p endif %}</w:t>
       </w:r>
     </w:p>
@@ -263,11 +270,6 @@
       <w:pPr>
         <w:pStyle w:val="BodyText"/>
       </w:pPr>
-    </w:p>
-    <w:p>
-      <w:pPr>
-        <w:pStyle w:val="BodyText"/>
-      </w:pPr>
       <w:r>
         <w:t xml:space="preserve">{%p for response in </w:t>
       </w:r>
@@ -722,49 +724,41 @@
       <w:pPr>
         <w:pStyle w:val="BodyText"/>
       </w:pPr>
-    </w:p>
-    <w:p>
-      <w:pPr>
-        <w:pStyle w:val="BodyText"/>
-      </w:pPr>
       <w:r>
         <w:t xml:space="preserve">{%p if </w:t>
       </w:r>
       <w:proofErr w:type="spellStart"/>
-      <w:r>
-        <w:t>len</w:t>
+      <w:proofErr w:type="gramStart"/>
+      <w:r>
+        <w:t>defenses.true</w:t>
+      </w:r>
+      <w:proofErr w:type="gramEnd"/>
+      <w:r>
+        <w:t>_</w:t>
+      </w:r>
+      <w:proofErr w:type="gramStart"/>
+      <w:r>
+        <w:t>values</w:t>
       </w:r>
       <w:proofErr w:type="spellEnd"/>
       <w:r>
         <w:t>(</w:t>
       </w:r>
-      <w:proofErr w:type="spellStart"/>
-      <w:proofErr w:type="gramStart"/>
-      <w:r>
-        <w:t>defenses.true</w:t>
-      </w:r>
-      <w:proofErr w:type="gramEnd"/>
-      <w:r>
-        <w:t>_</w:t>
-      </w:r>
-      <w:proofErr w:type="gramStart"/>
-      <w:r>
-        <w:t>values</w:t>
-      </w:r>
-      <w:proofErr w:type="spellEnd"/>
-      <w:r>
-        <w:t>(</w:t>
-      </w:r>
-      <w:proofErr w:type="gramEnd"/>
-      <w:r>
-        <w:t xml:space="preserve">)) </w:t>
-      </w:r>
-      <w:r>
-        <w:t xml:space="preserve">&gt; 0 </w:t>
+      <w:proofErr w:type="gramEnd"/>
+      <w:r>
+        <w:t>) | length &gt; 0</w:t>
+      </w:r>
+      <w:r>
+        <w:t xml:space="preserve"> </w:t>
       </w:r>
       <w:r>
         <w:t>%}</w:t>
       </w:r>
+    </w:p>
+    <w:p>
+      <w:pPr>
+        <w:pStyle w:val="BodyText"/>
+      </w:pPr>
     </w:p>
     <w:p>
       <w:pPr>
@@ -877,6 +871,7 @@
         <w:outlineLvl w:val="0"/>
       </w:pPr>
       <w:r>
+        <w:lastRenderedPageBreak/>
         <w:t xml:space="preserve">{%p </w:t>
       </w:r>
       <w:proofErr w:type="spellStart"/>
@@ -898,10 +893,6 @@
         <w:outlineLvl w:val="0"/>
       </w:pPr>
       <w:r>
-        <w:lastRenderedPageBreak/>
-        <w:t xml:space="preserve">      </w:t>
-      </w:r>
-      <w:r>
         <w:t>{</w:t>
       </w:r>
       <w:r>
@@ -961,9 +952,6 @@
         <w:outlineLvl w:val="0"/>
       </w:pPr>
       <w:r>
-        <w:t xml:space="preserve">      </w:t>
-      </w:r>
-      <w:r>
         <w:t>{%p endif %}</w:t>
       </w:r>
     </w:p>
@@ -999,11 +987,6 @@
         </w:rPr>
         <w:t>{%p endif %}</w:t>
       </w:r>
-    </w:p>
-    <w:p>
-      <w:pPr>
-        <w:pStyle w:val="BodyText"/>
-      </w:pPr>
     </w:p>
     <w:p>
       <w:pPr>
@@ -1271,11 +1254,6 @@
       <w:pPr>
         <w:pStyle w:val="BodyText"/>
       </w:pPr>
-    </w:p>
-    <w:p>
-      <w:pPr>
-        <w:pStyle w:val="BodyText"/>
-      </w:pPr>
       <w:r>
         <w:t xml:space="preserve">{%p if </w:t>
       </w:r>
@@ -1325,11 +1303,6 @@
       <w:pPr>
         <w:pStyle w:val="BodyText"/>
       </w:pPr>
-    </w:p>
-    <w:p>
-      <w:pPr>
-        <w:pStyle w:val="BodyText"/>
-      </w:pPr>
       <w:r>
         <w:t>{%p</w:t>
       </w:r>
@@ -1380,11 +1353,6 @@
         </w:rPr>
         <w:t>{%p endif %}</w:t>
       </w:r>
-    </w:p>
-    <w:p>
-      <w:pPr>
-        <w:pStyle w:val="BodyText"/>
-      </w:pPr>
     </w:p>
     <w:p>
       <w:pPr>
@@ -1464,11 +1432,6 @@
       <w:pPr>
         <w:pStyle w:val="BodyText"/>
       </w:pPr>
-    </w:p>
-    <w:p>
-      <w:pPr>
-        <w:pStyle w:val="BodyText"/>
-      </w:pPr>
       <w:r>
         <w:t xml:space="preserve">Defendant is </w:t>
       </w:r>
@@ -1494,7 +1457,11 @@
         <w:t>ch</w:t>
       </w:r>
       <w:r>
-        <w:t xml:space="preserve"> I will also file with the court to show</w:t>
+        <w:t xml:space="preserve"> I will also file </w:t>
+      </w:r>
+      <w:r>
+        <w:lastRenderedPageBreak/>
+        <w:t>with the court to show</w:t>
       </w:r>
       <w:r>
         <w:t xml:space="preserve"> I </w:t>

--- a/docassemble/VTSuperiorCourtDebtAnswer/data/templates/superior_court_debt_answer.docx
+++ b/docassemble/VTSuperiorCourtDebtAnswer/data/templates/superior_court_debt_answer.docx
@@ -16,8 +16,7 @@
       <w:pPr>
         <w:spacing w:line="360" w:lineRule="auto"/>
         <w:rPr>
-          <w:rFonts w:ascii="Times New Roman" w:eastAsia="Times New Roman" w:hAnsi="Times New Roman" w:cs="Times New Roman"/>
-          <w:sz w:val="24"/>
+          <w:rFonts w:eastAsia="Times New Roman" w:cs="Times New Roman"/>
           <w:szCs w:val="24"/>
         </w:rPr>
         <w:sectPr>
@@ -31,8 +30,7 @@
       </w:pPr>
       <w:r>
         <w:rPr>
-          <w:rFonts w:ascii="Times New Roman" w:eastAsia="Times New Roman" w:hAnsi="Times New Roman" w:cs="Times New Roman"/>
-          <w:sz w:val="24"/>
+          <w:rFonts w:eastAsia="Times New Roman" w:cs="Times New Roman"/>
           <w:szCs w:val="24"/>
         </w:rPr>
         <w:t xml:space="preserve">{{p </w:t>
@@ -40,8 +38,7 @@
       <w:proofErr w:type="spellStart"/>
       <w:r>
         <w:rPr>
-          <w:rFonts w:ascii="Times New Roman" w:eastAsia="Times New Roman" w:hAnsi="Times New Roman" w:cs="Times New Roman"/>
-          <w:sz w:val="24"/>
+          <w:rFonts w:eastAsia="Times New Roman" w:cs="Times New Roman"/>
           <w:szCs w:val="24"/>
         </w:rPr>
         <w:t>include_docx_</w:t>
@@ -49,8 +46,7 @@
       <w:proofErr w:type="gramStart"/>
       <w:r>
         <w:rPr>
-          <w:rFonts w:ascii="Times New Roman" w:eastAsia="Times New Roman" w:hAnsi="Times New Roman" w:cs="Times New Roman"/>
-          <w:sz w:val="24"/>
+          <w:rFonts w:eastAsia="Times New Roman" w:cs="Times New Roman"/>
           <w:szCs w:val="24"/>
         </w:rPr>
         <w:t>template</w:t>
@@ -58,8 +54,7 @@
       <w:proofErr w:type="spellEnd"/>
       <w:r>
         <w:rPr>
-          <w:rFonts w:ascii="Times New Roman" w:eastAsia="Times New Roman" w:hAnsi="Times New Roman" w:cs="Times New Roman"/>
-          <w:sz w:val="24"/>
+          <w:rFonts w:eastAsia="Times New Roman" w:cs="Times New Roman"/>
           <w:szCs w:val="24"/>
         </w:rPr>
         <w:t>(</w:t>
@@ -67,8 +62,7 @@
       <w:proofErr w:type="gramEnd"/>
       <w:r>
         <w:rPr>
-          <w:rFonts w:ascii="Times New Roman" w:eastAsia="Times New Roman" w:hAnsi="Times New Roman" w:cs="Times New Roman"/>
-          <w:sz w:val="24"/>
+          <w:rFonts w:eastAsia="Times New Roman" w:cs="Times New Roman"/>
           <w:szCs w:val="24"/>
         </w:rPr>
         <w:t xml:space="preserve">'include_caption.docx', </w:t>
@@ -76,8 +70,7 @@
       <w:proofErr w:type="spellStart"/>
       <w:r>
         <w:rPr>
-          <w:rFonts w:ascii="Times New Roman" w:eastAsia="Times New Roman" w:hAnsi="Times New Roman" w:cs="Times New Roman"/>
-          <w:sz w:val="24"/>
+          <w:rFonts w:eastAsia="Times New Roman" w:cs="Times New Roman"/>
           <w:szCs w:val="24"/>
         </w:rPr>
         <w:t>caption_title</w:t>
@@ -86,16 +79,14 @@
       <w:proofErr w:type="gramStart"/>
       <w:r>
         <w:rPr>
-          <w:rFonts w:ascii="Times New Roman" w:eastAsia="Times New Roman" w:hAnsi="Times New Roman" w:cs="Times New Roman"/>
-          <w:sz w:val="24"/>
+          <w:rFonts w:eastAsia="Times New Roman" w:cs="Times New Roman"/>
           <w:szCs w:val="24"/>
         </w:rPr>
         <w:t>=</w:t>
       </w:r>
       <w:r>
         <w:rPr>
-          <w:rFonts w:ascii="Times New Roman" w:eastAsia="Times New Roman" w:hAnsi="Times New Roman" w:cs="Times New Roman"/>
-          <w:sz w:val="24"/>
+          <w:rFonts w:eastAsia="Times New Roman" w:cs="Times New Roman"/>
           <w:szCs w:val="24"/>
         </w:rPr>
         <w:t>“</w:t>
@@ -103,16 +94,14 @@
       <w:proofErr w:type="gramEnd"/>
       <w:r>
         <w:rPr>
-          <w:rFonts w:ascii="Times New Roman" w:eastAsia="Times New Roman" w:hAnsi="Times New Roman" w:cs="Times New Roman"/>
-          <w:sz w:val="24"/>
+          <w:rFonts w:eastAsia="Times New Roman" w:cs="Times New Roman"/>
           <w:szCs w:val="24"/>
         </w:rPr>
         <w:t>”</w:t>
       </w:r>
       <w:r>
         <w:rPr>
-          <w:rFonts w:ascii="Times New Roman" w:eastAsia="Times New Roman" w:hAnsi="Times New Roman" w:cs="Times New Roman"/>
-          <w:sz w:val="24"/>
+          <w:rFonts w:eastAsia="Times New Roman" w:cs="Times New Roman"/>
           <w:szCs w:val="24"/>
         </w:rPr>
         <w:t>) }}</w:t>
@@ -253,14 +242,13 @@
         <w:keepNext/>
         <w:keepLines/>
         <w:rPr>
-          <w:rFonts w:ascii="Times New Roman" w:hAnsi="Times New Roman" w:cs="Times New Roman"/>
-        </w:rPr>
-      </w:pPr>
-      <w:r>
-        <w:rPr>
-          <w:rFonts w:ascii="Times New Roman" w:hAnsi="Times New Roman" w:cs="Times New Roman"/>
-          <w:bCs/>
-          <w:sz w:val="24"/>
+          <w:rFonts w:cs="Times New Roman"/>
+        </w:rPr>
+      </w:pPr>
+      <w:r>
+        <w:rPr>
+          <w:rFonts w:cs="Times New Roman"/>
+          <w:bCs/>
           <w:szCs w:val="24"/>
         </w:rPr>
         <w:t>{%p endif %}</w:t>
@@ -746,10 +734,7 @@
       </w:r>
       <w:proofErr w:type="gramEnd"/>
       <w:r>
-        <w:t>) | length &gt; 0</w:t>
-      </w:r>
-      <w:r>
-        <w:t xml:space="preserve"> </w:t>
+        <w:t xml:space="preserve">) | length &gt; 0 </w:t>
       </w:r>
       <w:r>
         <w:t>%}</w:t>
@@ -960,9 +945,8 @@
         <w:keepNext/>
         <w:keepLines/>
         <w:rPr>
-          <w:rFonts w:ascii="Times New Roman" w:hAnsi="Times New Roman" w:cs="Times New Roman"/>
-          <w:bCs/>
-          <w:sz w:val="24"/>
+          <w:rFonts w:cs="Times New Roman"/>
+          <w:bCs/>
           <w:szCs w:val="24"/>
         </w:rPr>
       </w:pPr>
@@ -972,17 +956,15 @@
         <w:keepNext/>
         <w:keepLines/>
         <w:rPr>
-          <w:rFonts w:ascii="Times New Roman" w:hAnsi="Times New Roman" w:cs="Times New Roman"/>
-          <w:bCs/>
-          <w:sz w:val="24"/>
+          <w:rFonts w:cs="Times New Roman"/>
+          <w:bCs/>
           <w:szCs w:val="24"/>
         </w:rPr>
       </w:pPr>
       <w:r>
         <w:rPr>
-          <w:rFonts w:ascii="Times New Roman" w:hAnsi="Times New Roman" w:cs="Times New Roman"/>
-          <w:bCs/>
-          <w:sz w:val="24"/>
+          <w:rFonts w:cs="Times New Roman"/>
+          <w:bCs/>
           <w:szCs w:val="24"/>
         </w:rPr>
         <w:t>{%p endif %}</w:t>
@@ -1023,7 +1005,7 @@
       <w:pPr>
         <w:pStyle w:val="ListParagraph"/>
         <w:rPr>
-          <w:rFonts w:ascii="Times New Roman" w:hAnsi="Times New Roman" w:cs="Times New Roman"/>
+          <w:rFonts w:cs="Times New Roman"/>
         </w:rPr>
       </w:pPr>
     </w:p>
@@ -1098,17 +1080,15 @@
         <w:keepNext/>
         <w:keepLines/>
         <w:rPr>
-          <w:rFonts w:ascii="Times New Roman" w:hAnsi="Times New Roman" w:cs="Times New Roman"/>
-          <w:bCs/>
-          <w:sz w:val="24"/>
+          <w:rFonts w:cs="Times New Roman"/>
+          <w:bCs/>
           <w:szCs w:val="24"/>
         </w:rPr>
       </w:pPr>
       <w:r>
         <w:rPr>
-          <w:rFonts w:ascii="Times New Roman" w:hAnsi="Times New Roman" w:cs="Times New Roman"/>
-          <w:bCs/>
-          <w:sz w:val="24"/>
+          <w:rFonts w:cs="Times New Roman"/>
+          <w:bCs/>
           <w:szCs w:val="24"/>
         </w:rPr>
         <w:t>{%p else %}</w:t>
@@ -1213,17 +1193,15 @@
         <w:keepNext/>
         <w:keepLines/>
         <w:rPr>
-          <w:rFonts w:ascii="Times New Roman" w:hAnsi="Times New Roman" w:cs="Times New Roman"/>
-          <w:bCs/>
-          <w:sz w:val="24"/>
+          <w:rFonts w:cs="Times New Roman"/>
+          <w:bCs/>
           <w:szCs w:val="24"/>
         </w:rPr>
       </w:pPr>
       <w:r>
         <w:rPr>
-          <w:rFonts w:ascii="Times New Roman" w:hAnsi="Times New Roman" w:cs="Times New Roman"/>
-          <w:bCs/>
-          <w:sz w:val="24"/>
+          <w:rFonts w:cs="Times New Roman"/>
+          <w:bCs/>
           <w:szCs w:val="24"/>
         </w:rPr>
         <w:t>{%p endif %}</w:t>
@@ -1234,17 +1212,15 @@
         <w:keepNext/>
         <w:keepLines/>
         <w:rPr>
-          <w:rFonts w:ascii="Times New Roman" w:hAnsi="Times New Roman" w:cs="Times New Roman"/>
-          <w:bCs/>
-          <w:sz w:val="24"/>
+          <w:rFonts w:cs="Times New Roman"/>
+          <w:bCs/>
           <w:szCs w:val="24"/>
         </w:rPr>
       </w:pPr>
       <w:r>
         <w:rPr>
-          <w:rFonts w:ascii="Times New Roman" w:hAnsi="Times New Roman" w:cs="Times New Roman"/>
-          <w:bCs/>
-          <w:sz w:val="24"/>
+          <w:rFonts w:cs="Times New Roman"/>
+          <w:bCs/>
           <w:szCs w:val="24"/>
         </w:rPr>
         <w:t>{%p endif %}</w:t>
@@ -1283,17 +1259,15 @@
         <w:keepNext/>
         <w:keepLines/>
         <w:rPr>
-          <w:rFonts w:ascii="Times New Roman" w:hAnsi="Times New Roman" w:cs="Times New Roman"/>
-          <w:bCs/>
-          <w:sz w:val="24"/>
+          <w:rFonts w:cs="Times New Roman"/>
+          <w:bCs/>
           <w:szCs w:val="24"/>
         </w:rPr>
       </w:pPr>
       <w:r>
         <w:rPr>
-          <w:rFonts w:ascii="Times New Roman" w:hAnsi="Times New Roman" w:cs="Times New Roman"/>
-          <w:bCs/>
-          <w:sz w:val="24"/>
+          <w:rFonts w:cs="Times New Roman"/>
+          <w:bCs/>
           <w:szCs w:val="24"/>
         </w:rPr>
         <w:t>{%p endif %}</w:t>
@@ -1338,17 +1312,15 @@
         <w:keepNext/>
         <w:keepLines/>
         <w:rPr>
-          <w:rFonts w:ascii="Times New Roman" w:hAnsi="Times New Roman" w:cs="Times New Roman"/>
-          <w:bCs/>
-          <w:sz w:val="24"/>
+          <w:rFonts w:cs="Times New Roman"/>
+          <w:bCs/>
           <w:szCs w:val="24"/>
         </w:rPr>
       </w:pPr>
       <w:r>
         <w:rPr>
-          <w:rFonts w:ascii="Times New Roman" w:hAnsi="Times New Roman" w:cs="Times New Roman"/>
-          <w:bCs/>
-          <w:sz w:val="24"/>
+          <w:rFonts w:cs="Times New Roman"/>
+          <w:bCs/>
           <w:szCs w:val="24"/>
         </w:rPr>
         <w:t>{%p endif %}</w:t>
@@ -1629,14 +1601,14 @@
       <w:pStyle w:val="Footer"/>
       <w:ind w:left="6600" w:hanging="6600"/>
       <w:rPr>
-        <w:rFonts w:ascii="Times New Roman" w:hAnsi="Times New Roman" w:cs="Times New Roman"/>
+        <w:rFonts w:cs="Times New Roman"/>
         <w:sz w:val="20"/>
         <w:szCs w:val="20"/>
       </w:rPr>
     </w:pPr>
     <w:r>
       <w:rPr>
-        <w:rFonts w:ascii="Times New Roman" w:hAnsi="Times New Roman" w:cs="Times New Roman"/>
+        <w:rFonts w:cs="Times New Roman"/>
         <w:sz w:val="20"/>
         <w:szCs w:val="20"/>
       </w:rPr>
@@ -1644,7 +1616,7 @@
     </w:r>
     <w:r>
       <w:rPr>
-        <w:rFonts w:ascii="Times New Roman" w:hAnsi="Times New Roman" w:cs="Times New Roman"/>
+        <w:rFonts w:cs="Times New Roman"/>
         <w:sz w:val="20"/>
         <w:szCs w:val="20"/>
       </w:rPr>
@@ -1652,7 +1624,7 @@
     </w:r>
     <w:r>
       <w:rPr>
-        <w:rFonts w:ascii="Times New Roman" w:hAnsi="Times New Roman" w:cs="Times New Roman"/>
+        <w:rFonts w:cs="Times New Roman"/>
         <w:sz w:val="20"/>
         <w:szCs w:val="20"/>
       </w:rPr>
@@ -1660,7 +1632,7 @@
     </w:r>
     <w:r>
       <w:rPr>
-        <w:rFonts w:ascii="Times New Roman" w:hAnsi="Times New Roman" w:cs="Times New Roman"/>
+        <w:rFonts w:cs="Times New Roman"/>
         <w:sz w:val="20"/>
         <w:szCs w:val="20"/>
       </w:rPr>
@@ -1668,7 +1640,7 @@
     </w:r>
     <w:r>
       <w:rPr>
-        <w:rFonts w:ascii="Times New Roman" w:hAnsi="Times New Roman" w:cs="Times New Roman"/>
+        <w:rFonts w:cs="Times New Roman"/>
         <w:sz w:val="20"/>
         <w:szCs w:val="20"/>
       </w:rPr>
@@ -1676,7 +1648,7 @@
     </w:r>
     <w:r>
       <w:rPr>
-        <w:rFonts w:ascii="Times New Roman" w:hAnsi="Times New Roman" w:cs="Times New Roman"/>
+        <w:rFonts w:cs="Times New Roman"/>
         <w:noProof/>
         <w:sz w:val="20"/>
         <w:szCs w:val="20"/>
@@ -1685,7 +1657,7 @@
     </w:r>
     <w:r>
       <w:rPr>
-        <w:rFonts w:ascii="Times New Roman" w:hAnsi="Times New Roman" w:cs="Times New Roman"/>
+        <w:rFonts w:cs="Times New Roman"/>
         <w:sz w:val="20"/>
         <w:szCs w:val="20"/>
       </w:rPr>
@@ -1693,7 +1665,7 @@
     </w:r>
     <w:r>
       <w:rPr>
-        <w:rFonts w:ascii="Times New Roman" w:hAnsi="Times New Roman" w:cs="Times New Roman"/>
+        <w:rFonts w:cs="Times New Roman"/>
         <w:sz w:val="20"/>
         <w:szCs w:val="20"/>
       </w:rPr>
@@ -1701,7 +1673,7 @@
     </w:r>
     <w:r>
       <w:rPr>
-        <w:rFonts w:ascii="Times New Roman" w:hAnsi="Times New Roman" w:cs="Times New Roman"/>
+        <w:rFonts w:cs="Times New Roman"/>
         <w:sz w:val="20"/>
         <w:szCs w:val="20"/>
       </w:rPr>
@@ -1709,7 +1681,7 @@
     </w:r>
     <w:r>
       <w:rPr>
-        <w:rFonts w:ascii="Times New Roman" w:hAnsi="Times New Roman" w:cs="Times New Roman"/>
+        <w:rFonts w:cs="Times New Roman"/>
         <w:sz w:val="20"/>
         <w:szCs w:val="20"/>
       </w:rPr>
@@ -1717,7 +1689,7 @@
     </w:r>
     <w:r>
       <w:rPr>
-        <w:rFonts w:ascii="Times New Roman" w:hAnsi="Times New Roman" w:cs="Times New Roman"/>
+        <w:rFonts w:cs="Times New Roman"/>
         <w:sz w:val="20"/>
         <w:szCs w:val="20"/>
       </w:rPr>
@@ -1725,7 +1697,7 @@
     </w:r>
     <w:r>
       <w:rPr>
-        <w:rFonts w:ascii="Times New Roman" w:hAnsi="Times New Roman" w:cs="Times New Roman"/>
+        <w:rFonts w:cs="Times New Roman"/>
         <w:noProof/>
         <w:sz w:val="20"/>
         <w:szCs w:val="20"/>
@@ -1734,7 +1706,7 @@
     </w:r>
     <w:r>
       <w:rPr>
-        <w:rFonts w:ascii="Times New Roman" w:hAnsi="Times New Roman" w:cs="Times New Roman"/>
+        <w:rFonts w:cs="Times New Roman"/>
         <w:sz w:val="20"/>
         <w:szCs w:val="20"/>
       </w:rPr>
@@ -1742,7 +1714,7 @@
     </w:r>
     <w:r>
       <w:rPr>
-        <w:rFonts w:ascii="Times New Roman" w:hAnsi="Times New Roman" w:cs="Times New Roman"/>
+        <w:rFonts w:cs="Times New Roman"/>
         <w:sz w:val="20"/>
         <w:szCs w:val="20"/>
       </w:rPr>
@@ -1750,7 +1722,7 @@
     </w:r>
     <w:r>
       <w:rPr>
-        <w:rFonts w:ascii="Times New Roman" w:hAnsi="Times New Roman" w:cs="Times New Roman"/>
+        <w:rFonts w:cs="Times New Roman"/>
         <w:sz w:val="20"/>
         <w:szCs w:val="20"/>
       </w:rPr>
@@ -1758,7 +1730,7 @@
     </w:r>
     <w:r>
       <w:rPr>
-        <w:rFonts w:ascii="Times New Roman" w:hAnsi="Times New Roman" w:cs="Times New Roman"/>
+        <w:rFonts w:cs="Times New Roman"/>
         <w:sz w:val="20"/>
         <w:szCs w:val="20"/>
       </w:rPr>
@@ -1767,7 +1739,7 @@
     <w:proofErr w:type="spellStart"/>
     <w:r>
       <w:rPr>
-        <w:rFonts w:ascii="Times New Roman" w:hAnsi="Times New Roman" w:cs="Times New Roman"/>
+        <w:rFonts w:cs="Times New Roman"/>
         <w:sz w:val="20"/>
         <w:szCs w:val="20"/>
       </w:rPr>
@@ -1776,7 +1748,7 @@
     <w:proofErr w:type="spellEnd"/>
     <w:r>
       <w:rPr>
-        <w:rFonts w:ascii="Times New Roman" w:hAnsi="Times New Roman" w:cs="Times New Roman"/>
+        <w:rFonts w:cs="Times New Roman"/>
         <w:sz w:val="20"/>
         <w:szCs w:val="20"/>
       </w:rPr>
@@ -1784,7 +1756,7 @@
     </w:r>
     <w:r>
       <w:rPr>
-        <w:rFonts w:ascii="Times New Roman" w:hAnsi="Times New Roman" w:cs="Times New Roman"/>
+        <w:rFonts w:cs="Times New Roman"/>
         <w:sz w:val="20"/>
         <w:szCs w:val="20"/>
       </w:rPr>
@@ -1792,7 +1764,7 @@
     </w:r>
     <w:r>
       <w:rPr>
-        <w:rFonts w:ascii="Times New Roman" w:hAnsi="Times New Roman" w:cs="Times New Roman"/>
+        <w:rFonts w:cs="Times New Roman"/>
         <w:sz w:val="20"/>
         <w:szCs w:val="20"/>
       </w:rPr>
@@ -3547,8 +3519,10 @@
   <w:style w:type="paragraph" w:default="1" w:styleId="Normal">
     <w:name w:val="Normal"/>
     <w:qFormat/>
+    <w:rsid w:val="00A20D9C"/>
     <w:rPr>
-      <w:rFonts w:ascii="Calibri" w:eastAsia="Calibri" w:hAnsi="Calibri" w:cs="Calibri"/>
+      <w:rFonts w:ascii="Times New Roman" w:eastAsia="Calibri" w:hAnsi="Times New Roman" w:cs="Calibri"/>
+      <w:sz w:val="24"/>
       <w:lang w:bidi="en-US"/>
     </w:rPr>
   </w:style>
@@ -3566,8 +3540,7 @@
       <w:outlineLvl w:val="0"/>
     </w:pPr>
     <w:rPr>
-      <w:rFonts w:ascii="Times New Roman" w:eastAsia="Times New Roman" w:hAnsi="Times New Roman" w:cs="Times New Roman"/>
-      <w:sz w:val="24"/>
+      <w:rFonts w:eastAsia="Times New Roman" w:cs="Times New Roman"/>
       <w:szCs w:val="24"/>
       <w:u w:color="000000"/>
     </w:rPr>
@@ -3585,10 +3558,9 @@
       <w:outlineLvl w:val="1"/>
     </w:pPr>
     <w:rPr>
-      <w:rFonts w:ascii="Times New Roman" w:eastAsia="Times New Roman" w:hAnsi="Times New Roman" w:cs="Times New Roman"/>
+      <w:rFonts w:eastAsia="Times New Roman" w:cs="Times New Roman"/>
       <w:b/>
       <w:bCs/>
-      <w:sz w:val="24"/>
       <w:szCs w:val="24"/>
     </w:rPr>
   </w:style>
@@ -3648,8 +3620,7 @@
       <w:spacing w:line="360" w:lineRule="auto"/>
     </w:pPr>
     <w:rPr>
-      <w:rFonts w:ascii="Times New Roman" w:hAnsi="Times New Roman" w:cs="Times New Roman"/>
-      <w:sz w:val="24"/>
+      <w:rFonts w:cs="Times New Roman"/>
       <w:szCs w:val="24"/>
     </w:rPr>
   </w:style>
@@ -3717,7 +3688,7 @@
     <w:unhideWhenUsed/>
     <w:rsid w:val="006B64D0"/>
     <w:rPr>
-      <w:rFonts w:ascii="Times New Roman" w:eastAsia="Times New Roman" w:hAnsi="Times New Roman" w:cs="Times New Roman"/>
+      <w:rFonts w:eastAsia="Times New Roman" w:cs="Times New Roman"/>
       <w:sz w:val="20"/>
       <w:szCs w:val="20"/>
     </w:rPr>

--- a/docassemble/VTSuperiorCourtDebtAnswer/data/templates/superior_court_debt_answer.docx
+++ b/docassemble/VTSuperiorCourtDebtAnswer/data/templates/superior_court_debt_answer.docx
@@ -1,6 +1,6 @@
 
 <file path=word/document.xml><?xml version="1.0" encoding="utf-8"?>
-<w:document xmlns:wpc="http://schemas.microsoft.com/office/word/2010/wordprocessingCanvas" xmlns:cx="http://schemas.microsoft.com/office/drawing/2014/chartex" xmlns:cx1="http://schemas.microsoft.com/office/drawing/2015/9/8/chartex" xmlns:cx2="http://schemas.microsoft.com/office/drawing/2015/10/21/chartex" xmlns:cx3="http://schemas.microsoft.com/office/drawing/2016/5/9/chartex" xmlns:cx4="http://schemas.microsoft.com/office/drawing/2016/5/10/chartex" xmlns:cx5="http://schemas.microsoft.com/office/drawing/2016/5/11/chartex" xmlns:cx6="http://schemas.microsoft.com/office/drawing/2016/5/12/chartex" xmlns:cx7="http://schemas.microsoft.com/office/drawing/2016/5/13/chartex" xmlns:cx8="http://schemas.microsoft.com/office/drawing/2016/5/14/chartex" xmlns:mc="http://schemas.openxmlformats.org/markup-compatibility/2006" xmlns:m="http://schemas.openxmlformats.org/officeDocument/2006/math" xmlns:aink="http://schemas.microsoft.com/office/drawing/2016/ink" xmlns:am3d="http://schemas.microsoft.com/office/drawing/2017/model3d" xmlns:oel="http://schemas.microsoft.com/office/2019/extlst" xmlns:r="http://schemas.openxmlformats.org/officeDocument/2006/relationships" xmlns:wp14="http://schemas.microsoft.com/office/word/2010/wordprocessingDrawing" xmlns:wp="http://schemas.openxmlformats.org/drawingml/2006/wordprocessingDrawing" xmlns:wpg="http://schemas.microsoft.com/office/word/2010/wordprocessingGroup" xmlns:wpi="http://schemas.microsoft.com/office/word/2010/wordprocessingInk" xmlns:wps="http://schemas.microsoft.com/office/word/2010/wordprocessingShape" xmlns:o="urn:schemas-microsoft-com:office:office" xmlns:v="urn:schemas-microsoft-com:vml" xmlns:w10="urn:schemas-microsoft-com:office:word" xmlns:w="http://schemas.openxmlformats.org/wordprocessingml/2006/main" xmlns:w14="http://schemas.microsoft.com/office/word/2010/wordml" xmlns:w15="http://schemas.microsoft.com/office/word/2012/wordml" xmlns:w16cex="http://schemas.microsoft.com/office/word/2018/wordml/cex" xmlns:w16cid="http://schemas.microsoft.com/office/word/2016/wordml/cid" xmlns:w16="http://schemas.microsoft.com/office/word/2018/wordml" xmlns:w16sdtdh="http://schemas.microsoft.com/office/word/2020/wordml/sdtdatahash" xmlns:w16sdtfl="http://schemas.microsoft.com/office/word/2024/wordml/sdtformatlock" xmlns:w16se="http://schemas.microsoft.com/office/word/2015/wordml/symex" xmlns:w16du="http://schemas.microsoft.com/office/word/2023/wordml/word16du" xmlns:wne="http://schemas.microsoft.com/office/word/2006/wordml" mc:Ignorable="w14 w15 w16se w16cid w16 w16cex w16sdtdh w16sdtfl w16du wp14">
+<w:document xmlns:wpc="http://schemas.microsoft.com/office/word/2010/wordprocessingCanvas" xmlns:cx="http://schemas.microsoft.com/office/drawing/2014/chartex" xmlns:cx1="http://schemas.microsoft.com/office/drawing/2015/9/8/chartex" xmlns:cx2="http://schemas.microsoft.com/office/drawing/2015/10/21/chartex" xmlns:cx3="http://schemas.microsoft.com/office/drawing/2016/5/9/chartex" xmlns:cx4="http://schemas.microsoft.com/office/drawing/2016/5/10/chartex" xmlns:cx5="http://schemas.microsoft.com/office/drawing/2016/5/11/chartex" xmlns:cx6="http://schemas.microsoft.com/office/drawing/2016/5/12/chartex" xmlns:cx7="http://schemas.microsoft.com/office/drawing/2016/5/13/chartex" xmlns:cx8="http://schemas.microsoft.com/office/drawing/2016/5/14/chartex" xmlns:mc="http://schemas.openxmlformats.org/markup-compatibility/2006" xmlns:aink="http://schemas.microsoft.com/office/drawing/2016/ink" xmlns:am3d="http://schemas.microsoft.com/office/drawing/2017/model3d" xmlns:o="urn:schemas-microsoft-com:office:office" xmlns:oel="http://schemas.microsoft.com/office/2019/extlst" xmlns:r="http://schemas.openxmlformats.org/officeDocument/2006/relationships" xmlns:m="http://schemas.openxmlformats.org/officeDocument/2006/math" xmlns:v="urn:schemas-microsoft-com:vml" xmlns:wp14="http://schemas.microsoft.com/office/word/2010/wordprocessingDrawing" xmlns:wp="http://schemas.openxmlformats.org/drawingml/2006/wordprocessingDrawing" xmlns:w10="urn:schemas-microsoft-com:office:word" xmlns:w="http://schemas.openxmlformats.org/wordprocessingml/2006/main" xmlns:w14="http://schemas.microsoft.com/office/word/2010/wordml" xmlns:w15="http://schemas.microsoft.com/office/word/2012/wordml" xmlns:w16cex="http://schemas.microsoft.com/office/word/2018/wordml/cex" xmlns:w16cid="http://schemas.microsoft.com/office/word/2016/wordml/cid" xmlns:w16="http://schemas.microsoft.com/office/word/2018/wordml" xmlns:w16du="http://schemas.microsoft.com/office/word/2023/wordml/word16du" xmlns:w16sdtdh="http://schemas.microsoft.com/office/word/2020/wordml/sdtdatahash" xmlns:w16sdtfl="http://schemas.microsoft.com/office/word/2024/wordml/sdtformatlock" xmlns:w16se="http://schemas.microsoft.com/office/word/2015/wordml/symex" xmlns:wpg="http://schemas.microsoft.com/office/word/2010/wordprocessingGroup" xmlns:wpi="http://schemas.microsoft.com/office/word/2010/wordprocessingInk" xmlns:wne="http://schemas.microsoft.com/office/word/2006/wordml" xmlns:wps="http://schemas.microsoft.com/office/word/2010/wordprocessingShape" mc:Ignorable="w14 w15 w16se w16cid w16 w16cex w16sdtdh w16sdtfl w16du wp14">
   <w:body>
     <w:p>
       <w:pPr>
@@ -19,14 +19,6 @@
           <w:rFonts w:eastAsia="Times New Roman" w:cs="Times New Roman"/>
           <w:szCs w:val="24"/>
         </w:rPr>
-        <w:sectPr>
-          <w:footerReference w:type="default" r:id="rId7"/>
-          <w:type w:val="continuous"/>
-          <w:pgSz w:w="12240" w:h="15840"/>
-          <w:pgMar w:top="1440" w:right="1440" w:bottom="1440" w:left="1440" w:header="720" w:footer="720" w:gutter="0"/>
-          <w:cols w:space="720"/>
-          <w:docGrid w:linePitch="299"/>
-        </w:sectPr>
       </w:pPr>
       <w:r>
         <w:rPr>
@@ -41,86 +33,50 @@
           <w:rFonts w:eastAsia="Times New Roman" w:cs="Times New Roman"/>
           <w:szCs w:val="24"/>
         </w:rPr>
-        <w:t>include_docx_</w:t>
-      </w:r>
-      <w:proofErr w:type="gramStart"/>
+        <w:t>include_docx_template</w:t>
+      </w:r>
+      <w:proofErr w:type="spellEnd"/>
       <w:r>
         <w:rPr>
           <w:rFonts w:eastAsia="Times New Roman" w:cs="Times New Roman"/>
           <w:szCs w:val="24"/>
         </w:rPr>
-        <w:t>template</w:t>
-      </w:r>
-      <w:proofErr w:type="spellEnd"/>
+        <w:t xml:space="preserve">('include_caption.docx', </w:t>
+      </w:r>
+      <w:proofErr w:type="spellStart"/>
       <w:r>
         <w:rPr>
           <w:rFonts w:eastAsia="Times New Roman" w:cs="Times New Roman"/>
           <w:szCs w:val="24"/>
         </w:rPr>
-        <w:t>(</w:t>
-      </w:r>
-      <w:proofErr w:type="gramEnd"/>
+        <w:t>caption_title</w:t>
+      </w:r>
+      <w:proofErr w:type="spellEnd"/>
       <w:r>
         <w:rPr>
           <w:rFonts w:eastAsia="Times New Roman" w:cs="Times New Roman"/>
           <w:szCs w:val="24"/>
         </w:rPr>
-        <w:t xml:space="preserve">'include_caption.docx', </w:t>
-      </w:r>
-      <w:proofErr w:type="spellStart"/>
+        <w:t>=</w:t>
+      </w:r>
       <w:r>
         <w:rPr>
           <w:rFonts w:eastAsia="Times New Roman" w:cs="Times New Roman"/>
           <w:szCs w:val="24"/>
         </w:rPr>
-        <w:t>caption_title</w:t>
-      </w:r>
-      <w:proofErr w:type="spellEnd"/>
-      <w:proofErr w:type="gramStart"/>
+        <w:t>“”</w:t>
+      </w:r>
       <w:r>
         <w:rPr>
           <w:rFonts w:eastAsia="Times New Roman" w:cs="Times New Roman"/>
           <w:szCs w:val="24"/>
         </w:rPr>
-        <w:t>=</w:t>
-      </w:r>
-      <w:r>
-        <w:rPr>
-          <w:rFonts w:eastAsia="Times New Roman" w:cs="Times New Roman"/>
-          <w:szCs w:val="24"/>
-        </w:rPr>
-        <w:t>“</w:t>
-      </w:r>
-      <w:proofErr w:type="gramEnd"/>
-      <w:r>
-        <w:rPr>
-          <w:rFonts w:eastAsia="Times New Roman" w:cs="Times New Roman"/>
-          <w:szCs w:val="24"/>
-        </w:rPr>
-        <w:t>”</w:t>
-      </w:r>
-      <w:r>
-        <w:rPr>
-          <w:rFonts w:eastAsia="Times New Roman" w:cs="Times New Roman"/>
-          <w:szCs w:val="24"/>
-        </w:rPr>
         <w:t>) }}</w:t>
       </w:r>
     </w:p>
     <w:p>
       <w:pPr>
-        <w:pStyle w:val="BodyText"/>
-        <w:sectPr>
-          <w:type w:val="continuous"/>
-          <w:pgSz w:w="12240" w:h="15840"/>
-          <w:pgMar w:top="1380" w:right="1320" w:bottom="280" w:left="1340" w:header="720" w:footer="720" w:gutter="0"/>
-          <w:cols w:space="720"/>
-        </w:sectPr>
-      </w:pPr>
-    </w:p>
-    <w:p>
-      <w:pPr>
-        <w:pStyle w:val="BodyText"/>
+        <w:spacing w:line="360" w:lineRule="auto"/>
       </w:pPr>
     </w:p>
     <w:p>
@@ -154,15 +110,7 @@
         <w:pStyle w:val="BodyText"/>
       </w:pPr>
       <w:r>
-        <w:t xml:space="preserve">We are Defendants </w:t>
-      </w:r>
-      <w:proofErr w:type="gramStart"/>
-      <w:r>
-        <w:t>{{ users</w:t>
-      </w:r>
-      <w:proofErr w:type="gramEnd"/>
-      <w:r>
-        <w:t xml:space="preserve"> }}. We are representing ourselves.</w:t>
+        <w:t>We are Defendants {{ users }}. We are representing ourselves.</w:t>
       </w:r>
     </w:p>
     <w:p>
@@ -198,21 +146,8 @@
       <w:r>
         <w:t xml:space="preserve">I, </w:t>
       </w:r>
-      <w:proofErr w:type="gramStart"/>
-      <w:r>
-        <w:t>{{ users</w:t>
-      </w:r>
-      <w:proofErr w:type="gramEnd"/>
-      <w:r>
-        <w:t>[0</w:t>
-      </w:r>
-      <w:proofErr w:type="gramStart"/>
-      <w:r>
-        <w:t>] }</w:t>
-      </w:r>
-      <w:proofErr w:type="gramEnd"/>
-      <w:r>
-        <w:t>}</w:t>
+      <w:r>
+        <w:t>{{ users[0] }}</w:t>
       </w:r>
       <w:r>
         <w:t xml:space="preserve">, am the Defendant in this </w:t>
@@ -263,27 +198,11 @@
       </w:r>
       <w:proofErr w:type="spellStart"/>
       <w:r>
-        <w:t>allegation_</w:t>
-      </w:r>
-      <w:proofErr w:type="gramStart"/>
-      <w:r>
-        <w:t>answers.complete</w:t>
-      </w:r>
-      <w:proofErr w:type="gramEnd"/>
-      <w:r>
-        <w:t>_</w:t>
-      </w:r>
-      <w:proofErr w:type="gramStart"/>
-      <w:r>
-        <w:t>elements</w:t>
+        <w:t>allegation_answers.complete_elements</w:t>
       </w:r>
       <w:proofErr w:type="spellEnd"/>
       <w:r>
-        <w:t>(</w:t>
-      </w:r>
-      <w:proofErr w:type="gramEnd"/>
-      <w:r>
-        <w:t>) %}</w:t>
+        <w:t>() %}</w:t>
       </w:r>
     </w:p>
     <w:p>
@@ -295,446 +214,215 @@
           <w:b/>
           <w:bCs/>
         </w:rPr>
-        <w:t xml:space="preserve">Paragraph </w:t>
-      </w:r>
-      <w:proofErr w:type="gramStart"/>
+        <w:t xml:space="preserve">Paragraph {{ </w:t>
+      </w:r>
+      <w:proofErr w:type="spellStart"/>
       <w:r>
         <w:rPr>
           <w:b/>
           <w:bCs/>
         </w:rPr>
-        <w:t xml:space="preserve">{{ </w:t>
-      </w:r>
-      <w:proofErr w:type="spellStart"/>
+        <w:t>loop.index</w:t>
+      </w:r>
+      <w:proofErr w:type="spellEnd"/>
       <w:r>
         <w:rPr>
           <w:b/>
           <w:bCs/>
         </w:rPr>
-        <w:t>loop</w:t>
-      </w:r>
-      <w:proofErr w:type="gramEnd"/>
+        <w:t xml:space="preserve"> }}:{% if </w:t>
+      </w:r>
+      <w:proofErr w:type="spellStart"/>
       <w:r>
         <w:rPr>
           <w:b/>
           <w:bCs/>
         </w:rPr>
-        <w:t>.</w:t>
-      </w:r>
-      <w:proofErr w:type="gramStart"/>
+        <w:t>response.choice</w:t>
+      </w:r>
+      <w:proofErr w:type="spellEnd"/>
       <w:r>
         <w:rPr>
           <w:b/>
           <w:bCs/>
         </w:rPr>
-        <w:t>index</w:t>
-      </w:r>
-      <w:proofErr w:type="spellEnd"/>
+        <w:t xml:space="preserve"> == "agree" %} I agree.{% endif %}{% if </w:t>
+      </w:r>
+      <w:proofErr w:type="spellStart"/>
       <w:r>
         <w:rPr>
           <w:b/>
           <w:bCs/>
         </w:rPr>
-        <w:t xml:space="preserve"> }}:{</w:t>
-      </w:r>
-      <w:proofErr w:type="gramEnd"/>
+        <w:t>response.choice</w:t>
+      </w:r>
+      <w:proofErr w:type="spellEnd"/>
       <w:r>
         <w:rPr>
           <w:b/>
           <w:bCs/>
         </w:rPr>
-        <w:t xml:space="preserve">% if </w:t>
+        <w:t xml:space="preserve"> == "disagree" %} I disagree. {{ </w:t>
       </w:r>
       <w:proofErr w:type="spellStart"/>
-      <w:proofErr w:type="gramStart"/>
       <w:r>
         <w:rPr>
           <w:b/>
           <w:bCs/>
         </w:rPr>
-        <w:t>response.choice</w:t>
+        <w:t>response.explanation</w:t>
       </w:r>
       <w:proofErr w:type="spellEnd"/>
-      <w:proofErr w:type="gramEnd"/>
       <w:r>
         <w:rPr>
           <w:b/>
           <w:bCs/>
         </w:rPr>
-        <w:t xml:space="preserve"> == "agree" %} I </w:t>
-      </w:r>
-      <w:proofErr w:type="gramStart"/>
+        <w:t xml:space="preserve"> }}{% endif %}{% if </w:t>
+      </w:r>
+      <w:proofErr w:type="spellStart"/>
       <w:r>
         <w:rPr>
           <w:b/>
           <w:bCs/>
         </w:rPr>
-        <w:t>agree.{</w:t>
-      </w:r>
-      <w:proofErr w:type="gramEnd"/>
+        <w:t>response.choice</w:t>
+      </w:r>
+      <w:proofErr w:type="spellEnd"/>
       <w:r>
         <w:rPr>
           <w:b/>
           <w:bCs/>
         </w:rPr>
-        <w:t xml:space="preserve">% endif </w:t>
-      </w:r>
-      <w:proofErr w:type="gramStart"/>
+        <w:t xml:space="preserve"> == "</w:t>
+      </w:r>
+      <w:proofErr w:type="spellStart"/>
       <w:r>
         <w:rPr>
           <w:b/>
           <w:bCs/>
         </w:rPr>
-        <w:t>%}{</w:t>
-      </w:r>
-      <w:proofErr w:type="gramEnd"/>
+        <w:t>agree_disagree</w:t>
+      </w:r>
+      <w:proofErr w:type="spellEnd"/>
       <w:r>
         <w:rPr>
           <w:b/>
           <w:bCs/>
         </w:rPr>
-        <w:t xml:space="preserve">% if </w:t>
+        <w:t xml:space="preserve">" %} I agree with part and disagree with part. {{ </w:t>
       </w:r>
       <w:proofErr w:type="spellStart"/>
-      <w:proofErr w:type="gramStart"/>
       <w:r>
         <w:rPr>
           <w:b/>
           <w:bCs/>
         </w:rPr>
-        <w:t>response.choice</w:t>
+        <w:t>response.explanation</w:t>
       </w:r>
       <w:proofErr w:type="spellEnd"/>
-      <w:proofErr w:type="gramEnd"/>
       <w:r>
         <w:rPr>
           <w:b/>
           <w:bCs/>
         </w:rPr>
-        <w:t xml:space="preserve"> == "disagree" %} I disagree. </w:t>
-      </w:r>
-      <w:proofErr w:type="gramStart"/>
+        <w:t xml:space="preserve"> }}{% endif %}{% if </w:t>
+      </w:r>
+      <w:proofErr w:type="spellStart"/>
       <w:r>
         <w:rPr>
           <w:b/>
           <w:bCs/>
         </w:rPr>
-        <w:t xml:space="preserve">{{ </w:t>
-      </w:r>
-      <w:proofErr w:type="spellStart"/>
+        <w:t>response.choice</w:t>
+      </w:r>
+      <w:proofErr w:type="spellEnd"/>
       <w:r>
         <w:rPr>
           <w:b/>
           <w:bCs/>
         </w:rPr>
-        <w:t>response</w:t>
-      </w:r>
-      <w:proofErr w:type="gramEnd"/>
+        <w:t xml:space="preserve"> == "</w:t>
+      </w:r>
+      <w:proofErr w:type="spellStart"/>
       <w:r>
         <w:rPr>
           <w:b/>
           <w:bCs/>
         </w:rPr>
-        <w:t>.</w:t>
-      </w:r>
-      <w:proofErr w:type="gramStart"/>
+        <w:t>dont_know</w:t>
+      </w:r>
+      <w:proofErr w:type="spellEnd"/>
       <w:r>
         <w:rPr>
           <w:b/>
           <w:bCs/>
         </w:rPr>
-        <w:t>explanation</w:t>
-      </w:r>
-      <w:proofErr w:type="spellEnd"/>
+        <w:t xml:space="preserve">" %} I don't know if this is true.{% endif %}{% if </w:t>
+      </w:r>
+      <w:proofErr w:type="spellStart"/>
       <w:r>
         <w:rPr>
           <w:b/>
           <w:bCs/>
         </w:rPr>
-        <w:t xml:space="preserve"> }}{</w:t>
-      </w:r>
-      <w:proofErr w:type="gramEnd"/>
+        <w:t>response.choice</w:t>
+      </w:r>
+      <w:proofErr w:type="spellEnd"/>
       <w:r>
         <w:rPr>
           <w:b/>
           <w:bCs/>
         </w:rPr>
-        <w:t xml:space="preserve">% endif </w:t>
-      </w:r>
-      <w:proofErr w:type="gramStart"/>
+        <w:t xml:space="preserve"> == "</w:t>
+      </w:r>
+      <w:proofErr w:type="spellStart"/>
       <w:r>
         <w:rPr>
           <w:b/>
           <w:bCs/>
         </w:rPr>
-        <w:t>%}{</w:t>
-      </w:r>
-      <w:proofErr w:type="gramEnd"/>
+        <w:t>response_not_required</w:t>
+      </w:r>
+      <w:proofErr w:type="spellEnd"/>
       <w:r>
         <w:rPr>
           <w:b/>
           <w:bCs/>
         </w:rPr>
-        <w:t xml:space="preserve">% if </w:t>
+        <w:t>" %} No response required.{% endif %}</w:t>
+      </w:r>
+    </w:p>
+    <w:p>
+      <w:pPr>
+        <w:pStyle w:val="BodyText"/>
+      </w:pPr>
+      <w:r>
+        <w:t xml:space="preserve">{%p </w:t>
       </w:r>
       <w:proofErr w:type="spellStart"/>
-      <w:proofErr w:type="gramStart"/>
-      <w:r>
-        <w:rPr>
-          <w:b/>
-          <w:bCs/>
-        </w:rPr>
-        <w:t>response.choice</w:t>
+      <w:r>
+        <w:t>endfor</w:t>
       </w:r>
       <w:proofErr w:type="spellEnd"/>
-      <w:proofErr w:type="gramEnd"/>
-      <w:r>
-        <w:rPr>
-          <w:b/>
-          <w:bCs/>
-        </w:rPr>
-        <w:t xml:space="preserve"> == "</w:t>
+      <w:r>
+        <w:t xml:space="preserve"> %}</w:t>
+      </w:r>
+    </w:p>
+    <w:p>
+      <w:pPr>
+        <w:pStyle w:val="BodyText"/>
+      </w:pPr>
+      <w:r>
+        <w:t xml:space="preserve">{%p if </w:t>
       </w:r>
       <w:proofErr w:type="spellStart"/>
       <w:r>
-        <w:rPr>
-          <w:b/>
-          <w:bCs/>
-        </w:rPr>
-        <w:t>agree_disagree</w:t>
+        <w:t>defenses.true_values</w:t>
       </w:r>
       <w:proofErr w:type="spellEnd"/>
       <w:r>
-        <w:rPr>
-          <w:b/>
-          <w:bCs/>
-        </w:rPr>
-        <w:t xml:space="preserve">" %} I agree with part and disagree with part. </w:t>
-      </w:r>
-      <w:proofErr w:type="gramStart"/>
-      <w:r>
-        <w:rPr>
-          <w:b/>
-          <w:bCs/>
-        </w:rPr>
-        <w:t xml:space="preserve">{{ </w:t>
-      </w:r>
-      <w:proofErr w:type="spellStart"/>
-      <w:r>
-        <w:rPr>
-          <w:b/>
-          <w:bCs/>
-        </w:rPr>
-        <w:t>response</w:t>
-      </w:r>
-      <w:proofErr w:type="gramEnd"/>
-      <w:r>
-        <w:rPr>
-          <w:b/>
-          <w:bCs/>
-        </w:rPr>
-        <w:t>.</w:t>
-      </w:r>
-      <w:proofErr w:type="gramStart"/>
-      <w:r>
-        <w:rPr>
-          <w:b/>
-          <w:bCs/>
-        </w:rPr>
-        <w:t>explanation</w:t>
-      </w:r>
-      <w:proofErr w:type="spellEnd"/>
-      <w:r>
-        <w:rPr>
-          <w:b/>
-          <w:bCs/>
-        </w:rPr>
-        <w:t xml:space="preserve"> }}{</w:t>
-      </w:r>
-      <w:proofErr w:type="gramEnd"/>
-      <w:r>
-        <w:rPr>
-          <w:b/>
-          <w:bCs/>
-        </w:rPr>
-        <w:t xml:space="preserve">% endif </w:t>
-      </w:r>
-      <w:proofErr w:type="gramStart"/>
-      <w:r>
-        <w:rPr>
-          <w:b/>
-          <w:bCs/>
-        </w:rPr>
-        <w:t>%}{</w:t>
-      </w:r>
-      <w:proofErr w:type="gramEnd"/>
-      <w:r>
-        <w:rPr>
-          <w:b/>
-          <w:bCs/>
-        </w:rPr>
-        <w:t xml:space="preserve">% if </w:t>
-      </w:r>
-      <w:proofErr w:type="spellStart"/>
-      <w:proofErr w:type="gramStart"/>
-      <w:r>
-        <w:rPr>
-          <w:b/>
-          <w:bCs/>
-        </w:rPr>
-        <w:t>response.choice</w:t>
-      </w:r>
-      <w:proofErr w:type="spellEnd"/>
-      <w:proofErr w:type="gramEnd"/>
-      <w:r>
-        <w:rPr>
-          <w:b/>
-          <w:bCs/>
-        </w:rPr>
-        <w:t xml:space="preserve"> == "</w:t>
-      </w:r>
-      <w:proofErr w:type="spellStart"/>
-      <w:r>
-        <w:rPr>
-          <w:b/>
-          <w:bCs/>
-        </w:rPr>
-        <w:t>dont_know</w:t>
-      </w:r>
-      <w:proofErr w:type="spellEnd"/>
-      <w:r>
-        <w:rPr>
-          <w:b/>
-          <w:bCs/>
-        </w:rPr>
-        <w:t xml:space="preserve">" %} I don't know if this is </w:t>
-      </w:r>
-      <w:proofErr w:type="gramStart"/>
-      <w:r>
-        <w:rPr>
-          <w:b/>
-          <w:bCs/>
-        </w:rPr>
-        <w:t>true.{</w:t>
-      </w:r>
-      <w:proofErr w:type="gramEnd"/>
-      <w:r>
-        <w:rPr>
-          <w:b/>
-          <w:bCs/>
-        </w:rPr>
-        <w:t xml:space="preserve">% endif </w:t>
-      </w:r>
-      <w:proofErr w:type="gramStart"/>
-      <w:r>
-        <w:rPr>
-          <w:b/>
-          <w:bCs/>
-        </w:rPr>
-        <w:t>%}{</w:t>
-      </w:r>
-      <w:proofErr w:type="gramEnd"/>
-      <w:r>
-        <w:rPr>
-          <w:b/>
-          <w:bCs/>
-        </w:rPr>
-        <w:t xml:space="preserve">% if </w:t>
-      </w:r>
-      <w:proofErr w:type="spellStart"/>
-      <w:proofErr w:type="gramStart"/>
-      <w:r>
-        <w:rPr>
-          <w:b/>
-          <w:bCs/>
-        </w:rPr>
-        <w:t>response.choice</w:t>
-      </w:r>
-      <w:proofErr w:type="spellEnd"/>
-      <w:proofErr w:type="gramEnd"/>
-      <w:r>
-        <w:rPr>
-          <w:b/>
-          <w:bCs/>
-        </w:rPr>
-        <w:t xml:space="preserve"> == "</w:t>
-      </w:r>
-      <w:proofErr w:type="spellStart"/>
-      <w:r>
-        <w:rPr>
-          <w:b/>
-          <w:bCs/>
-        </w:rPr>
-        <w:t>response_not_required</w:t>
-      </w:r>
-      <w:proofErr w:type="spellEnd"/>
-      <w:r>
-        <w:rPr>
-          <w:b/>
-          <w:bCs/>
-        </w:rPr>
-        <w:t xml:space="preserve">" %} No response </w:t>
-      </w:r>
-      <w:proofErr w:type="gramStart"/>
-      <w:r>
-        <w:rPr>
-          <w:b/>
-          <w:bCs/>
-        </w:rPr>
-        <w:t>required.{</w:t>
-      </w:r>
-      <w:proofErr w:type="gramEnd"/>
-      <w:r>
-        <w:rPr>
-          <w:b/>
-          <w:bCs/>
-        </w:rPr>
-        <w:t>% endif %}</w:t>
-      </w:r>
-    </w:p>
-    <w:p>
-      <w:pPr>
-        <w:pStyle w:val="BodyText"/>
-      </w:pPr>
-      <w:r>
-        <w:t xml:space="preserve">{%p </w:t>
-      </w:r>
-      <w:proofErr w:type="spellStart"/>
-      <w:r>
-        <w:t>endfor</w:t>
-      </w:r>
-      <w:proofErr w:type="spellEnd"/>
-      <w:r>
-        <w:t xml:space="preserve"> %}</w:t>
-      </w:r>
-    </w:p>
-    <w:p>
-      <w:pPr>
-        <w:pStyle w:val="BodyText"/>
-      </w:pPr>
-      <w:r>
-        <w:t xml:space="preserve">{%p if </w:t>
-      </w:r>
-      <w:proofErr w:type="spellStart"/>
-      <w:proofErr w:type="gramStart"/>
-      <w:r>
-        <w:t>defenses.true</w:t>
-      </w:r>
-      <w:proofErr w:type="gramEnd"/>
-      <w:r>
-        <w:t>_</w:t>
-      </w:r>
-      <w:proofErr w:type="gramStart"/>
-      <w:r>
-        <w:t>values</w:t>
-      </w:r>
-      <w:proofErr w:type="spellEnd"/>
-      <w:r>
-        <w:t>(</w:t>
-      </w:r>
-      <w:proofErr w:type="gramEnd"/>
-      <w:r>
-        <w:t xml:space="preserve">) | length &gt; 0 </w:t>
+        <w:t xml:space="preserve">() | length &gt; 0 </w:t>
       </w:r>
       <w:r>
         <w:t>%}</w:t>
@@ -788,25 +476,12 @@
         <w:t xml:space="preserve">{%p for defense in </w:t>
       </w:r>
       <w:proofErr w:type="spellStart"/>
-      <w:proofErr w:type="gramStart"/>
-      <w:r>
-        <w:t>defenses.true</w:t>
-      </w:r>
-      <w:proofErr w:type="gramEnd"/>
-      <w:r>
-        <w:t>_</w:t>
-      </w:r>
-      <w:proofErr w:type="gramStart"/>
-      <w:r>
-        <w:t>values</w:t>
+      <w:r>
+        <w:t>defenses.true_values</w:t>
       </w:r>
       <w:proofErr w:type="spellEnd"/>
       <w:r>
-        <w:t>(</w:t>
-      </w:r>
-      <w:proofErr w:type="gramEnd"/>
-      <w:r>
-        <w:t>)</w:t>
+        <w:t>()</w:t>
       </w:r>
       <w:r>
         <w:t xml:space="preserve"> %}</w:t>
@@ -821,29 +496,16 @@
         </w:numPr>
         <w:outlineLvl w:val="0"/>
       </w:pPr>
-      <w:proofErr w:type="gramStart"/>
       <w:r>
         <w:t xml:space="preserve">{{ </w:t>
       </w:r>
       <w:proofErr w:type="spellStart"/>
       <w:r>
-        <w:t>defenses</w:t>
-      </w:r>
-      <w:proofErr w:type="gramEnd"/>
-      <w:r>
-        <w:t>_terms</w:t>
+        <w:t>defenses_terms</w:t>
       </w:r>
       <w:proofErr w:type="spellEnd"/>
       <w:r>
-        <w:t>[defense</w:t>
-      </w:r>
-      <w:proofErr w:type="gramStart"/>
-      <w:r>
-        <w:t>] }</w:t>
-      </w:r>
-      <w:proofErr w:type="gramEnd"/>
-      <w:r>
-        <w:t>}</w:t>
+        <w:t>[defense] }}</w:t>
       </w:r>
     </w:p>
     <w:p>
@@ -856,7 +518,6 @@
         <w:outlineLvl w:val="0"/>
       </w:pPr>
       <w:r>
-        <w:lastRenderedPageBreak/>
         <w:t xml:space="preserve">{%p </w:t>
       </w:r>
       <w:proofErr w:type="spellStart"/>
@@ -878,6 +539,7 @@
         <w:outlineLvl w:val="0"/>
       </w:pPr>
       <w:r>
+        <w:lastRenderedPageBreak/>
         <w:t>{</w:t>
       </w:r>
       <w:r>
@@ -910,21 +572,8 @@
         </w:numPr>
         <w:outlineLvl w:val="0"/>
       </w:pPr>
-      <w:proofErr w:type="gramStart"/>
-      <w:r>
-        <w:t>{{ single</w:t>
-      </w:r>
-      <w:proofErr w:type="gramEnd"/>
-      <w:r>
-        <w:t>_paragraph(fix_punctuation(disagrees_additional_explanation)</w:t>
-      </w:r>
-      <w:proofErr w:type="gramStart"/>
-      <w:r>
-        <w:t>) }</w:t>
-      </w:r>
-      <w:proofErr w:type="gramEnd"/>
-      <w:r>
-        <w:t>}</w:t>
+      <w:r>
+        <w:t>{{ single_paragraph(fix_punctuation(disagrees_additional_explanation)) }}</w:t>
       </w:r>
     </w:p>
     <w:p>
@@ -1048,31 +697,15 @@
         </w:numPr>
       </w:pPr>
       <w:r>
-        <w:t xml:space="preserve">Defendant wishes to pay the debt in full by </w:t>
-      </w:r>
-      <w:proofErr w:type="gramStart"/>
-      <w:r>
-        <w:t xml:space="preserve">{{ </w:t>
+        <w:t xml:space="preserve">Defendant wishes to pay the debt in full by {{ </w:t>
       </w:r>
       <w:proofErr w:type="spellStart"/>
       <w:r>
-        <w:t>pay</w:t>
-      </w:r>
-      <w:proofErr w:type="gramEnd"/>
-      <w:r>
-        <w:t>_in_full_</w:t>
-      </w:r>
-      <w:proofErr w:type="gramStart"/>
-      <w:r>
-        <w:t>date</w:t>
+        <w:t>pay_in_full_date</w:t>
       </w:r>
       <w:proofErr w:type="spellEnd"/>
       <w:r>
-        <w:t xml:space="preserve"> }</w:t>
-      </w:r>
-      <w:proofErr w:type="gramEnd"/>
-      <w:r>
-        <w:t>}.</w:t>
+        <w:t xml:space="preserve"> }}.</w:t>
       </w:r>
     </w:p>
     <w:p>
@@ -1108,56 +741,30 @@
       <w:r>
         <w:t xml:space="preserve"> to make installment payments every </w:t>
       </w:r>
-      <w:proofErr w:type="gramStart"/>
       <w:r>
         <w:t xml:space="preserve">{{ </w:t>
       </w:r>
       <w:proofErr w:type="spellStart"/>
       <w:r>
-        <w:t>agrees</w:t>
-      </w:r>
-      <w:proofErr w:type="gramEnd"/>
-      <w:r>
-        <w:t>_to_pay_installments_</w:t>
-      </w:r>
-      <w:proofErr w:type="gramStart"/>
-      <w:r>
-        <w:t>period</w:t>
+        <w:t>agrees_to_pay_installments_period</w:t>
       </w:r>
       <w:proofErr w:type="spellEnd"/>
       <w:r>
-        <w:t xml:space="preserve"> }</w:t>
-      </w:r>
-      <w:proofErr w:type="gramEnd"/>
-      <w:r>
-        <w:t>}</w:t>
+        <w:t xml:space="preserve"> }}</w:t>
       </w:r>
       <w:r>
         <w:t xml:space="preserve"> in the amount of </w:t>
       </w:r>
-      <w:proofErr w:type="gramStart"/>
       <w:r>
         <w:t xml:space="preserve">{{ </w:t>
       </w:r>
       <w:proofErr w:type="spellStart"/>
       <w:r>
-        <w:t>agrees</w:t>
-      </w:r>
-      <w:proofErr w:type="gramEnd"/>
-      <w:r>
-        <w:t>_to_pay_installments_</w:t>
-      </w:r>
-      <w:proofErr w:type="gramStart"/>
-      <w:r>
-        <w:t>amount</w:t>
+        <w:t>agrees_to_pay_installments_amount</w:t>
       </w:r>
       <w:proofErr w:type="spellEnd"/>
       <w:r>
-        <w:t xml:space="preserve"> }</w:t>
-      </w:r>
-      <w:proofErr w:type="gramEnd"/>
-      <w:r>
-        <w:t xml:space="preserve">} </w:t>
+        <w:t xml:space="preserve"> }} </w:t>
       </w:r>
       <w:r>
         <w:t>starting on</w:t>
@@ -1170,19 +777,11 @@
       </w:r>
       <w:proofErr w:type="spellStart"/>
       <w:r>
-        <w:t>agrees_to_pay_installments_start_</w:t>
-      </w:r>
-      <w:proofErr w:type="gramStart"/>
-      <w:r>
-        <w:t>date</w:t>
+        <w:t>agrees_to_pay_installments_start_date</w:t>
       </w:r>
       <w:proofErr w:type="spellEnd"/>
       <w:r>
-        <w:t xml:space="preserve"> }</w:t>
-      </w:r>
-      <w:proofErr w:type="gramEnd"/>
-      <w:r>
-        <w:t>}</w:t>
+        <w:t xml:space="preserve"> }}</w:t>
       </w:r>
       <w:r>
         <w:t>.</w:t>
@@ -1337,25 +936,12 @@
       <w:r>
         <w:t>other_</w:t>
       </w:r>
-      <w:proofErr w:type="gramStart"/>
-      <w:r>
-        <w:t>reliefs.complete</w:t>
-      </w:r>
-      <w:proofErr w:type="gramEnd"/>
-      <w:r>
-        <w:t>_</w:t>
-      </w:r>
-      <w:proofErr w:type="gramStart"/>
-      <w:r>
-        <w:t>elements</w:t>
+      <w:r>
+        <w:t>reliefs.complete_elements</w:t>
       </w:r>
       <w:proofErr w:type="spellEnd"/>
       <w:r>
-        <w:t>(</w:t>
-      </w:r>
-      <w:proofErr w:type="gramEnd"/>
-      <w:r>
-        <w:t>) %}</w:t>
+        <w:t>() %}</w:t>
       </w:r>
     </w:p>
     <w:p>
@@ -1368,15 +954,7 @@
         <w:outlineLvl w:val="0"/>
       </w:pPr>
       <w:r>
-        <w:t xml:space="preserve">Defendant requests: </w:t>
-      </w:r>
-      <w:proofErr w:type="gramStart"/>
-      <w:r>
-        <w:t>{{ relief.name</w:t>
-      </w:r>
-      <w:proofErr w:type="gramEnd"/>
-      <w:r>
-        <w:t xml:space="preserve"> }}</w:t>
+        <w:t>Defendant requests: {{ relief.name }}</w:t>
       </w:r>
     </w:p>
     <w:p>
@@ -1429,11 +1007,7 @@
         <w:t>ch</w:t>
       </w:r>
       <w:r>
-        <w:t xml:space="preserve"> I will also file </w:t>
-      </w:r>
-      <w:r>
-        <w:lastRenderedPageBreak/>
-        <w:t>with the court to show</w:t>
+        <w:t xml:space="preserve"> I will also file with the court to show</w:t>
       </w:r>
       <w:r>
         <w:t xml:space="preserve"> I </w:t>
@@ -1553,18 +1127,16 @@
       </w:r>
       <w:proofErr w:type="spellEnd"/>
       <w:r>
-        <w:t>('include_signature.docx'</w:t>
-      </w:r>
-      <w:proofErr w:type="gramStart"/>
-      <w:r>
-        <w:t>) }</w:t>
-      </w:r>
-      <w:proofErr w:type="gramEnd"/>
-      <w:r>
-        <w:t>}</w:t>
+        <w:t>('include_signature.docx') }}</w:t>
       </w:r>
     </w:p>
     <w:sectPr>
+      <w:headerReference w:type="even" r:id="rId7"/>
+      <w:headerReference w:type="default" r:id="rId8"/>
+      <w:footerReference w:type="even" r:id="rId9"/>
+      <w:footerReference w:type="default" r:id="rId10"/>
+      <w:headerReference w:type="first" r:id="rId11"/>
+      <w:footerReference w:type="first" r:id="rId12"/>
       <w:type w:val="continuous"/>
       <w:pgSz w:w="12240" w:h="15840"/>
       <w:pgMar w:top="1440" w:right="1440" w:bottom="1440" w:left="1440" w:header="720" w:footer="720" w:gutter="0"/>
@@ -1576,7 +1148,7 @@
 </file>
 
 <file path=word/endnotes.xml><?xml version="1.0" encoding="utf-8"?>
-<w:endnotes xmlns:wpc="http://schemas.microsoft.com/office/word/2010/wordprocessingCanvas" xmlns:cx="http://schemas.microsoft.com/office/drawing/2014/chartex" xmlns:cx1="http://schemas.microsoft.com/office/drawing/2015/9/8/chartex" xmlns:cx2="http://schemas.microsoft.com/office/drawing/2015/10/21/chartex" xmlns:cx3="http://schemas.microsoft.com/office/drawing/2016/5/9/chartex" xmlns:cx4="http://schemas.microsoft.com/office/drawing/2016/5/10/chartex" xmlns:cx5="http://schemas.microsoft.com/office/drawing/2016/5/11/chartex" xmlns:cx6="http://schemas.microsoft.com/office/drawing/2016/5/12/chartex" xmlns:cx7="http://schemas.microsoft.com/office/drawing/2016/5/13/chartex" xmlns:cx8="http://schemas.microsoft.com/office/drawing/2016/5/14/chartex" xmlns:mc="http://schemas.openxmlformats.org/markup-compatibility/2006" xmlns:m="http://schemas.openxmlformats.org/officeDocument/2006/math" xmlns:aink="http://schemas.microsoft.com/office/drawing/2016/ink" xmlns:am3d="http://schemas.microsoft.com/office/drawing/2017/model3d" xmlns:oel="http://schemas.microsoft.com/office/2019/extlst" xmlns:r="http://schemas.openxmlformats.org/officeDocument/2006/relationships" xmlns:wp14="http://schemas.microsoft.com/office/word/2010/wordprocessingDrawing" xmlns:wp="http://schemas.openxmlformats.org/drawingml/2006/wordprocessingDrawing" xmlns:wpg="http://schemas.microsoft.com/office/word/2010/wordprocessingGroup" xmlns:wpi="http://schemas.microsoft.com/office/word/2010/wordprocessingInk" xmlns:wps="http://schemas.microsoft.com/office/word/2010/wordprocessingShape" xmlns:o="urn:schemas-microsoft-com:office:office" xmlns:v="urn:schemas-microsoft-com:vml" xmlns:w10="urn:schemas-microsoft-com:office:word" xmlns:w="http://schemas.openxmlformats.org/wordprocessingml/2006/main" xmlns:w14="http://schemas.microsoft.com/office/word/2010/wordml" xmlns:w15="http://schemas.microsoft.com/office/word/2012/wordml" xmlns:w16cex="http://schemas.microsoft.com/office/word/2018/wordml/cex" xmlns:w16cid="http://schemas.microsoft.com/office/word/2016/wordml/cid" xmlns:w16="http://schemas.microsoft.com/office/word/2018/wordml" xmlns:w16sdtdh="http://schemas.microsoft.com/office/word/2020/wordml/sdtdatahash" xmlns:w16sdtfl="http://schemas.microsoft.com/office/word/2024/wordml/sdtformatlock" xmlns:w16se="http://schemas.microsoft.com/office/word/2015/wordml/symex" xmlns:w16du="http://schemas.microsoft.com/office/word/2023/wordml/word16du" xmlns:wne="http://schemas.microsoft.com/office/word/2006/wordml" mc:Ignorable="w14 w15 w16se w16cid w16 w16cex w16sdtdh w16sdtfl w16du wp14">
+<w:endnotes xmlns:wpc="http://schemas.microsoft.com/office/word/2010/wordprocessingCanvas" xmlns:cx="http://schemas.microsoft.com/office/drawing/2014/chartex" xmlns:cx1="http://schemas.microsoft.com/office/drawing/2015/9/8/chartex" xmlns:cx2="http://schemas.microsoft.com/office/drawing/2015/10/21/chartex" xmlns:cx3="http://schemas.microsoft.com/office/drawing/2016/5/9/chartex" xmlns:cx4="http://schemas.microsoft.com/office/drawing/2016/5/10/chartex" xmlns:cx5="http://schemas.microsoft.com/office/drawing/2016/5/11/chartex" xmlns:cx6="http://schemas.microsoft.com/office/drawing/2016/5/12/chartex" xmlns:cx7="http://schemas.microsoft.com/office/drawing/2016/5/13/chartex" xmlns:cx8="http://schemas.microsoft.com/office/drawing/2016/5/14/chartex" xmlns:mc="http://schemas.openxmlformats.org/markup-compatibility/2006" xmlns:aink="http://schemas.microsoft.com/office/drawing/2016/ink" xmlns:am3d="http://schemas.microsoft.com/office/drawing/2017/model3d" xmlns:o="urn:schemas-microsoft-com:office:office" xmlns:oel="http://schemas.microsoft.com/office/2019/extlst" xmlns:r="http://schemas.openxmlformats.org/officeDocument/2006/relationships" xmlns:m="http://schemas.openxmlformats.org/officeDocument/2006/math" xmlns:v="urn:schemas-microsoft-com:vml" xmlns:wp14="http://schemas.microsoft.com/office/word/2010/wordprocessingDrawing" xmlns:wp="http://schemas.openxmlformats.org/drawingml/2006/wordprocessingDrawing" xmlns:w10="urn:schemas-microsoft-com:office:word" xmlns:w="http://schemas.openxmlformats.org/wordprocessingml/2006/main" xmlns:w14="http://schemas.microsoft.com/office/word/2010/wordml" xmlns:w15="http://schemas.microsoft.com/office/word/2012/wordml" xmlns:w16cex="http://schemas.microsoft.com/office/word/2018/wordml/cex" xmlns:w16cid="http://schemas.microsoft.com/office/word/2016/wordml/cid" xmlns:w16="http://schemas.microsoft.com/office/word/2018/wordml" xmlns:w16du="http://schemas.microsoft.com/office/word/2023/wordml/word16du" xmlns:w16sdtdh="http://schemas.microsoft.com/office/word/2020/wordml/sdtdatahash" xmlns:w16sdtfl="http://schemas.microsoft.com/office/word/2024/wordml/sdtformatlock" xmlns:w16se="http://schemas.microsoft.com/office/word/2015/wordml/symex" xmlns:wpg="http://schemas.microsoft.com/office/word/2010/wordprocessingGroup" xmlns:wpi="http://schemas.microsoft.com/office/word/2010/wordprocessingInk" xmlns:wne="http://schemas.microsoft.com/office/word/2006/wordml" xmlns:wps="http://schemas.microsoft.com/office/word/2010/wordprocessingShape" mc:Ignorable="w14 w15 w16se w16cid w16 w16cex w16sdtdh w16sdtfl w16du wp14">
   <w:endnote w:type="separator" w:id="-1">
     <w:p>
       <w:r>
@@ -1595,11 +1167,22 @@
 </file>
 
 <file path=word/footer1.xml><?xml version="1.0" encoding="utf-8"?>
-<w:ftr xmlns:wpc="http://schemas.microsoft.com/office/word/2010/wordprocessingCanvas" xmlns:cx="http://schemas.microsoft.com/office/drawing/2014/chartex" xmlns:cx1="http://schemas.microsoft.com/office/drawing/2015/9/8/chartex" xmlns:cx2="http://schemas.microsoft.com/office/drawing/2015/10/21/chartex" xmlns:cx3="http://schemas.microsoft.com/office/drawing/2016/5/9/chartex" xmlns:cx4="http://schemas.microsoft.com/office/drawing/2016/5/10/chartex" xmlns:cx5="http://schemas.microsoft.com/office/drawing/2016/5/11/chartex" xmlns:cx6="http://schemas.microsoft.com/office/drawing/2016/5/12/chartex" xmlns:cx7="http://schemas.microsoft.com/office/drawing/2016/5/13/chartex" xmlns:cx8="http://schemas.microsoft.com/office/drawing/2016/5/14/chartex" xmlns:mc="http://schemas.openxmlformats.org/markup-compatibility/2006" xmlns:m="http://schemas.openxmlformats.org/officeDocument/2006/math" xmlns:aink="http://schemas.microsoft.com/office/drawing/2016/ink" xmlns:am3d="http://schemas.microsoft.com/office/drawing/2017/model3d" xmlns:oel="http://schemas.microsoft.com/office/2019/extlst" xmlns:r="http://schemas.openxmlformats.org/officeDocument/2006/relationships" xmlns:wp14="http://schemas.microsoft.com/office/word/2010/wordprocessingDrawing" xmlns:wp="http://schemas.openxmlformats.org/drawingml/2006/wordprocessingDrawing" xmlns:wpg="http://schemas.microsoft.com/office/word/2010/wordprocessingGroup" xmlns:wpi="http://schemas.microsoft.com/office/word/2010/wordprocessingInk" xmlns:wps="http://schemas.microsoft.com/office/word/2010/wordprocessingShape" xmlns:o="urn:schemas-microsoft-com:office:office" xmlns:v="urn:schemas-microsoft-com:vml" xmlns:w10="urn:schemas-microsoft-com:office:word" xmlns:w="http://schemas.openxmlformats.org/wordprocessingml/2006/main" xmlns:w14="http://schemas.microsoft.com/office/word/2010/wordml" xmlns:w15="http://schemas.microsoft.com/office/word/2012/wordml" xmlns:w16cex="http://schemas.microsoft.com/office/word/2018/wordml/cex" xmlns:w16cid="http://schemas.microsoft.com/office/word/2016/wordml/cid" xmlns:w16="http://schemas.microsoft.com/office/word/2018/wordml" xmlns:w16sdtdh="http://schemas.microsoft.com/office/word/2020/wordml/sdtdatahash" xmlns:w16sdtfl="http://schemas.microsoft.com/office/word/2024/wordml/sdtformatlock" xmlns:w16se="http://schemas.microsoft.com/office/word/2015/wordml/symex" xmlns:w16du="http://schemas.microsoft.com/office/word/2023/wordml/word16du" xmlns:wne="http://schemas.microsoft.com/office/word/2006/wordml" mc:Ignorable="w14 w15 w16se w16cid w16 w16cex w16sdtdh w16sdtfl w16du wp14">
+<w:ftr xmlns:wpc="http://schemas.microsoft.com/office/word/2010/wordprocessingCanvas" xmlns:cx="http://schemas.microsoft.com/office/drawing/2014/chartex" xmlns:cx1="http://schemas.microsoft.com/office/drawing/2015/9/8/chartex" xmlns:cx2="http://schemas.microsoft.com/office/drawing/2015/10/21/chartex" xmlns:cx3="http://schemas.microsoft.com/office/drawing/2016/5/9/chartex" xmlns:cx4="http://schemas.microsoft.com/office/drawing/2016/5/10/chartex" xmlns:cx5="http://schemas.microsoft.com/office/drawing/2016/5/11/chartex" xmlns:cx6="http://schemas.microsoft.com/office/drawing/2016/5/12/chartex" xmlns:cx7="http://schemas.microsoft.com/office/drawing/2016/5/13/chartex" xmlns:cx8="http://schemas.microsoft.com/office/drawing/2016/5/14/chartex" xmlns:mc="http://schemas.openxmlformats.org/markup-compatibility/2006" xmlns:aink="http://schemas.microsoft.com/office/drawing/2016/ink" xmlns:am3d="http://schemas.microsoft.com/office/drawing/2017/model3d" xmlns:o="urn:schemas-microsoft-com:office:office" xmlns:oel="http://schemas.microsoft.com/office/2019/extlst" xmlns:r="http://schemas.openxmlformats.org/officeDocument/2006/relationships" xmlns:m="http://schemas.openxmlformats.org/officeDocument/2006/math" xmlns:v="urn:schemas-microsoft-com:vml" xmlns:wp14="http://schemas.microsoft.com/office/word/2010/wordprocessingDrawing" xmlns:wp="http://schemas.openxmlformats.org/drawingml/2006/wordprocessingDrawing" xmlns:w10="urn:schemas-microsoft-com:office:word" xmlns:w="http://schemas.openxmlformats.org/wordprocessingml/2006/main" xmlns:w14="http://schemas.microsoft.com/office/word/2010/wordml" xmlns:w15="http://schemas.microsoft.com/office/word/2012/wordml" xmlns:w16cex="http://schemas.microsoft.com/office/word/2018/wordml/cex" xmlns:w16cid="http://schemas.microsoft.com/office/word/2016/wordml/cid" xmlns:w16="http://schemas.microsoft.com/office/word/2018/wordml" xmlns:w16du="http://schemas.microsoft.com/office/word/2023/wordml/word16du" xmlns:w16sdtdh="http://schemas.microsoft.com/office/word/2020/wordml/sdtdatahash" xmlns:w16sdtfl="http://schemas.microsoft.com/office/word/2024/wordml/sdtformatlock" xmlns:w16se="http://schemas.microsoft.com/office/word/2015/wordml/symex" xmlns:wpg="http://schemas.microsoft.com/office/word/2010/wordprocessingGroup" xmlns:wpi="http://schemas.microsoft.com/office/word/2010/wordprocessingInk" xmlns:wne="http://schemas.microsoft.com/office/word/2006/wordml" xmlns:wps="http://schemas.microsoft.com/office/word/2010/wordprocessingShape" mc:Ignorable="w14 w15 w16se w16cid w16 w16cex w16sdtdh w16sdtfl w16du wp14">
   <w:p>
     <w:pPr>
       <w:pStyle w:val="Footer"/>
-      <w:ind w:left="6600" w:hanging="6600"/>
+    </w:pPr>
+  </w:p>
+</w:ftr>
+</file>
+
+<file path=word/footer2.xml><?xml version="1.0" encoding="utf-8"?>
+<w:ftr xmlns:wpc="http://schemas.microsoft.com/office/word/2010/wordprocessingCanvas" xmlns:cx="http://schemas.microsoft.com/office/drawing/2014/chartex" xmlns:cx1="http://schemas.microsoft.com/office/drawing/2015/9/8/chartex" xmlns:cx2="http://schemas.microsoft.com/office/drawing/2015/10/21/chartex" xmlns:cx3="http://schemas.microsoft.com/office/drawing/2016/5/9/chartex" xmlns:cx4="http://schemas.microsoft.com/office/drawing/2016/5/10/chartex" xmlns:cx5="http://schemas.microsoft.com/office/drawing/2016/5/11/chartex" xmlns:cx6="http://schemas.microsoft.com/office/drawing/2016/5/12/chartex" xmlns:cx7="http://schemas.microsoft.com/office/drawing/2016/5/13/chartex" xmlns:cx8="http://schemas.microsoft.com/office/drawing/2016/5/14/chartex" xmlns:mc="http://schemas.openxmlformats.org/markup-compatibility/2006" xmlns:aink="http://schemas.microsoft.com/office/drawing/2016/ink" xmlns:am3d="http://schemas.microsoft.com/office/drawing/2017/model3d" xmlns:o="urn:schemas-microsoft-com:office:office" xmlns:oel="http://schemas.microsoft.com/office/2019/extlst" xmlns:r="http://schemas.openxmlformats.org/officeDocument/2006/relationships" xmlns:m="http://schemas.openxmlformats.org/officeDocument/2006/math" xmlns:v="urn:schemas-microsoft-com:vml" xmlns:wp14="http://schemas.microsoft.com/office/word/2010/wordprocessingDrawing" xmlns:wp="http://schemas.openxmlformats.org/drawingml/2006/wordprocessingDrawing" xmlns:w10="urn:schemas-microsoft-com:office:word" xmlns:w="http://schemas.openxmlformats.org/wordprocessingml/2006/main" xmlns:w14="http://schemas.microsoft.com/office/word/2010/wordml" xmlns:w15="http://schemas.microsoft.com/office/word/2012/wordml" xmlns:w16cex="http://schemas.microsoft.com/office/word/2018/wordml/cex" xmlns:w16cid="http://schemas.microsoft.com/office/word/2016/wordml/cid" xmlns:w16="http://schemas.microsoft.com/office/word/2018/wordml" xmlns:w16du="http://schemas.microsoft.com/office/word/2023/wordml/word16du" xmlns:w16sdtdh="http://schemas.microsoft.com/office/word/2020/wordml/sdtdatahash" xmlns:w16sdtfl="http://schemas.microsoft.com/office/word/2024/wordml/sdtformatlock" xmlns:w16se="http://schemas.microsoft.com/office/word/2015/wordml/symex" xmlns:wpg="http://schemas.microsoft.com/office/word/2010/wordprocessingGroup" xmlns:wpi="http://schemas.microsoft.com/office/word/2010/wordprocessingInk" xmlns:wne="http://schemas.microsoft.com/office/word/2006/wordml" xmlns:wps="http://schemas.microsoft.com/office/word/2010/wordprocessingShape" mc:Ignorable="w14 w15 w16se w16cid w16 w16cex w16sdtdh w16sdtfl w16du wp14">
+  <w:p>
+    <w:pPr>
+      <w:pStyle w:val="Footer"/>
+      <w:ind w:left="6480" w:hanging="6480"/>
+      <w:jc w:val="right"/>
       <w:rPr>
         <w:rFonts w:cs="Times New Roman"/>
         <w:sz w:val="20"/>
@@ -1607,12 +1190,15 @@
       </w:rPr>
     </w:pPr>
     <w:r>
+      <w:ptab w:relativeTo="margin" w:alignment="center" w:leader="none"/>
+    </w:r>
+    <w:r>
       <w:rPr>
         <w:rFonts w:cs="Times New Roman"/>
         <w:sz w:val="20"/>
         <w:szCs w:val="20"/>
       </w:rPr>
-      <w:tab/>
+      <w:t xml:space="preserve">Page </w:t>
     </w:r>
     <w:r>
       <w:rPr>
@@ -1620,7 +1206,7 @@
         <w:sz w:val="20"/>
         <w:szCs w:val="20"/>
       </w:rPr>
-      <w:t xml:space="preserve">Page </w:t>
+      <w:fldChar w:fldCharType="begin"/>
     </w:r>
     <w:r>
       <w:rPr>
@@ -1628,6 +1214,46 @@
         <w:sz w:val="20"/>
         <w:szCs w:val="20"/>
       </w:rPr>
+      <w:instrText xml:space="preserve"> PAGE  \* Arabic  \* MERGEFORMAT </w:instrText>
+    </w:r>
+    <w:r>
+      <w:rPr>
+        <w:rFonts w:cs="Times New Roman"/>
+        <w:sz w:val="20"/>
+        <w:szCs w:val="20"/>
+      </w:rPr>
+      <w:fldChar w:fldCharType="separate"/>
+    </w:r>
+    <w:r>
+      <w:rPr>
+        <w:rFonts w:cs="Times New Roman"/>
+        <w:sz w:val="20"/>
+        <w:szCs w:val="20"/>
+      </w:rPr>
+      <w:t>1</w:t>
+    </w:r>
+    <w:r>
+      <w:rPr>
+        <w:rFonts w:cs="Times New Roman"/>
+        <w:sz w:val="20"/>
+        <w:szCs w:val="20"/>
+      </w:rPr>
+      <w:fldChar w:fldCharType="end"/>
+    </w:r>
+    <w:r>
+      <w:rPr>
+        <w:rFonts w:cs="Times New Roman"/>
+        <w:sz w:val="20"/>
+        <w:szCs w:val="20"/>
+      </w:rPr>
+      <w:t xml:space="preserve"> of </w:t>
+    </w:r>
+    <w:r>
+      <w:rPr>
+        <w:rFonts w:cs="Times New Roman"/>
+        <w:sz w:val="20"/>
+        <w:szCs w:val="20"/>
+      </w:rPr>
       <w:fldChar w:fldCharType="begin"/>
     </w:r>
     <w:r>
@@ -1636,7 +1262,7 @@
         <w:sz w:val="20"/>
         <w:szCs w:val="20"/>
       </w:rPr>
-      <w:instrText xml:space="preserve"> PAGE  \* Arabic  \* MERGEFORMAT </w:instrText>
+      <w:instrText xml:space="preserve"> NUMPAGES  \* Arabic  \* MERGEFORMAT </w:instrText>
     </w:r>
     <w:r>
       <w:rPr>
@@ -1649,11 +1275,10 @@
     <w:r>
       <w:rPr>
         <w:rFonts w:cs="Times New Roman"/>
-        <w:noProof/>
         <w:sz w:val="20"/>
         <w:szCs w:val="20"/>
       </w:rPr>
-      <w:t>2</w:t>
+      <w:t>3</w:t>
     </w:r>
     <w:r>
       <w:rPr>
@@ -1662,63 +1287,6 @@
         <w:szCs w:val="20"/>
       </w:rPr>
       <w:fldChar w:fldCharType="end"/>
-    </w:r>
-    <w:r>
-      <w:rPr>
-        <w:rFonts w:cs="Times New Roman"/>
-        <w:sz w:val="20"/>
-        <w:szCs w:val="20"/>
-      </w:rPr>
-      <w:t xml:space="preserve"> of </w:t>
-    </w:r>
-    <w:r>
-      <w:rPr>
-        <w:rFonts w:cs="Times New Roman"/>
-        <w:sz w:val="20"/>
-        <w:szCs w:val="20"/>
-      </w:rPr>
-      <w:fldChar w:fldCharType="begin"/>
-    </w:r>
-    <w:r>
-      <w:rPr>
-        <w:rFonts w:cs="Times New Roman"/>
-        <w:sz w:val="20"/>
-        <w:szCs w:val="20"/>
-      </w:rPr>
-      <w:instrText xml:space="preserve"> NUMPAGES  \* Arabic  \* MERGEFORMAT </w:instrText>
-    </w:r>
-    <w:r>
-      <w:rPr>
-        <w:rFonts w:cs="Times New Roman"/>
-        <w:sz w:val="20"/>
-        <w:szCs w:val="20"/>
-      </w:rPr>
-      <w:fldChar w:fldCharType="separate"/>
-    </w:r>
-    <w:r>
-      <w:rPr>
-        <w:rFonts w:cs="Times New Roman"/>
-        <w:noProof/>
-        <w:sz w:val="20"/>
-        <w:szCs w:val="20"/>
-      </w:rPr>
-      <w:t>2</w:t>
-    </w:r>
-    <w:r>
-      <w:rPr>
-        <w:rFonts w:cs="Times New Roman"/>
-        <w:sz w:val="20"/>
-        <w:szCs w:val="20"/>
-      </w:rPr>
-      <w:fldChar w:fldCharType="end"/>
-    </w:r>
-    <w:r>
-      <w:rPr>
-        <w:rFonts w:cs="Times New Roman"/>
-        <w:sz w:val="20"/>
-        <w:szCs w:val="20"/>
-      </w:rPr>
-      <w:tab/>
     </w:r>
     <w:r>
       <w:rPr>
@@ -1752,7 +1320,7 @@
         <w:sz w:val="20"/>
         <w:szCs w:val="20"/>
       </w:rPr>
-      <w:t xml:space="preserve"> tool</w:t>
+      <w:t xml:space="preserve"> </w:t>
     </w:r>
     <w:r>
       <w:rPr>
@@ -1760,6 +1328,14 @@
         <w:sz w:val="20"/>
         <w:szCs w:val="20"/>
       </w:rPr>
+      <w:t>tool</w:t>
+    </w:r>
+    <w:r>
+      <w:rPr>
+        <w:rFonts w:cs="Times New Roman"/>
+        <w:sz w:val="20"/>
+        <w:szCs w:val="20"/>
+      </w:rPr>
       <w:br/>
     </w:r>
     <w:r>
@@ -1771,6 +1347,11 @@
       <w:t>from Legal Services Vermont</w:t>
     </w:r>
   </w:p>
+</w:ftr>
+</file>
+
+<file path=word/footer3.xml><?xml version="1.0" encoding="utf-8"?>
+<w:ftr xmlns:wpc="http://schemas.microsoft.com/office/word/2010/wordprocessingCanvas" xmlns:cx="http://schemas.microsoft.com/office/drawing/2014/chartex" xmlns:cx1="http://schemas.microsoft.com/office/drawing/2015/9/8/chartex" xmlns:cx2="http://schemas.microsoft.com/office/drawing/2015/10/21/chartex" xmlns:cx3="http://schemas.microsoft.com/office/drawing/2016/5/9/chartex" xmlns:cx4="http://schemas.microsoft.com/office/drawing/2016/5/10/chartex" xmlns:cx5="http://schemas.microsoft.com/office/drawing/2016/5/11/chartex" xmlns:cx6="http://schemas.microsoft.com/office/drawing/2016/5/12/chartex" xmlns:cx7="http://schemas.microsoft.com/office/drawing/2016/5/13/chartex" xmlns:cx8="http://schemas.microsoft.com/office/drawing/2016/5/14/chartex" xmlns:mc="http://schemas.openxmlformats.org/markup-compatibility/2006" xmlns:aink="http://schemas.microsoft.com/office/drawing/2016/ink" xmlns:am3d="http://schemas.microsoft.com/office/drawing/2017/model3d" xmlns:o="urn:schemas-microsoft-com:office:office" xmlns:oel="http://schemas.microsoft.com/office/2019/extlst" xmlns:r="http://schemas.openxmlformats.org/officeDocument/2006/relationships" xmlns:m="http://schemas.openxmlformats.org/officeDocument/2006/math" xmlns:v="urn:schemas-microsoft-com:vml" xmlns:wp14="http://schemas.microsoft.com/office/word/2010/wordprocessingDrawing" xmlns:wp="http://schemas.openxmlformats.org/drawingml/2006/wordprocessingDrawing" xmlns:w10="urn:schemas-microsoft-com:office:word" xmlns:w="http://schemas.openxmlformats.org/wordprocessingml/2006/main" xmlns:w14="http://schemas.microsoft.com/office/word/2010/wordml" xmlns:w15="http://schemas.microsoft.com/office/word/2012/wordml" xmlns:w16cex="http://schemas.microsoft.com/office/word/2018/wordml/cex" xmlns:w16cid="http://schemas.microsoft.com/office/word/2016/wordml/cid" xmlns:w16="http://schemas.microsoft.com/office/word/2018/wordml" xmlns:w16du="http://schemas.microsoft.com/office/word/2023/wordml/word16du" xmlns:w16sdtdh="http://schemas.microsoft.com/office/word/2020/wordml/sdtdatahash" xmlns:w16sdtfl="http://schemas.microsoft.com/office/word/2024/wordml/sdtformatlock" xmlns:w16se="http://schemas.microsoft.com/office/word/2015/wordml/symex" xmlns:wpg="http://schemas.microsoft.com/office/word/2010/wordprocessingGroup" xmlns:wpi="http://schemas.microsoft.com/office/word/2010/wordprocessingInk" xmlns:wne="http://schemas.microsoft.com/office/word/2006/wordml" xmlns:wps="http://schemas.microsoft.com/office/word/2010/wordprocessingShape" mc:Ignorable="w14 w15 w16se w16cid w16 w16cex w16sdtdh w16sdtfl w16du wp14">
   <w:p>
     <w:pPr>
       <w:pStyle w:val="Footer"/>
@@ -1780,7 +1361,7 @@
 </file>
 
 <file path=word/footnotes.xml><?xml version="1.0" encoding="utf-8"?>
-<w:footnotes xmlns:wpc="http://schemas.microsoft.com/office/word/2010/wordprocessingCanvas" xmlns:cx="http://schemas.microsoft.com/office/drawing/2014/chartex" xmlns:cx1="http://schemas.microsoft.com/office/drawing/2015/9/8/chartex" xmlns:cx2="http://schemas.microsoft.com/office/drawing/2015/10/21/chartex" xmlns:cx3="http://schemas.microsoft.com/office/drawing/2016/5/9/chartex" xmlns:cx4="http://schemas.microsoft.com/office/drawing/2016/5/10/chartex" xmlns:cx5="http://schemas.microsoft.com/office/drawing/2016/5/11/chartex" xmlns:cx6="http://schemas.microsoft.com/office/drawing/2016/5/12/chartex" xmlns:cx7="http://schemas.microsoft.com/office/drawing/2016/5/13/chartex" xmlns:cx8="http://schemas.microsoft.com/office/drawing/2016/5/14/chartex" xmlns:mc="http://schemas.openxmlformats.org/markup-compatibility/2006" xmlns:m="http://schemas.openxmlformats.org/officeDocument/2006/math" xmlns:aink="http://schemas.microsoft.com/office/drawing/2016/ink" xmlns:am3d="http://schemas.microsoft.com/office/drawing/2017/model3d" xmlns:oel="http://schemas.microsoft.com/office/2019/extlst" xmlns:r="http://schemas.openxmlformats.org/officeDocument/2006/relationships" xmlns:wp14="http://schemas.microsoft.com/office/word/2010/wordprocessingDrawing" xmlns:wp="http://schemas.openxmlformats.org/drawingml/2006/wordprocessingDrawing" xmlns:wpg="http://schemas.microsoft.com/office/word/2010/wordprocessingGroup" xmlns:wpi="http://schemas.microsoft.com/office/word/2010/wordprocessingInk" xmlns:wps="http://schemas.microsoft.com/office/word/2010/wordprocessingShape" xmlns:o="urn:schemas-microsoft-com:office:office" xmlns:v="urn:schemas-microsoft-com:vml" xmlns:w10="urn:schemas-microsoft-com:office:word" xmlns:w="http://schemas.openxmlformats.org/wordprocessingml/2006/main" xmlns:w14="http://schemas.microsoft.com/office/word/2010/wordml" xmlns:w15="http://schemas.microsoft.com/office/word/2012/wordml" xmlns:w16cex="http://schemas.microsoft.com/office/word/2018/wordml/cex" xmlns:w16cid="http://schemas.microsoft.com/office/word/2016/wordml/cid" xmlns:w16="http://schemas.microsoft.com/office/word/2018/wordml" xmlns:w16sdtdh="http://schemas.microsoft.com/office/word/2020/wordml/sdtdatahash" xmlns:w16sdtfl="http://schemas.microsoft.com/office/word/2024/wordml/sdtformatlock" xmlns:w16se="http://schemas.microsoft.com/office/word/2015/wordml/symex" xmlns:w16du="http://schemas.microsoft.com/office/word/2023/wordml/word16du" xmlns:wne="http://schemas.microsoft.com/office/word/2006/wordml" mc:Ignorable="w14 w15 w16se w16cid w16 w16cex w16sdtdh w16sdtfl w16du wp14">
+<w:footnotes xmlns:wpc="http://schemas.microsoft.com/office/word/2010/wordprocessingCanvas" xmlns:cx="http://schemas.microsoft.com/office/drawing/2014/chartex" xmlns:cx1="http://schemas.microsoft.com/office/drawing/2015/9/8/chartex" xmlns:cx2="http://schemas.microsoft.com/office/drawing/2015/10/21/chartex" xmlns:cx3="http://schemas.microsoft.com/office/drawing/2016/5/9/chartex" xmlns:cx4="http://schemas.microsoft.com/office/drawing/2016/5/10/chartex" xmlns:cx5="http://schemas.microsoft.com/office/drawing/2016/5/11/chartex" xmlns:cx6="http://schemas.microsoft.com/office/drawing/2016/5/12/chartex" xmlns:cx7="http://schemas.microsoft.com/office/drawing/2016/5/13/chartex" xmlns:cx8="http://schemas.microsoft.com/office/drawing/2016/5/14/chartex" xmlns:mc="http://schemas.openxmlformats.org/markup-compatibility/2006" xmlns:aink="http://schemas.microsoft.com/office/drawing/2016/ink" xmlns:am3d="http://schemas.microsoft.com/office/drawing/2017/model3d" xmlns:o="urn:schemas-microsoft-com:office:office" xmlns:oel="http://schemas.microsoft.com/office/2019/extlst" xmlns:r="http://schemas.openxmlformats.org/officeDocument/2006/relationships" xmlns:m="http://schemas.openxmlformats.org/officeDocument/2006/math" xmlns:v="urn:schemas-microsoft-com:vml" xmlns:wp14="http://schemas.microsoft.com/office/word/2010/wordprocessingDrawing" xmlns:wp="http://schemas.openxmlformats.org/drawingml/2006/wordprocessingDrawing" xmlns:w10="urn:schemas-microsoft-com:office:word" xmlns:w="http://schemas.openxmlformats.org/wordprocessingml/2006/main" xmlns:w14="http://schemas.microsoft.com/office/word/2010/wordml" xmlns:w15="http://schemas.microsoft.com/office/word/2012/wordml" xmlns:w16cex="http://schemas.microsoft.com/office/word/2018/wordml/cex" xmlns:w16cid="http://schemas.microsoft.com/office/word/2016/wordml/cid" xmlns:w16="http://schemas.microsoft.com/office/word/2018/wordml" xmlns:w16du="http://schemas.microsoft.com/office/word/2023/wordml/word16du" xmlns:w16sdtdh="http://schemas.microsoft.com/office/word/2020/wordml/sdtdatahash" xmlns:w16sdtfl="http://schemas.microsoft.com/office/word/2024/wordml/sdtformatlock" xmlns:w16se="http://schemas.microsoft.com/office/word/2015/wordml/symex" xmlns:wpg="http://schemas.microsoft.com/office/word/2010/wordprocessingGroup" xmlns:wpi="http://schemas.microsoft.com/office/word/2010/wordprocessingInk" xmlns:wne="http://schemas.microsoft.com/office/word/2006/wordml" xmlns:wps="http://schemas.microsoft.com/office/word/2010/wordprocessingShape" mc:Ignorable="w14 w15 w16se w16cid w16 w16cex w16sdtdh w16sdtfl w16du wp14">
   <w:footnote w:type="separator" w:id="-1">
     <w:p>
       <w:r>
@@ -1798,8 +1379,38 @@
 </w:footnotes>
 </file>
 
+<file path=word/header1.xml><?xml version="1.0" encoding="utf-8"?>
+<w:hdr xmlns:wpc="http://schemas.microsoft.com/office/word/2010/wordprocessingCanvas" xmlns:cx="http://schemas.microsoft.com/office/drawing/2014/chartex" xmlns:cx1="http://schemas.microsoft.com/office/drawing/2015/9/8/chartex" xmlns:cx2="http://schemas.microsoft.com/office/drawing/2015/10/21/chartex" xmlns:cx3="http://schemas.microsoft.com/office/drawing/2016/5/9/chartex" xmlns:cx4="http://schemas.microsoft.com/office/drawing/2016/5/10/chartex" xmlns:cx5="http://schemas.microsoft.com/office/drawing/2016/5/11/chartex" xmlns:cx6="http://schemas.microsoft.com/office/drawing/2016/5/12/chartex" xmlns:cx7="http://schemas.microsoft.com/office/drawing/2016/5/13/chartex" xmlns:cx8="http://schemas.microsoft.com/office/drawing/2016/5/14/chartex" xmlns:mc="http://schemas.openxmlformats.org/markup-compatibility/2006" xmlns:aink="http://schemas.microsoft.com/office/drawing/2016/ink" xmlns:am3d="http://schemas.microsoft.com/office/drawing/2017/model3d" xmlns:o="urn:schemas-microsoft-com:office:office" xmlns:oel="http://schemas.microsoft.com/office/2019/extlst" xmlns:r="http://schemas.openxmlformats.org/officeDocument/2006/relationships" xmlns:m="http://schemas.openxmlformats.org/officeDocument/2006/math" xmlns:v="urn:schemas-microsoft-com:vml" xmlns:wp14="http://schemas.microsoft.com/office/word/2010/wordprocessingDrawing" xmlns:wp="http://schemas.openxmlformats.org/drawingml/2006/wordprocessingDrawing" xmlns:w10="urn:schemas-microsoft-com:office:word" xmlns:w="http://schemas.openxmlformats.org/wordprocessingml/2006/main" xmlns:w14="http://schemas.microsoft.com/office/word/2010/wordml" xmlns:w15="http://schemas.microsoft.com/office/word/2012/wordml" xmlns:w16cex="http://schemas.microsoft.com/office/word/2018/wordml/cex" xmlns:w16cid="http://schemas.microsoft.com/office/word/2016/wordml/cid" xmlns:w16="http://schemas.microsoft.com/office/word/2018/wordml" xmlns:w16du="http://schemas.microsoft.com/office/word/2023/wordml/word16du" xmlns:w16sdtdh="http://schemas.microsoft.com/office/word/2020/wordml/sdtdatahash" xmlns:w16sdtfl="http://schemas.microsoft.com/office/word/2024/wordml/sdtformatlock" xmlns:w16se="http://schemas.microsoft.com/office/word/2015/wordml/symex" xmlns:wpg="http://schemas.microsoft.com/office/word/2010/wordprocessingGroup" xmlns:wpi="http://schemas.microsoft.com/office/word/2010/wordprocessingInk" xmlns:wne="http://schemas.microsoft.com/office/word/2006/wordml" xmlns:wps="http://schemas.microsoft.com/office/word/2010/wordprocessingShape" mc:Ignorable="w14 w15 w16se w16cid w16 w16cex w16sdtdh w16sdtfl w16du wp14">
+  <w:p>
+    <w:pPr>
+      <w:pStyle w:val="Header"/>
+    </w:pPr>
+  </w:p>
+</w:hdr>
+</file>
+
+<file path=word/header2.xml><?xml version="1.0" encoding="utf-8"?>
+<w:hdr xmlns:wpc="http://schemas.microsoft.com/office/word/2010/wordprocessingCanvas" xmlns:cx="http://schemas.microsoft.com/office/drawing/2014/chartex" xmlns:cx1="http://schemas.microsoft.com/office/drawing/2015/9/8/chartex" xmlns:cx2="http://schemas.microsoft.com/office/drawing/2015/10/21/chartex" xmlns:cx3="http://schemas.microsoft.com/office/drawing/2016/5/9/chartex" xmlns:cx4="http://schemas.microsoft.com/office/drawing/2016/5/10/chartex" xmlns:cx5="http://schemas.microsoft.com/office/drawing/2016/5/11/chartex" xmlns:cx6="http://schemas.microsoft.com/office/drawing/2016/5/12/chartex" xmlns:cx7="http://schemas.microsoft.com/office/drawing/2016/5/13/chartex" xmlns:cx8="http://schemas.microsoft.com/office/drawing/2016/5/14/chartex" xmlns:mc="http://schemas.openxmlformats.org/markup-compatibility/2006" xmlns:aink="http://schemas.microsoft.com/office/drawing/2016/ink" xmlns:am3d="http://schemas.microsoft.com/office/drawing/2017/model3d" xmlns:o="urn:schemas-microsoft-com:office:office" xmlns:oel="http://schemas.microsoft.com/office/2019/extlst" xmlns:r="http://schemas.openxmlformats.org/officeDocument/2006/relationships" xmlns:m="http://schemas.openxmlformats.org/officeDocument/2006/math" xmlns:v="urn:schemas-microsoft-com:vml" xmlns:wp14="http://schemas.microsoft.com/office/word/2010/wordprocessingDrawing" xmlns:wp="http://schemas.openxmlformats.org/drawingml/2006/wordprocessingDrawing" xmlns:w10="urn:schemas-microsoft-com:office:word" xmlns:w="http://schemas.openxmlformats.org/wordprocessingml/2006/main" xmlns:w14="http://schemas.microsoft.com/office/word/2010/wordml" xmlns:w15="http://schemas.microsoft.com/office/word/2012/wordml" xmlns:w16cex="http://schemas.microsoft.com/office/word/2018/wordml/cex" xmlns:w16cid="http://schemas.microsoft.com/office/word/2016/wordml/cid" xmlns:w16="http://schemas.microsoft.com/office/word/2018/wordml" xmlns:w16du="http://schemas.microsoft.com/office/word/2023/wordml/word16du" xmlns:w16sdtdh="http://schemas.microsoft.com/office/word/2020/wordml/sdtdatahash" xmlns:w16sdtfl="http://schemas.microsoft.com/office/word/2024/wordml/sdtformatlock" xmlns:w16se="http://schemas.microsoft.com/office/word/2015/wordml/symex" xmlns:wpg="http://schemas.microsoft.com/office/word/2010/wordprocessingGroup" xmlns:wpi="http://schemas.microsoft.com/office/word/2010/wordprocessingInk" xmlns:wne="http://schemas.microsoft.com/office/word/2006/wordml" xmlns:wps="http://schemas.microsoft.com/office/word/2010/wordprocessingShape" mc:Ignorable="w14 w15 w16se w16cid w16 w16cex w16sdtdh w16sdtfl w16du wp14">
+  <w:p>
+    <w:pPr>
+      <w:pStyle w:val="Header"/>
+    </w:pPr>
+  </w:p>
+</w:hdr>
+</file>
+
+<file path=word/header3.xml><?xml version="1.0" encoding="utf-8"?>
+<w:hdr xmlns:wpc="http://schemas.microsoft.com/office/word/2010/wordprocessingCanvas" xmlns:cx="http://schemas.microsoft.com/office/drawing/2014/chartex" xmlns:cx1="http://schemas.microsoft.com/office/drawing/2015/9/8/chartex" xmlns:cx2="http://schemas.microsoft.com/office/drawing/2015/10/21/chartex" xmlns:cx3="http://schemas.microsoft.com/office/drawing/2016/5/9/chartex" xmlns:cx4="http://schemas.microsoft.com/office/drawing/2016/5/10/chartex" xmlns:cx5="http://schemas.microsoft.com/office/drawing/2016/5/11/chartex" xmlns:cx6="http://schemas.microsoft.com/office/drawing/2016/5/12/chartex" xmlns:cx7="http://schemas.microsoft.com/office/drawing/2016/5/13/chartex" xmlns:cx8="http://schemas.microsoft.com/office/drawing/2016/5/14/chartex" xmlns:mc="http://schemas.openxmlformats.org/markup-compatibility/2006" xmlns:aink="http://schemas.microsoft.com/office/drawing/2016/ink" xmlns:am3d="http://schemas.microsoft.com/office/drawing/2017/model3d" xmlns:o="urn:schemas-microsoft-com:office:office" xmlns:oel="http://schemas.microsoft.com/office/2019/extlst" xmlns:r="http://schemas.openxmlformats.org/officeDocument/2006/relationships" xmlns:m="http://schemas.openxmlformats.org/officeDocument/2006/math" xmlns:v="urn:schemas-microsoft-com:vml" xmlns:wp14="http://schemas.microsoft.com/office/word/2010/wordprocessingDrawing" xmlns:wp="http://schemas.openxmlformats.org/drawingml/2006/wordprocessingDrawing" xmlns:w10="urn:schemas-microsoft-com:office:word" xmlns:w="http://schemas.openxmlformats.org/wordprocessingml/2006/main" xmlns:w14="http://schemas.microsoft.com/office/word/2010/wordml" xmlns:w15="http://schemas.microsoft.com/office/word/2012/wordml" xmlns:w16cex="http://schemas.microsoft.com/office/word/2018/wordml/cex" xmlns:w16cid="http://schemas.microsoft.com/office/word/2016/wordml/cid" xmlns:w16="http://schemas.microsoft.com/office/word/2018/wordml" xmlns:w16du="http://schemas.microsoft.com/office/word/2023/wordml/word16du" xmlns:w16sdtdh="http://schemas.microsoft.com/office/word/2020/wordml/sdtdatahash" xmlns:w16sdtfl="http://schemas.microsoft.com/office/word/2024/wordml/sdtformatlock" xmlns:w16se="http://schemas.microsoft.com/office/word/2015/wordml/symex" xmlns:wpg="http://schemas.microsoft.com/office/word/2010/wordprocessingGroup" xmlns:wpi="http://schemas.microsoft.com/office/word/2010/wordprocessingInk" xmlns:wne="http://schemas.microsoft.com/office/word/2006/wordml" xmlns:wps="http://schemas.microsoft.com/office/word/2010/wordprocessingShape" mc:Ignorable="w14 w15 w16se w16cid w16 w16cex w16sdtdh w16sdtfl w16du wp14">
+  <w:p>
+    <w:pPr>
+      <w:pStyle w:val="Header"/>
+    </w:pPr>
+  </w:p>
+</w:hdr>
+</file>
+
 <file path=word/numbering.xml><?xml version="1.0" encoding="utf-8"?>
-<w:numbering xmlns:wpc="http://schemas.microsoft.com/office/word/2010/wordprocessingCanvas" xmlns:cx="http://schemas.microsoft.com/office/drawing/2014/chartex" xmlns:cx1="http://schemas.microsoft.com/office/drawing/2015/9/8/chartex" xmlns:cx2="http://schemas.microsoft.com/office/drawing/2015/10/21/chartex" xmlns:cx3="http://schemas.microsoft.com/office/drawing/2016/5/9/chartex" xmlns:cx4="http://schemas.microsoft.com/office/drawing/2016/5/10/chartex" xmlns:cx5="http://schemas.microsoft.com/office/drawing/2016/5/11/chartex" xmlns:cx6="http://schemas.microsoft.com/office/drawing/2016/5/12/chartex" xmlns:cx7="http://schemas.microsoft.com/office/drawing/2016/5/13/chartex" xmlns:cx8="http://schemas.microsoft.com/office/drawing/2016/5/14/chartex" xmlns:mc="http://schemas.openxmlformats.org/markup-compatibility/2006" xmlns:m="http://schemas.openxmlformats.org/officeDocument/2006/math" xmlns:aink="http://schemas.microsoft.com/office/drawing/2016/ink" xmlns:am3d="http://schemas.microsoft.com/office/drawing/2017/model3d" xmlns:oel="http://schemas.microsoft.com/office/2019/extlst" xmlns:r="http://schemas.openxmlformats.org/officeDocument/2006/relationships" xmlns:wp14="http://schemas.microsoft.com/office/word/2010/wordprocessingDrawing" xmlns:wp="http://schemas.openxmlformats.org/drawingml/2006/wordprocessingDrawing" xmlns:wpg="http://schemas.microsoft.com/office/word/2010/wordprocessingGroup" xmlns:wpi="http://schemas.microsoft.com/office/word/2010/wordprocessingInk" xmlns:wps="http://schemas.microsoft.com/office/word/2010/wordprocessingShape" xmlns:o="urn:schemas-microsoft-com:office:office" xmlns:v="urn:schemas-microsoft-com:vml" xmlns:w10="urn:schemas-microsoft-com:office:word" xmlns:w="http://schemas.openxmlformats.org/wordprocessingml/2006/main" xmlns:w14="http://schemas.microsoft.com/office/word/2010/wordml" xmlns:w15="http://schemas.microsoft.com/office/word/2012/wordml" xmlns:w16cex="http://schemas.microsoft.com/office/word/2018/wordml/cex" xmlns:w16cid="http://schemas.microsoft.com/office/word/2016/wordml/cid" xmlns:w16="http://schemas.microsoft.com/office/word/2018/wordml" xmlns:w16sdtdh="http://schemas.microsoft.com/office/word/2020/wordml/sdtdatahash" xmlns:w16sdtfl="http://schemas.microsoft.com/office/word/2024/wordml/sdtformatlock" xmlns:w16se="http://schemas.microsoft.com/office/word/2015/wordml/symex" xmlns:w16du="http://schemas.microsoft.com/office/word/2023/wordml/word16du" xmlns:wne="http://schemas.microsoft.com/office/word/2006/wordml" mc:Ignorable="w14 w15 w16se w16cid w16 w16cex w16sdtdh w16sdtfl w16du wp14">
+<w:numbering xmlns:wpc="http://schemas.microsoft.com/office/word/2010/wordprocessingCanvas" xmlns:cx="http://schemas.microsoft.com/office/drawing/2014/chartex" xmlns:cx1="http://schemas.microsoft.com/office/drawing/2015/9/8/chartex" xmlns:cx2="http://schemas.microsoft.com/office/drawing/2015/10/21/chartex" xmlns:cx3="http://schemas.microsoft.com/office/drawing/2016/5/9/chartex" xmlns:cx4="http://schemas.microsoft.com/office/drawing/2016/5/10/chartex" xmlns:cx5="http://schemas.microsoft.com/office/drawing/2016/5/11/chartex" xmlns:cx6="http://schemas.microsoft.com/office/drawing/2016/5/12/chartex" xmlns:cx7="http://schemas.microsoft.com/office/drawing/2016/5/13/chartex" xmlns:cx8="http://schemas.microsoft.com/office/drawing/2016/5/14/chartex" xmlns:mc="http://schemas.openxmlformats.org/markup-compatibility/2006" xmlns:aink="http://schemas.microsoft.com/office/drawing/2016/ink" xmlns:am3d="http://schemas.microsoft.com/office/drawing/2017/model3d" xmlns:o="urn:schemas-microsoft-com:office:office" xmlns:oel="http://schemas.microsoft.com/office/2019/extlst" xmlns:r="http://schemas.openxmlformats.org/officeDocument/2006/relationships" xmlns:m="http://schemas.openxmlformats.org/officeDocument/2006/math" xmlns:v="urn:schemas-microsoft-com:vml" xmlns:wp14="http://schemas.microsoft.com/office/word/2010/wordprocessingDrawing" xmlns:wp="http://schemas.openxmlformats.org/drawingml/2006/wordprocessingDrawing" xmlns:w10="urn:schemas-microsoft-com:office:word" xmlns:w="http://schemas.openxmlformats.org/wordprocessingml/2006/main" xmlns:w14="http://schemas.microsoft.com/office/word/2010/wordml" xmlns:w15="http://schemas.microsoft.com/office/word/2012/wordml" xmlns:w16cex="http://schemas.microsoft.com/office/word/2018/wordml/cex" xmlns:w16cid="http://schemas.microsoft.com/office/word/2016/wordml/cid" xmlns:w16="http://schemas.microsoft.com/office/word/2018/wordml" xmlns:w16du="http://schemas.microsoft.com/office/word/2023/wordml/word16du" xmlns:w16sdtdh="http://schemas.microsoft.com/office/word/2020/wordml/sdtdatahash" xmlns:w16sdtfl="http://schemas.microsoft.com/office/word/2024/wordml/sdtformatlock" xmlns:w16se="http://schemas.microsoft.com/office/word/2015/wordml/symex" xmlns:wpg="http://schemas.microsoft.com/office/word/2010/wordprocessingGroup" xmlns:wpi="http://schemas.microsoft.com/office/word/2010/wordprocessingInk" xmlns:wne="http://schemas.microsoft.com/office/word/2006/wordml" xmlns:wps="http://schemas.microsoft.com/office/word/2010/wordprocessingShape" mc:Ignorable="w14 w15 w16se w16cid w16 w16cex w16sdtdh w16sdtfl w16du wp14">
   <w:abstractNum w:abstractNumId="0" w15:restartNumberingAfterBreak="0">
     <w:nsid w:val="25BA49ED"/>
     <w:multiLevelType w:val="hybridMultilevel"/>
@@ -3120,7 +2731,7 @@
 </file>
 
 <file path=word/styles.xml><?xml version="1.0" encoding="utf-8"?>
-<w:styles xmlns:mc="http://schemas.openxmlformats.org/markup-compatibility/2006" xmlns:r="http://schemas.openxmlformats.org/officeDocument/2006/relationships" xmlns:w="http://schemas.openxmlformats.org/wordprocessingml/2006/main" xmlns:w14="http://schemas.microsoft.com/office/word/2010/wordml" xmlns:w15="http://schemas.microsoft.com/office/word/2012/wordml" xmlns:w16cex="http://schemas.microsoft.com/office/word/2018/wordml/cex" xmlns:w16cid="http://schemas.microsoft.com/office/word/2016/wordml/cid" xmlns:w16="http://schemas.microsoft.com/office/word/2018/wordml" xmlns:w16sdtdh="http://schemas.microsoft.com/office/word/2020/wordml/sdtdatahash" xmlns:w16sdtfl="http://schemas.microsoft.com/office/word/2024/wordml/sdtformatlock" xmlns:w16se="http://schemas.microsoft.com/office/word/2015/wordml/symex" xmlns:w16du="http://schemas.microsoft.com/office/word/2023/wordml/word16du" mc:Ignorable="w14 w15 w16se w16cid w16 w16cex w16sdtdh w16sdtfl w16du">
+<w:styles xmlns:mc="http://schemas.openxmlformats.org/markup-compatibility/2006" xmlns:r="http://schemas.openxmlformats.org/officeDocument/2006/relationships" xmlns:w="http://schemas.openxmlformats.org/wordprocessingml/2006/main" xmlns:w14="http://schemas.microsoft.com/office/word/2010/wordml" xmlns:w15="http://schemas.microsoft.com/office/word/2012/wordml" xmlns:w16cex="http://schemas.microsoft.com/office/word/2018/wordml/cex" xmlns:w16cid="http://schemas.microsoft.com/office/word/2016/wordml/cid" xmlns:w16="http://schemas.microsoft.com/office/word/2018/wordml" xmlns:w16du="http://schemas.microsoft.com/office/word/2023/wordml/word16du" xmlns:w16sdtdh="http://schemas.microsoft.com/office/word/2020/wordml/sdtdatahash" xmlns:w16sdtfl="http://schemas.microsoft.com/office/word/2024/wordml/sdtformatlock" xmlns:w16se="http://schemas.microsoft.com/office/word/2015/wordml/symex" mc:Ignorable="w14 w15 w16se w16cid w16 w16cex w16sdtdh w16sdtfl w16du">
   <w:docDefaults>
     <w:rPrDefault>
       <w:rPr>

--- a/docassemble/VTSuperiorCourtDebtAnswer/data/templates/superior_court_debt_answer.docx
+++ b/docassemble/VTSuperiorCourtDebtAnswer/data/templates/superior_court_debt_answer.docx
@@ -710,21 +710,29 @@
     </w:p>
     <w:p>
       <w:pPr>
-        <w:keepNext/>
-        <w:keepLines/>
-        <w:rPr>
-          <w:rFonts w:cs="Times New Roman"/>
-          <w:bCs/>
-          <w:szCs w:val="24"/>
-        </w:rPr>
-      </w:pPr>
-      <w:r>
-        <w:rPr>
-          <w:rFonts w:cs="Times New Roman"/>
-          <w:bCs/>
-          <w:szCs w:val="24"/>
-        </w:rPr>
-        <w:t>{%p else %}</w:t>
+        <w:pStyle w:val="BodyText"/>
+      </w:pPr>
+      <w:r>
+        <w:t xml:space="preserve">{%p </w:t>
+      </w:r>
+      <w:proofErr w:type="spellStart"/>
+      <w:r>
+        <w:t>el</w:t>
+      </w:r>
+      <w:r>
+        <w:t>if</w:t>
+      </w:r>
+      <w:proofErr w:type="spellEnd"/>
+      <w:r>
+        <w:t xml:space="preserve"> payment == "</w:t>
+      </w:r>
+      <w:proofErr w:type="spellStart"/>
+      <w:r>
+        <w:t>agrees_to_pay_other</w:t>
+      </w:r>
+      <w:proofErr w:type="spellEnd"/>
+      <w:r>
+        <w:t>" %}</w:t>
       </w:r>
     </w:p>
     <w:p>
@@ -736,55 +744,21 @@
         </w:numPr>
       </w:pPr>
       <w:r>
-        <w:t>Defendant wishes</w:t>
-      </w:r>
-      <w:r>
-        <w:t xml:space="preserve"> to make installment payments every </w:t>
-      </w:r>
-      <w:r>
-        <w:t xml:space="preserve">{{ </w:t>
+        <w:t xml:space="preserve">Defendant wishes to pay the debt in </w:t>
+      </w:r>
+      <w:r>
+        <w:t>this way:</w:t>
+      </w:r>
+      <w:r>
+        <w:t xml:space="preserve"> {{ </w:t>
       </w:r>
       <w:proofErr w:type="spellStart"/>
       <w:r>
-        <w:t>agrees_to_pay_installments_period</w:t>
+        <w:t>agrees_to_pay_other_description</w:t>
       </w:r>
       <w:proofErr w:type="spellEnd"/>
       <w:r>
-        <w:t xml:space="preserve"> }}</w:t>
-      </w:r>
-      <w:r>
-        <w:t xml:space="preserve"> in the amount of </w:t>
-      </w:r>
-      <w:r>
-        <w:t xml:space="preserve">{{ </w:t>
-      </w:r>
-      <w:proofErr w:type="spellStart"/>
-      <w:r>
-        <w:t>agrees_to_pay_installments_amount</w:t>
-      </w:r>
-      <w:proofErr w:type="spellEnd"/>
-      <w:r>
-        <w:t xml:space="preserve"> }} </w:t>
-      </w:r>
-      <w:r>
-        <w:t>starting on</w:t>
-      </w:r>
-      <w:r>
-        <w:t xml:space="preserve"> </w:t>
-      </w:r>
-      <w:r>
-        <w:t>{{</w:t>
-      </w:r>
-      <w:proofErr w:type="spellStart"/>
-      <w:r>
-        <w:t>agrees_to_pay_installments_start_date</w:t>
-      </w:r>
-      <w:proofErr w:type="spellEnd"/>
-      <w:r>
-        <w:t xml:space="preserve"> }}</w:t>
-      </w:r>
-      <w:r>
-        <w:t>.</w:t>
+        <w:t xml:space="preserve"> }}.</w:t>
       </w:r>
     </w:p>
     <w:p>
@@ -803,7 +777,79 @@
           <w:bCs/>
           <w:szCs w:val="24"/>
         </w:rPr>
-        <w:t>{%p endif %}</w:t>
+        <w:t>{%p else %}</w:t>
+      </w:r>
+    </w:p>
+    <w:p>
+      <w:pPr>
+        <w:pStyle w:val="BodyText"/>
+        <w:numPr>
+          <w:ilvl w:val="0"/>
+          <w:numId w:val="4"/>
+        </w:numPr>
+      </w:pPr>
+      <w:r>
+        <w:t>Defendant wishes</w:t>
+      </w:r>
+      <w:r>
+        <w:t xml:space="preserve"> to make installment payments every </w:t>
+      </w:r>
+      <w:r>
+        <w:t xml:space="preserve">{{ </w:t>
+      </w:r>
+      <w:proofErr w:type="spellStart"/>
+      <w:r>
+        <w:t>agrees_to_pay_installments_period</w:t>
+      </w:r>
+      <w:proofErr w:type="spellEnd"/>
+      <w:r>
+        <w:t xml:space="preserve"> }}</w:t>
+      </w:r>
+      <w:r>
+        <w:t xml:space="preserve"> in the amount of </w:t>
+      </w:r>
+      <w:r>
+        <w:t xml:space="preserve">{{ </w:t>
+      </w:r>
+      <w:r>
+        <w:t>"$%.2f"</w:t>
+      </w:r>
+      <w:r>
+        <w:t>|</w:t>
+      </w:r>
+      <w:r>
+        <w:t>format(</w:t>
+      </w:r>
+      <w:proofErr w:type="spellStart"/>
+      <w:r>
+        <w:t>agrees_to_pay_installments_amount</w:t>
+      </w:r>
+      <w:proofErr w:type="spellEnd"/>
+      <w:r>
+        <w:t>)</w:t>
+      </w:r>
+      <w:r>
+        <w:t xml:space="preserve"> }} </w:t>
+      </w:r>
+      <w:r>
+        <w:t>starting on</w:t>
+      </w:r>
+      <w:r>
+        <w:t xml:space="preserve"> </w:t>
+      </w:r>
+      <w:r>
+        <w:t>{{</w:t>
+      </w:r>
+      <w:proofErr w:type="spellStart"/>
+      <w:r>
+        <w:t>agrees_to_pay_installments_start_date</w:t>
+      </w:r>
+      <w:proofErr w:type="spellEnd"/>
+      <w:r>
+        <w:t xml:space="preserve"> }}</w:t>
+      </w:r>
+      <w:r>
+        <w:t>.</w:t>
       </w:r>
     </w:p>
     <w:p>
@@ -827,10 +873,38 @@
     </w:p>
     <w:p>
       <w:pPr>
-        <w:pStyle w:val="BodyText"/>
-      </w:pPr>
-      <w:r>
-        <w:t xml:space="preserve">{%p if </w:t>
+        <w:keepNext/>
+        <w:keepLines/>
+        <w:rPr>
+          <w:rFonts w:cs="Times New Roman"/>
+          <w:bCs/>
+          <w:szCs w:val="24"/>
+        </w:rPr>
+      </w:pPr>
+      <w:r>
+        <w:rPr>
+          <w:rFonts w:cs="Times New Roman"/>
+          <w:bCs/>
+          <w:szCs w:val="24"/>
+        </w:rPr>
+        <w:t>{%p endif %}</w:t>
+      </w:r>
+    </w:p>
+    <w:p>
+      <w:pPr>
+        <w:pStyle w:val="BodyText"/>
+      </w:pPr>
+      <w:r>
+        <w:t>{%p if</w:t>
+      </w:r>
+      <w:r>
+        <w:t xml:space="preserve"> not </w:t>
+      </w:r>
+      <w:r>
+        <w:t xml:space="preserve">defined("payment") </w:t>
+      </w:r>
+      <w:r>
+        <w:t xml:space="preserve">and </w:t>
       </w:r>
       <w:proofErr w:type="spellStart"/>
       <w:r>
@@ -992,7 +1066,11 @@
         <w:t>ing</w:t>
       </w:r>
       <w:r>
-        <w:t xml:space="preserve"> a copy of this Answer (and any attachments) to every party in the case (Plaintiffs and Defendants)</w:t>
+        <w:t xml:space="preserve"> a copy of this Answer (and any attachments) to every party in the case </w:t>
+      </w:r>
+      <w:r>
+        <w:lastRenderedPageBreak/>
+        <w:t>(Plaintiffs and Defendants)</w:t>
       </w:r>
       <w:r>
         <w:t xml:space="preserve">. This includes </w:t>
@@ -3414,6 +3492,34 @@
       <w:lang w:bidi="en-US"/>
     </w:rPr>
   </w:style>
+  <w:style w:type="paragraph" w:styleId="HTMLPreformatted">
+    <w:name w:val="HTML Preformatted"/>
+    <w:basedOn w:val="Normal"/>
+    <w:link w:val="HTMLPreformattedChar"/>
+    <w:uiPriority w:val="99"/>
+    <w:semiHidden/>
+    <w:unhideWhenUsed/>
+    <w:rsid w:val="002445C4"/>
+    <w:rPr>
+      <w:rFonts w:ascii="Consolas" w:hAnsi="Consolas"/>
+      <w:sz w:val="20"/>
+      <w:szCs w:val="20"/>
+    </w:rPr>
+  </w:style>
+  <w:style w:type="character" w:customStyle="1" w:styleId="HTMLPreformattedChar">
+    <w:name w:val="HTML Preformatted Char"/>
+    <w:basedOn w:val="DefaultParagraphFont"/>
+    <w:link w:val="HTMLPreformatted"/>
+    <w:uiPriority w:val="99"/>
+    <w:semiHidden/>
+    <w:rsid w:val="002445C4"/>
+    <w:rPr>
+      <w:rFonts w:ascii="Consolas" w:eastAsia="Calibri" w:hAnsi="Consolas" w:cs="Calibri"/>
+      <w:sz w:val="20"/>
+      <w:szCs w:val="20"/>
+      <w:lang w:bidi="en-US"/>
+    </w:rPr>
+  </w:style>
 </w:styles>
 </file>
 

--- a/docassemble/VTSuperiorCourtDebtAnswer/data/templates/superior_court_debt_answer.docx
+++ b/docassemble/VTSuperiorCourtDebtAnswer/data/templates/superior_court_debt_answer.docx
@@ -25,39 +25,7 @@
           <w:rFonts w:eastAsia="Times New Roman" w:cs="Times New Roman"/>
           <w:szCs w:val="24"/>
         </w:rPr>
-        <w:t xml:space="preserve">{{p </w:t>
-      </w:r>
-      <w:proofErr w:type="spellStart"/>
-      <w:r>
-        <w:rPr>
-          <w:rFonts w:eastAsia="Times New Roman" w:cs="Times New Roman"/>
-          <w:szCs w:val="24"/>
-        </w:rPr>
-        <w:t>include_docx_template</w:t>
-      </w:r>
-      <w:proofErr w:type="spellEnd"/>
-      <w:r>
-        <w:rPr>
-          <w:rFonts w:eastAsia="Times New Roman" w:cs="Times New Roman"/>
-          <w:szCs w:val="24"/>
-        </w:rPr>
-        <w:t xml:space="preserve">('include_caption.docx', </w:t>
-      </w:r>
-      <w:proofErr w:type="spellStart"/>
-      <w:r>
-        <w:rPr>
-          <w:rFonts w:eastAsia="Times New Roman" w:cs="Times New Roman"/>
-          <w:szCs w:val="24"/>
-        </w:rPr>
-        <w:t>caption_title</w:t>
-      </w:r>
-      <w:proofErr w:type="spellEnd"/>
-      <w:r>
-        <w:rPr>
-          <w:rFonts w:eastAsia="Times New Roman" w:cs="Times New Roman"/>
-          <w:szCs w:val="24"/>
-        </w:rPr>
-        <w:t>=</w:t>
+        <w:t>{{p include_docx_template('include_caption.docx', caption_title=</w:t>
       </w:r>
       <w:r>
         <w:rPr>
@@ -194,15 +162,7 @@
         <w:pStyle w:val="BodyText"/>
       </w:pPr>
       <w:r>
-        <w:t xml:space="preserve">{%p for response in </w:t>
-      </w:r>
-      <w:proofErr w:type="spellStart"/>
-      <w:r>
-        <w:t>allegation_answers.complete_elements</w:t>
-      </w:r>
-      <w:proofErr w:type="spellEnd"/>
-      <w:r>
-        <w:t>() %}</w:t>
+        <w:t>{%p for response in allegation_answers.complete_elements() %}</w:t>
       </w:r>
     </w:p>
     <w:p>
@@ -214,199 +174,15 @@
           <w:b/>
           <w:bCs/>
         </w:rPr>
-        <w:t xml:space="preserve">Paragraph {{ </w:t>
-      </w:r>
-      <w:proofErr w:type="spellStart"/>
-      <w:r>
-        <w:rPr>
-          <w:b/>
-          <w:bCs/>
-        </w:rPr>
-        <w:t>loop.index</w:t>
-      </w:r>
-      <w:proofErr w:type="spellEnd"/>
-      <w:r>
-        <w:rPr>
-          <w:b/>
-          <w:bCs/>
-        </w:rPr>
-        <w:t xml:space="preserve"> }}:{% if </w:t>
-      </w:r>
-      <w:proofErr w:type="spellStart"/>
-      <w:r>
-        <w:rPr>
-          <w:b/>
-          <w:bCs/>
-        </w:rPr>
-        <w:t>response.choice</w:t>
-      </w:r>
-      <w:proofErr w:type="spellEnd"/>
-      <w:r>
-        <w:rPr>
-          <w:b/>
-          <w:bCs/>
-        </w:rPr>
-        <w:t xml:space="preserve"> == "agree" %} I agree.{% endif %}{% if </w:t>
-      </w:r>
-      <w:proofErr w:type="spellStart"/>
-      <w:r>
-        <w:rPr>
-          <w:b/>
-          <w:bCs/>
-        </w:rPr>
-        <w:t>response.choice</w:t>
-      </w:r>
-      <w:proofErr w:type="spellEnd"/>
-      <w:r>
-        <w:rPr>
-          <w:b/>
-          <w:bCs/>
-        </w:rPr>
-        <w:t xml:space="preserve"> == "disagree" %} I disagree. {{ </w:t>
-      </w:r>
-      <w:proofErr w:type="spellStart"/>
-      <w:r>
-        <w:rPr>
-          <w:b/>
-          <w:bCs/>
-        </w:rPr>
-        <w:t>response.explanation</w:t>
-      </w:r>
-      <w:proofErr w:type="spellEnd"/>
-      <w:r>
-        <w:rPr>
-          <w:b/>
-          <w:bCs/>
-        </w:rPr>
-        <w:t xml:space="preserve"> }}{% endif %}{% if </w:t>
-      </w:r>
-      <w:proofErr w:type="spellStart"/>
-      <w:r>
-        <w:rPr>
-          <w:b/>
-          <w:bCs/>
-        </w:rPr>
-        <w:t>response.choice</w:t>
-      </w:r>
-      <w:proofErr w:type="spellEnd"/>
-      <w:r>
-        <w:rPr>
-          <w:b/>
-          <w:bCs/>
-        </w:rPr>
-        <w:t xml:space="preserve"> == "</w:t>
-      </w:r>
-      <w:proofErr w:type="spellStart"/>
-      <w:r>
-        <w:rPr>
-          <w:b/>
-          <w:bCs/>
-        </w:rPr>
-        <w:t>agree_disagree</w:t>
-      </w:r>
-      <w:proofErr w:type="spellEnd"/>
-      <w:r>
-        <w:rPr>
-          <w:b/>
-          <w:bCs/>
-        </w:rPr>
-        <w:t xml:space="preserve">" %} I agree with part and disagree with part. {{ </w:t>
-      </w:r>
-      <w:proofErr w:type="spellStart"/>
-      <w:r>
-        <w:rPr>
-          <w:b/>
-          <w:bCs/>
-        </w:rPr>
-        <w:t>response.explanation</w:t>
-      </w:r>
-      <w:proofErr w:type="spellEnd"/>
-      <w:r>
-        <w:rPr>
-          <w:b/>
-          <w:bCs/>
-        </w:rPr>
-        <w:t xml:space="preserve"> }}{% endif %}{% if </w:t>
-      </w:r>
-      <w:proofErr w:type="spellStart"/>
-      <w:r>
-        <w:rPr>
-          <w:b/>
-          <w:bCs/>
-        </w:rPr>
-        <w:t>response.choice</w:t>
-      </w:r>
-      <w:proofErr w:type="spellEnd"/>
-      <w:r>
-        <w:rPr>
-          <w:b/>
-          <w:bCs/>
-        </w:rPr>
-        <w:t xml:space="preserve"> == "</w:t>
-      </w:r>
-      <w:proofErr w:type="spellStart"/>
-      <w:r>
-        <w:rPr>
-          <w:b/>
-          <w:bCs/>
-        </w:rPr>
-        <w:t>dont_know</w:t>
-      </w:r>
-      <w:proofErr w:type="spellEnd"/>
-      <w:r>
-        <w:rPr>
-          <w:b/>
-          <w:bCs/>
-        </w:rPr>
-        <w:t xml:space="preserve">" %} I don't know if this is true.{% endif %}{% if </w:t>
-      </w:r>
-      <w:proofErr w:type="spellStart"/>
-      <w:r>
-        <w:rPr>
-          <w:b/>
-          <w:bCs/>
-        </w:rPr>
-        <w:t>response.choice</w:t>
-      </w:r>
-      <w:proofErr w:type="spellEnd"/>
-      <w:r>
-        <w:rPr>
-          <w:b/>
-          <w:bCs/>
-        </w:rPr>
-        <w:t xml:space="preserve"> == "</w:t>
-      </w:r>
-      <w:proofErr w:type="spellStart"/>
-      <w:r>
-        <w:rPr>
-          <w:b/>
-          <w:bCs/>
-        </w:rPr>
-        <w:t>response_not_required</w:t>
-      </w:r>
-      <w:proofErr w:type="spellEnd"/>
-      <w:r>
-        <w:rPr>
-          <w:b/>
-          <w:bCs/>
-        </w:rPr>
-        <w:t>" %} No response required.{% endif %}</w:t>
-      </w:r>
-    </w:p>
-    <w:p>
-      <w:pPr>
-        <w:pStyle w:val="BodyText"/>
-      </w:pPr>
-      <w:r>
-        <w:t xml:space="preserve">{%p </w:t>
-      </w:r>
-      <w:proofErr w:type="spellStart"/>
-      <w:r>
-        <w:t>endfor</w:t>
-      </w:r>
-      <w:proofErr w:type="spellEnd"/>
-      <w:r>
-        <w:t xml:space="preserve"> %}</w:t>
+        <w:t>Paragraph {{ loop.index }}:{% if response.choice == "agree" %} I agree.{% endif %}{% if response.choice == "disagree" %} I disagree. {{ response.explanation }}{% endif %}{% if response.choice == "agree_disagree" %} I agree with part and disagree with part. {{ response.explanation }}{% endif %}{% if response.choice == "dont_know" %} I don't know if this is true.{% endif %}{% if response.choice == "response_not_required" %} No response required.{% endif %}</w:t>
+      </w:r>
+    </w:p>
+    <w:p>
+      <w:pPr>
+        <w:pStyle w:val="BodyText"/>
+      </w:pPr>
+      <w:r>
+        <w:t>{%p endfor %}</w:t>
       </w:r>
     </w:p>
     <w:p>
@@ -416,13 +192,8 @@
       <w:r>
         <w:t xml:space="preserve">{%p if </w:t>
       </w:r>
-      <w:proofErr w:type="spellStart"/>
-      <w:r>
-        <w:t>defenses.true_values</w:t>
-      </w:r>
-      <w:proofErr w:type="spellEnd"/>
-      <w:r>
-        <w:t xml:space="preserve">() | length &gt; 0 </w:t>
+      <w:r>
+        <w:t xml:space="preserve">defenses.true_values() | length &gt; 0 </w:t>
       </w:r>
       <w:r>
         <w:t>%}</w:t>
@@ -475,13 +246,8 @@
       <w:r>
         <w:t xml:space="preserve">{%p for defense in </w:t>
       </w:r>
-      <w:proofErr w:type="spellStart"/>
-      <w:r>
-        <w:t>defenses.true_values</w:t>
-      </w:r>
-      <w:proofErr w:type="spellEnd"/>
-      <w:r>
-        <w:t>()</w:t>
+      <w:r>
+        <w:t>defenses.true_values()</w:t>
       </w:r>
       <w:r>
         <w:t xml:space="preserve"> %}</w:t>
@@ -497,15 +263,7 @@
         <w:outlineLvl w:val="0"/>
       </w:pPr>
       <w:r>
-        <w:t xml:space="preserve">{{ </w:t>
-      </w:r>
-      <w:proofErr w:type="spellStart"/>
-      <w:r>
-        <w:t>defenses_terms</w:t>
-      </w:r>
-      <w:proofErr w:type="spellEnd"/>
-      <w:r>
-        <w:t>[defense] }}</w:t>
+        <w:t>{{ defenses_terms[defense] }}</w:t>
       </w:r>
     </w:p>
     <w:p>
@@ -518,15 +276,7 @@
         <w:outlineLvl w:val="0"/>
       </w:pPr>
       <w:r>
-        <w:t xml:space="preserve">{%p </w:t>
-      </w:r>
-      <w:proofErr w:type="spellStart"/>
-      <w:r>
-        <w:t>endfor</w:t>
-      </w:r>
-      <w:proofErr w:type="spellEnd"/>
-      <w:r>
-        <w:t xml:space="preserve"> %}</w:t>
+        <w:t>{%p endfor %}</w:t>
       </w:r>
     </w:p>
     <w:p>
@@ -549,15 +299,7 @@
         <w:t>p</w:t>
       </w:r>
       <w:r>
-        <w:t xml:space="preserve"> if defined("</w:t>
-      </w:r>
-      <w:proofErr w:type="spellStart"/>
-      <w:r>
-        <w:t>disagrees_additional_explanation</w:t>
-      </w:r>
-      <w:proofErr w:type="spellEnd"/>
-      <w:r>
-        <w:t>")</w:t>
+        <w:t xml:space="preserve"> if defined("disagrees_additional_explanation")</w:t>
       </w:r>
       <w:r>
         <w:t xml:space="preserve"> %}</w:t>
@@ -677,15 +419,7 @@
         <w:t xml:space="preserve"> </w:t>
       </w:r>
       <w:r>
-        <w:t>if payment == "</w:t>
-      </w:r>
-      <w:proofErr w:type="spellStart"/>
-      <w:r>
-        <w:t>agrees_to_pay_in_full</w:t>
-      </w:r>
-      <w:proofErr w:type="spellEnd"/>
-      <w:r>
-        <w:t>" %}</w:t>
+        <w:t>if payment == "agrees_to_pay_in_full" %}</w:t>
       </w:r>
     </w:p>
     <w:p>
@@ -697,15 +431,7 @@
         </w:numPr>
       </w:pPr>
       <w:r>
-        <w:t xml:space="preserve">Defendant wishes to pay the debt in full by {{ </w:t>
-      </w:r>
-      <w:proofErr w:type="spellStart"/>
-      <w:r>
-        <w:t>pay_in_full_date</w:t>
-      </w:r>
-      <w:proofErr w:type="spellEnd"/>
-      <w:r>
-        <w:t xml:space="preserve"> }}.</w:t>
+        <w:t>Defendant wishes to pay the debt in full by {{ pay_in_full_date }}.</w:t>
       </w:r>
     </w:p>
     <w:p>
@@ -715,22 +441,15 @@
       <w:r>
         <w:t xml:space="preserve">{%p </w:t>
       </w:r>
-      <w:proofErr w:type="spellStart"/>
       <w:r>
         <w:t>el</w:t>
       </w:r>
       <w:r>
-        <w:t>if</w:t>
-      </w:r>
-      <w:proofErr w:type="spellEnd"/>
-      <w:r>
-        <w:t xml:space="preserve"> payment == "</w:t>
-      </w:r>
-      <w:proofErr w:type="spellStart"/>
+        <w:t>if payment == "</w:t>
+      </w:r>
       <w:r>
         <w:t>agrees_to_pay_other</w:t>
       </w:r>
-      <w:proofErr w:type="spellEnd"/>
       <w:r>
         <w:t>" %}</w:t>
       </w:r>
@@ -752,11 +471,9 @@
       <w:r>
         <w:t xml:space="preserve"> {{ </w:t>
       </w:r>
-      <w:proofErr w:type="spellStart"/>
       <w:r>
         <w:t>agrees_to_pay_other_description</w:t>
       </w:r>
-      <w:proofErr w:type="spellEnd"/>
       <w:r>
         <w:t xml:space="preserve"> }}.</w:t>
       </w:r>
@@ -795,22 +512,20 @@
         <w:t xml:space="preserve"> to make installment payments every </w:t>
       </w:r>
       <w:r>
+        <w:t>{{ agrees_to_pay_installments_period</w:t>
+      </w:r>
+      <w:r>
+        <w:t xml:space="preserve"> | lower</w:t>
+      </w:r>
+      <w:r>
+        <w:t xml:space="preserve"> }}</w:t>
+      </w:r>
+      <w:r>
+        <w:t xml:space="preserve"> in the amount of </w:t>
+      </w:r>
+      <w:r>
         <w:t xml:space="preserve">{{ </w:t>
       </w:r>
-      <w:proofErr w:type="spellStart"/>
-      <w:r>
-        <w:t>agrees_to_pay_installments_period</w:t>
-      </w:r>
-      <w:proofErr w:type="spellEnd"/>
-      <w:r>
-        <w:t xml:space="preserve"> }}</w:t>
-      </w:r>
-      <w:r>
-        <w:t xml:space="preserve"> in the amount of </w:t>
-      </w:r>
-      <w:r>
-        <w:t xml:space="preserve">{{ </w:t>
-      </w:r>
       <w:r>
         <w:t>"$%.2f"</w:t>
       </w:r>
@@ -820,11 +535,9 @@
       <w:r>
         <w:t>format(</w:t>
       </w:r>
-      <w:proofErr w:type="spellStart"/>
       <w:r>
         <w:t>agrees_to_pay_installments_amount</w:t>
       </w:r>
-      <w:proofErr w:type="spellEnd"/>
       <w:r>
         <w:t>)</w:t>
       </w:r>
@@ -838,15 +551,7 @@
         <w:t xml:space="preserve"> </w:t>
       </w:r>
       <w:r>
-        <w:t>{{</w:t>
-      </w:r>
-      <w:proofErr w:type="spellStart"/>
-      <w:r>
-        <w:t>agrees_to_pay_installments_start_date</w:t>
-      </w:r>
-      <w:proofErr w:type="spellEnd"/>
-      <w:r>
-        <w:t xml:space="preserve"> }}</w:t>
+        <w:t>{{agrees_to_pay_installments_start_date }}</w:t>
       </w:r>
       <w:r>
         <w:t>.</w:t>
@@ -906,13 +611,8 @@
       <w:r>
         <w:t xml:space="preserve">and </w:t>
       </w:r>
-      <w:proofErr w:type="spellStart"/>
-      <w:r>
-        <w:t>any_allegation_disputed</w:t>
-      </w:r>
-      <w:proofErr w:type="spellEnd"/>
-      <w:r>
-        <w:t xml:space="preserve"> %}</w:t>
+      <w:r>
+        <w:t>any_allegation_disputed %}</w:t>
       </w:r>
     </w:p>
     <w:p>
@@ -957,15 +657,7 @@
         <w:t xml:space="preserve"> </w:t>
       </w:r>
       <w:r>
-        <w:t xml:space="preserve">if </w:t>
-      </w:r>
-      <w:proofErr w:type="spellStart"/>
-      <w:r>
-        <w:t>wants_to_file_counterclaim</w:t>
-      </w:r>
-      <w:proofErr w:type="spellEnd"/>
-      <w:r>
-        <w:t xml:space="preserve"> %}</w:t>
+        <w:t>if wants_to_file_counterclaim %}</w:t>
       </w:r>
     </w:p>
     <w:p>
@@ -1006,16 +698,11 @@
       <w:r>
         <w:t xml:space="preserve">{%p for relief in </w:t>
       </w:r>
-      <w:proofErr w:type="spellStart"/>
       <w:r>
         <w:t>other_</w:t>
       </w:r>
       <w:r>
-        <w:t>reliefs.complete_elements</w:t>
-      </w:r>
-      <w:proofErr w:type="spellEnd"/>
-      <w:r>
-        <w:t>() %}</w:t>
+        <w:t>reliefs.complete_elements() %}</w:t>
       </w:r>
     </w:p>
     <w:p>
@@ -1036,15 +723,7 @@
         <w:pStyle w:val="BodyText"/>
       </w:pPr>
       <w:r>
-        <w:t xml:space="preserve">{%p </w:t>
-      </w:r>
-      <w:proofErr w:type="spellStart"/>
-      <w:r>
-        <w:t>endfor</w:t>
-      </w:r>
-      <w:proofErr w:type="spellEnd"/>
-      <w:r>
-        <w:t xml:space="preserve"> %}</w:t>
+        <w:t>{%p endfor %}</w:t>
       </w:r>
     </w:p>
     <w:p>
@@ -1197,15 +876,7 @@
         <w:pStyle w:val="BodyText"/>
       </w:pPr>
       <w:r>
-        <w:t xml:space="preserve">{{p </w:t>
-      </w:r>
-      <w:proofErr w:type="spellStart"/>
-      <w:r>
-        <w:t>include_docx_template</w:t>
-      </w:r>
-      <w:proofErr w:type="spellEnd"/>
-      <w:r>
-        <w:t>('include_signature.docx') }}</w:t>
+        <w:t>{{p include_docx_template('include_signature.docx') }}</w:t>
       </w:r>
     </w:p>
     <w:sectPr>
@@ -1380,18 +1051,8 @@
         <w:sz w:val="20"/>
         <w:szCs w:val="20"/>
       </w:rPr>
-      <w:t xml:space="preserve">Prepared with </w:t>
+      <w:t>Prepared with VTCourtForms</w:t>
     </w:r>
-    <w:proofErr w:type="spellStart"/>
-    <w:r>
-      <w:rPr>
-        <w:rFonts w:cs="Times New Roman"/>
-        <w:sz w:val="20"/>
-        <w:szCs w:val="20"/>
-      </w:rPr>
-      <w:t>VTCourtForms</w:t>
-    </w:r>
-    <w:proofErr w:type="spellEnd"/>
     <w:r>
       <w:rPr>
         <w:rFonts w:cs="Times New Roman"/>

--- a/docassemble/VTSuperiorCourtDebtAnswer/data/templates/superior_court_debt_answer.docx
+++ b/docassemble/VTSuperiorCourtDebtAnswer/data/templates/superior_court_debt_answer.docx
@@ -1,6 +1,6 @@
 
 <file path=word/document.xml><?xml version="1.0" encoding="utf-8"?>
-<w:document xmlns:wpc="http://schemas.microsoft.com/office/word/2010/wordprocessingCanvas" xmlns:cx="http://schemas.microsoft.com/office/drawing/2014/chartex" xmlns:cx1="http://schemas.microsoft.com/office/drawing/2015/9/8/chartex" xmlns:cx2="http://schemas.microsoft.com/office/drawing/2015/10/21/chartex" xmlns:cx3="http://schemas.microsoft.com/office/drawing/2016/5/9/chartex" xmlns:cx4="http://schemas.microsoft.com/office/drawing/2016/5/10/chartex" xmlns:cx5="http://schemas.microsoft.com/office/drawing/2016/5/11/chartex" xmlns:cx6="http://schemas.microsoft.com/office/drawing/2016/5/12/chartex" xmlns:cx7="http://schemas.microsoft.com/office/drawing/2016/5/13/chartex" xmlns:cx8="http://schemas.microsoft.com/office/drawing/2016/5/14/chartex" xmlns:mc="http://schemas.openxmlformats.org/markup-compatibility/2006" xmlns:aink="http://schemas.microsoft.com/office/drawing/2016/ink" xmlns:am3d="http://schemas.microsoft.com/office/drawing/2017/model3d" xmlns:o="urn:schemas-microsoft-com:office:office" xmlns:oel="http://schemas.microsoft.com/office/2019/extlst" xmlns:r="http://schemas.openxmlformats.org/officeDocument/2006/relationships" xmlns:m="http://schemas.openxmlformats.org/officeDocument/2006/math" xmlns:v="urn:schemas-microsoft-com:vml" xmlns:wp14="http://schemas.microsoft.com/office/word/2010/wordprocessingDrawing" xmlns:wp="http://schemas.openxmlformats.org/drawingml/2006/wordprocessingDrawing" xmlns:w10="urn:schemas-microsoft-com:office:word" xmlns:w="http://schemas.openxmlformats.org/wordprocessingml/2006/main" xmlns:w14="http://schemas.microsoft.com/office/word/2010/wordml" xmlns:w15="http://schemas.microsoft.com/office/word/2012/wordml" xmlns:w16cex="http://schemas.microsoft.com/office/word/2018/wordml/cex" xmlns:w16cid="http://schemas.microsoft.com/office/word/2016/wordml/cid" xmlns:w16="http://schemas.microsoft.com/office/word/2018/wordml" xmlns:w16du="http://schemas.microsoft.com/office/word/2023/wordml/word16du" xmlns:w16sdtdh="http://schemas.microsoft.com/office/word/2020/wordml/sdtdatahash" xmlns:w16sdtfl="http://schemas.microsoft.com/office/word/2024/wordml/sdtformatlock" xmlns:w16se="http://schemas.microsoft.com/office/word/2015/wordml/symex" xmlns:wpg="http://schemas.microsoft.com/office/word/2010/wordprocessingGroup" xmlns:wpi="http://schemas.microsoft.com/office/word/2010/wordprocessingInk" xmlns:wne="http://schemas.microsoft.com/office/word/2006/wordml" xmlns:wps="http://schemas.microsoft.com/office/word/2010/wordprocessingShape" mc:Ignorable="w14 w15 w16se w16cid w16 w16cex w16sdtdh w16sdtfl w16du wp14">
+<w:document xmlns:wpc="http://schemas.microsoft.com/office/word/2010/wordprocessingCanvas" xmlns:cx="http://schemas.microsoft.com/office/drawing/2014/chartex" xmlns:cx1="http://schemas.microsoft.com/office/drawing/2015/9/8/chartex" xmlns:cx2="http://schemas.microsoft.com/office/drawing/2015/10/21/chartex" xmlns:cx3="http://schemas.microsoft.com/office/drawing/2016/5/9/chartex" xmlns:cx4="http://schemas.microsoft.com/office/drawing/2016/5/10/chartex" xmlns:cx5="http://schemas.microsoft.com/office/drawing/2016/5/11/chartex" xmlns:cx6="http://schemas.microsoft.com/office/drawing/2016/5/12/chartex" xmlns:cx7="http://schemas.microsoft.com/office/drawing/2016/5/13/chartex" xmlns:cx8="http://schemas.microsoft.com/office/drawing/2016/5/14/chartex" xmlns:mc="http://schemas.openxmlformats.org/markup-compatibility/2006" xmlns:m="http://schemas.openxmlformats.org/officeDocument/2006/math" xmlns:aink="http://schemas.microsoft.com/office/drawing/2016/ink" xmlns:am3d="http://schemas.microsoft.com/office/drawing/2017/model3d" xmlns:oel="http://schemas.microsoft.com/office/2019/extlst" xmlns:r="http://schemas.openxmlformats.org/officeDocument/2006/relationships" xmlns:wp14="http://schemas.microsoft.com/office/word/2010/wordprocessingDrawing" xmlns:wp="http://schemas.openxmlformats.org/drawingml/2006/wordprocessingDrawing" xmlns:wpg="http://schemas.microsoft.com/office/word/2010/wordprocessingGroup" xmlns:wpi="http://schemas.microsoft.com/office/word/2010/wordprocessingInk" xmlns:wps="http://schemas.microsoft.com/office/word/2010/wordprocessingShape" xmlns:o="urn:schemas-microsoft-com:office:office" xmlns:v="urn:schemas-microsoft-com:vml" xmlns:w10="urn:schemas-microsoft-com:office:word" xmlns:w="http://schemas.openxmlformats.org/wordprocessingml/2006/main" xmlns:w14="http://schemas.microsoft.com/office/word/2010/wordml" xmlns:w15="http://schemas.microsoft.com/office/word/2012/wordml" xmlns:w16cex="http://schemas.microsoft.com/office/word/2018/wordml/cex" xmlns:w16cid="http://schemas.microsoft.com/office/word/2016/wordml/cid" xmlns:w16="http://schemas.microsoft.com/office/word/2018/wordml" xmlns:w16sdtdh="http://schemas.microsoft.com/office/word/2020/wordml/sdtdatahash" xmlns:w16sdtfl="http://schemas.microsoft.com/office/word/2024/wordml/sdtformatlock" xmlns:w16se="http://schemas.microsoft.com/office/word/2015/wordml/symex" xmlns:w16du="http://schemas.microsoft.com/office/word/2023/wordml/word16du" xmlns:wne="http://schemas.microsoft.com/office/word/2006/wordml" mc:Ignorable="w14 w15 w16se w16cid w16 w16cex w16sdtdh w16sdtfl w16du wp14">
   <w:body>
     <w:p>
       <w:pPr>
@@ -25,21 +25,87 @@
           <w:rFonts w:eastAsia="Times New Roman" w:cs="Times New Roman"/>
           <w:szCs w:val="24"/>
         </w:rPr>
-        <w:t>{{p include_docx_template('include_caption.docx', caption_title=</w:t>
-      </w:r>
+        <w:t xml:space="preserve">{{p </w:t>
+      </w:r>
+      <w:proofErr w:type="spellStart"/>
       <w:r>
         <w:rPr>
           <w:rFonts w:eastAsia="Times New Roman" w:cs="Times New Roman"/>
           <w:szCs w:val="24"/>
         </w:rPr>
-        <w:t>“”</w:t>
-      </w:r>
+        <w:t>include_docx_</w:t>
+      </w:r>
+      <w:proofErr w:type="gramStart"/>
       <w:r>
         <w:rPr>
           <w:rFonts w:eastAsia="Times New Roman" w:cs="Times New Roman"/>
           <w:szCs w:val="24"/>
         </w:rPr>
-        <w:t>) }}</w:t>
+        <w:t>template</w:t>
+      </w:r>
+      <w:proofErr w:type="spellEnd"/>
+      <w:r>
+        <w:rPr>
+          <w:rFonts w:eastAsia="Times New Roman" w:cs="Times New Roman"/>
+          <w:szCs w:val="24"/>
+        </w:rPr>
+        <w:t>(</w:t>
+      </w:r>
+      <w:proofErr w:type="gramEnd"/>
+      <w:r>
+        <w:rPr>
+          <w:rFonts w:eastAsia="Times New Roman" w:cs="Times New Roman"/>
+          <w:szCs w:val="24"/>
+        </w:rPr>
+        <w:t xml:space="preserve">'include_caption.docx', </w:t>
+      </w:r>
+      <w:proofErr w:type="spellStart"/>
+      <w:r>
+        <w:rPr>
+          <w:rFonts w:eastAsia="Times New Roman" w:cs="Times New Roman"/>
+          <w:szCs w:val="24"/>
+        </w:rPr>
+        <w:t>caption_title</w:t>
+      </w:r>
+      <w:proofErr w:type="spellEnd"/>
+      <w:proofErr w:type="gramStart"/>
+      <w:r>
+        <w:rPr>
+          <w:rFonts w:eastAsia="Times New Roman" w:cs="Times New Roman"/>
+          <w:szCs w:val="24"/>
+        </w:rPr>
+        <w:t>=</w:t>
+      </w:r>
+      <w:r>
+        <w:rPr>
+          <w:rFonts w:eastAsia="Times New Roman" w:cs="Times New Roman"/>
+          <w:szCs w:val="24"/>
+        </w:rPr>
+        <w:t>“</w:t>
+      </w:r>
+      <w:proofErr w:type="gramEnd"/>
+      <w:r>
+        <w:rPr>
+          <w:rFonts w:eastAsia="Times New Roman" w:cs="Times New Roman"/>
+          <w:szCs w:val="24"/>
+        </w:rPr>
+        <w:t>”</w:t>
+      </w:r>
+      <w:proofErr w:type="gramStart"/>
+      <w:r>
+        <w:rPr>
+          <w:rFonts w:eastAsia="Times New Roman" w:cs="Times New Roman"/>
+          <w:szCs w:val="24"/>
+        </w:rPr>
+        <w:t>) }</w:t>
+      </w:r>
+      <w:proofErr w:type="gramEnd"/>
+      <w:r>
+        <w:rPr>
+          <w:rFonts w:eastAsia="Times New Roman" w:cs="Times New Roman"/>
+          <w:szCs w:val="24"/>
+        </w:rPr>
+        <w:t>}</w:t>
       </w:r>
     </w:p>
     <w:p>
@@ -70,52 +136,23 @@
         <w:pStyle w:val="BodyText"/>
       </w:pPr>
       <w:r>
-        <w:t>{%p if users | length &gt; 1 %}</w:t>
-      </w:r>
-    </w:p>
-    <w:p>
-      <w:pPr>
-        <w:pStyle w:val="BodyText"/>
-      </w:pPr>
-      <w:r>
-        <w:t>We are Defendants {{ users }}. We are representing ourselves.</w:t>
-      </w:r>
-    </w:p>
-    <w:p>
-      <w:pPr>
-        <w:pStyle w:val="BodyText"/>
-      </w:pPr>
-    </w:p>
-    <w:p>
-      <w:pPr>
-        <w:pStyle w:val="BodyText"/>
-      </w:pPr>
-      <w:r>
-        <w:t>Here is our answer to the Complaint:</w:t>
-      </w:r>
-    </w:p>
-    <w:p>
-      <w:pPr>
-        <w:pStyle w:val="BodyText"/>
-      </w:pPr>
-      <w:r>
-        <w:t>{%p else %}</w:t>
-      </w:r>
-    </w:p>
-    <w:p>
-      <w:pPr>
-        <w:pStyle w:val="BodyText"/>
-      </w:pPr>
-    </w:p>
-    <w:p>
-      <w:pPr>
-        <w:pStyle w:val="BodyText"/>
-      </w:pPr>
-      <w:r>
         <w:t xml:space="preserve">I, </w:t>
       </w:r>
-      <w:r>
-        <w:t>{{ users[0] }}</w:t>
+      <w:proofErr w:type="gramStart"/>
+      <w:r>
+        <w:t>{{ users</w:t>
+      </w:r>
+      <w:proofErr w:type="gramEnd"/>
+      <w:r>
+        <w:t>[0</w:t>
+      </w:r>
+      <w:proofErr w:type="gramStart"/>
+      <w:r>
+        <w:t>] }</w:t>
+      </w:r>
+      <w:proofErr w:type="gramEnd"/>
+      <w:r>
+        <w:t>}</w:t>
       </w:r>
       <w:r>
         <w:t xml:space="preserve">, am the Defendant in this </w:t>
@@ -142,47 +179,456 @@
     </w:p>
     <w:p>
       <w:pPr>
-        <w:keepNext/>
-        <w:keepLines/>
-        <w:rPr>
-          <w:rFonts w:cs="Times New Roman"/>
-        </w:rPr>
-      </w:pPr>
-      <w:r>
-        <w:rPr>
-          <w:rFonts w:cs="Times New Roman"/>
-          <w:bCs/>
-          <w:szCs w:val="24"/>
-        </w:rPr>
-        <w:t>{%p endif %}</w:t>
-      </w:r>
-    </w:p>
-    <w:p>
-      <w:pPr>
-        <w:pStyle w:val="BodyText"/>
-      </w:pPr>
-      <w:r>
-        <w:t>{%p for response in allegation_answers.complete_elements() %}</w:t>
-      </w:r>
-    </w:p>
-    <w:p>
-      <w:pPr>
-        <w:pStyle w:val="BodyText"/>
-      </w:pPr>
-      <w:r>
-        <w:rPr>
-          <w:b/>
-          <w:bCs/>
-        </w:rPr>
-        <w:t>Paragraph {{ loop.index }}:{% if response.choice == "agree" %} I agree.{% endif %}{% if response.choice == "disagree" %} I disagree. {{ response.explanation }}{% endif %}{% if response.choice == "agree_disagree" %} I agree with part and disagree with part. {{ response.explanation }}{% endif %}{% if response.choice == "dont_know" %} I don't know if this is true.{% endif %}{% if response.choice == "response_not_required" %} No response required.{% endif %}</w:t>
-      </w:r>
-    </w:p>
-    <w:p>
-      <w:pPr>
-        <w:pStyle w:val="BodyText"/>
-      </w:pPr>
-      <w:r>
-        <w:t>{%p endfor %}</w:t>
+        <w:pStyle w:val="BodyText"/>
+      </w:pPr>
+      <w:r>
+        <w:t xml:space="preserve">{%p for response in </w:t>
+      </w:r>
+      <w:proofErr w:type="spellStart"/>
+      <w:r>
+        <w:t>allegation_</w:t>
+      </w:r>
+      <w:proofErr w:type="gramStart"/>
+      <w:r>
+        <w:t>answers.complete</w:t>
+      </w:r>
+      <w:proofErr w:type="gramEnd"/>
+      <w:r>
+        <w:t>_</w:t>
+      </w:r>
+      <w:proofErr w:type="gramStart"/>
+      <w:r>
+        <w:t>elements</w:t>
+      </w:r>
+      <w:proofErr w:type="spellEnd"/>
+      <w:r>
+        <w:t>(</w:t>
+      </w:r>
+      <w:proofErr w:type="gramEnd"/>
+      <w:r>
+        <w:t>) %}</w:t>
+      </w:r>
+    </w:p>
+    <w:p>
+      <w:pPr>
+        <w:pStyle w:val="BodyText"/>
+      </w:pPr>
+      <w:r>
+        <w:rPr>
+          <w:b/>
+          <w:bCs/>
+        </w:rPr>
+        <w:t xml:space="preserve">Paragraph </w:t>
+      </w:r>
+      <w:proofErr w:type="gramStart"/>
+      <w:r>
+        <w:rPr>
+          <w:b/>
+          <w:bCs/>
+        </w:rPr>
+        <w:t xml:space="preserve">{{ </w:t>
+      </w:r>
+      <w:proofErr w:type="spellStart"/>
+      <w:r>
+        <w:rPr>
+          <w:b/>
+          <w:bCs/>
+        </w:rPr>
+        <w:t>loop</w:t>
+      </w:r>
+      <w:proofErr w:type="gramEnd"/>
+      <w:r>
+        <w:rPr>
+          <w:b/>
+          <w:bCs/>
+        </w:rPr>
+        <w:t>.</w:t>
+      </w:r>
+      <w:proofErr w:type="gramStart"/>
+      <w:r>
+        <w:rPr>
+          <w:b/>
+          <w:bCs/>
+        </w:rPr>
+        <w:t>index</w:t>
+      </w:r>
+      <w:proofErr w:type="spellEnd"/>
+      <w:r>
+        <w:rPr>
+          <w:b/>
+          <w:bCs/>
+        </w:rPr>
+        <w:t xml:space="preserve"> }}:{</w:t>
+      </w:r>
+      <w:proofErr w:type="gramEnd"/>
+      <w:r>
+        <w:rPr>
+          <w:b/>
+          <w:bCs/>
+        </w:rPr>
+        <w:t xml:space="preserve">% if </w:t>
+      </w:r>
+      <w:proofErr w:type="spellStart"/>
+      <w:proofErr w:type="gramStart"/>
+      <w:r>
+        <w:rPr>
+          <w:b/>
+          <w:bCs/>
+        </w:rPr>
+        <w:t>response.choice</w:t>
+      </w:r>
+      <w:proofErr w:type="spellEnd"/>
+      <w:proofErr w:type="gramEnd"/>
+      <w:r>
+        <w:rPr>
+          <w:b/>
+          <w:bCs/>
+        </w:rPr>
+        <w:t xml:space="preserve"> == "agree" %} I </w:t>
+      </w:r>
+      <w:proofErr w:type="gramStart"/>
+      <w:r>
+        <w:rPr>
+          <w:b/>
+          <w:bCs/>
+        </w:rPr>
+        <w:t>agree.{</w:t>
+      </w:r>
+      <w:proofErr w:type="gramEnd"/>
+      <w:r>
+        <w:rPr>
+          <w:b/>
+          <w:bCs/>
+        </w:rPr>
+        <w:t xml:space="preserve">% endif </w:t>
+      </w:r>
+      <w:proofErr w:type="gramStart"/>
+      <w:r>
+        <w:rPr>
+          <w:b/>
+          <w:bCs/>
+        </w:rPr>
+        <w:t>%}{</w:t>
+      </w:r>
+      <w:proofErr w:type="gramEnd"/>
+      <w:r>
+        <w:rPr>
+          <w:b/>
+          <w:bCs/>
+        </w:rPr>
+        <w:t xml:space="preserve">% if </w:t>
+      </w:r>
+      <w:proofErr w:type="spellStart"/>
+      <w:proofErr w:type="gramStart"/>
+      <w:r>
+        <w:rPr>
+          <w:b/>
+          <w:bCs/>
+        </w:rPr>
+        <w:t>response.choice</w:t>
+      </w:r>
+      <w:proofErr w:type="spellEnd"/>
+      <w:proofErr w:type="gramEnd"/>
+      <w:r>
+        <w:rPr>
+          <w:b/>
+          <w:bCs/>
+        </w:rPr>
+        <w:t xml:space="preserve"> == "disagree" %} I disagree. </w:t>
+      </w:r>
+      <w:proofErr w:type="gramStart"/>
+      <w:r>
+        <w:rPr>
+          <w:b/>
+          <w:bCs/>
+        </w:rPr>
+        <w:t xml:space="preserve">{{ </w:t>
+      </w:r>
+      <w:proofErr w:type="spellStart"/>
+      <w:r>
+        <w:rPr>
+          <w:b/>
+          <w:bCs/>
+        </w:rPr>
+        <w:t>response</w:t>
+      </w:r>
+      <w:proofErr w:type="gramEnd"/>
+      <w:r>
+        <w:rPr>
+          <w:b/>
+          <w:bCs/>
+        </w:rPr>
+        <w:t>.</w:t>
+      </w:r>
+      <w:proofErr w:type="gramStart"/>
+      <w:r>
+        <w:rPr>
+          <w:b/>
+          <w:bCs/>
+        </w:rPr>
+        <w:t>explanation</w:t>
+      </w:r>
+      <w:proofErr w:type="spellEnd"/>
+      <w:r>
+        <w:rPr>
+          <w:b/>
+          <w:bCs/>
+        </w:rPr>
+        <w:t xml:space="preserve"> }}{</w:t>
+      </w:r>
+      <w:proofErr w:type="gramEnd"/>
+      <w:r>
+        <w:rPr>
+          <w:b/>
+          <w:bCs/>
+        </w:rPr>
+        <w:t xml:space="preserve">% endif </w:t>
+      </w:r>
+      <w:proofErr w:type="gramStart"/>
+      <w:r>
+        <w:rPr>
+          <w:b/>
+          <w:bCs/>
+        </w:rPr>
+        <w:t>%}{</w:t>
+      </w:r>
+      <w:proofErr w:type="gramEnd"/>
+      <w:r>
+        <w:rPr>
+          <w:b/>
+          <w:bCs/>
+        </w:rPr>
+        <w:t xml:space="preserve">% if </w:t>
+      </w:r>
+      <w:proofErr w:type="spellStart"/>
+      <w:proofErr w:type="gramStart"/>
+      <w:r>
+        <w:rPr>
+          <w:b/>
+          <w:bCs/>
+        </w:rPr>
+        <w:t>response.choice</w:t>
+      </w:r>
+      <w:proofErr w:type="spellEnd"/>
+      <w:proofErr w:type="gramEnd"/>
+      <w:r>
+        <w:rPr>
+          <w:b/>
+          <w:bCs/>
+        </w:rPr>
+        <w:t xml:space="preserve"> == "</w:t>
+      </w:r>
+      <w:proofErr w:type="spellStart"/>
+      <w:r>
+        <w:rPr>
+          <w:b/>
+          <w:bCs/>
+        </w:rPr>
+        <w:t>agree_disagree</w:t>
+      </w:r>
+      <w:proofErr w:type="spellEnd"/>
+      <w:r>
+        <w:rPr>
+          <w:b/>
+          <w:bCs/>
+        </w:rPr>
+        <w:t xml:space="preserve">" %} I agree with part and disagree with part. </w:t>
+      </w:r>
+      <w:proofErr w:type="gramStart"/>
+      <w:r>
+        <w:rPr>
+          <w:b/>
+          <w:bCs/>
+        </w:rPr>
+        <w:t xml:space="preserve">{{ </w:t>
+      </w:r>
+      <w:proofErr w:type="spellStart"/>
+      <w:r>
+        <w:rPr>
+          <w:b/>
+          <w:bCs/>
+        </w:rPr>
+        <w:t>response</w:t>
+      </w:r>
+      <w:proofErr w:type="gramEnd"/>
+      <w:r>
+        <w:rPr>
+          <w:b/>
+          <w:bCs/>
+        </w:rPr>
+        <w:t>.</w:t>
+      </w:r>
+      <w:proofErr w:type="gramStart"/>
+      <w:r>
+        <w:rPr>
+          <w:b/>
+          <w:bCs/>
+        </w:rPr>
+        <w:t>explanation</w:t>
+      </w:r>
+      <w:proofErr w:type="spellEnd"/>
+      <w:r>
+        <w:rPr>
+          <w:b/>
+          <w:bCs/>
+        </w:rPr>
+        <w:t xml:space="preserve"> }}{</w:t>
+      </w:r>
+      <w:proofErr w:type="gramEnd"/>
+      <w:r>
+        <w:rPr>
+          <w:b/>
+          <w:bCs/>
+        </w:rPr>
+        <w:t xml:space="preserve">% endif </w:t>
+      </w:r>
+      <w:proofErr w:type="gramStart"/>
+      <w:r>
+        <w:rPr>
+          <w:b/>
+          <w:bCs/>
+        </w:rPr>
+        <w:t>%}{</w:t>
+      </w:r>
+      <w:proofErr w:type="gramEnd"/>
+      <w:r>
+        <w:rPr>
+          <w:b/>
+          <w:bCs/>
+        </w:rPr>
+        <w:t xml:space="preserve">% if </w:t>
+      </w:r>
+      <w:proofErr w:type="spellStart"/>
+      <w:proofErr w:type="gramStart"/>
+      <w:r>
+        <w:rPr>
+          <w:b/>
+          <w:bCs/>
+        </w:rPr>
+        <w:t>response.choice</w:t>
+      </w:r>
+      <w:proofErr w:type="spellEnd"/>
+      <w:proofErr w:type="gramEnd"/>
+      <w:r>
+        <w:rPr>
+          <w:b/>
+          <w:bCs/>
+        </w:rPr>
+        <w:t xml:space="preserve"> == "</w:t>
+      </w:r>
+      <w:proofErr w:type="spellStart"/>
+      <w:r>
+        <w:rPr>
+          <w:b/>
+          <w:bCs/>
+        </w:rPr>
+        <w:t>dont_know</w:t>
+      </w:r>
+      <w:proofErr w:type="spellEnd"/>
+      <w:r>
+        <w:rPr>
+          <w:b/>
+          <w:bCs/>
+        </w:rPr>
+        <w:t xml:space="preserve">" %} I don't know if this is </w:t>
+      </w:r>
+      <w:proofErr w:type="gramStart"/>
+      <w:r>
+        <w:rPr>
+          <w:b/>
+          <w:bCs/>
+        </w:rPr>
+        <w:t>true.{</w:t>
+      </w:r>
+      <w:proofErr w:type="gramEnd"/>
+      <w:r>
+        <w:rPr>
+          <w:b/>
+          <w:bCs/>
+        </w:rPr>
+        <w:t xml:space="preserve">% endif </w:t>
+      </w:r>
+      <w:proofErr w:type="gramStart"/>
+      <w:r>
+        <w:rPr>
+          <w:b/>
+          <w:bCs/>
+        </w:rPr>
+        <w:t>%}{</w:t>
+      </w:r>
+      <w:proofErr w:type="gramEnd"/>
+      <w:r>
+        <w:rPr>
+          <w:b/>
+          <w:bCs/>
+        </w:rPr>
+        <w:t xml:space="preserve">% if </w:t>
+      </w:r>
+      <w:proofErr w:type="spellStart"/>
+      <w:proofErr w:type="gramStart"/>
+      <w:r>
+        <w:rPr>
+          <w:b/>
+          <w:bCs/>
+        </w:rPr>
+        <w:t>response.choice</w:t>
+      </w:r>
+      <w:proofErr w:type="spellEnd"/>
+      <w:proofErr w:type="gramEnd"/>
+      <w:r>
+        <w:rPr>
+          <w:b/>
+          <w:bCs/>
+        </w:rPr>
+        <w:t xml:space="preserve"> == "</w:t>
+      </w:r>
+      <w:proofErr w:type="spellStart"/>
+      <w:r>
+        <w:rPr>
+          <w:b/>
+          <w:bCs/>
+        </w:rPr>
+        <w:t>response_not_required</w:t>
+      </w:r>
+      <w:proofErr w:type="spellEnd"/>
+      <w:r>
+        <w:rPr>
+          <w:b/>
+          <w:bCs/>
+        </w:rPr>
+        <w:t xml:space="preserve">" %} No response </w:t>
+      </w:r>
+      <w:proofErr w:type="gramStart"/>
+      <w:r>
+        <w:rPr>
+          <w:b/>
+          <w:bCs/>
+        </w:rPr>
+        <w:t>required.{</w:t>
+      </w:r>
+      <w:proofErr w:type="gramEnd"/>
+      <w:r>
+        <w:rPr>
+          <w:b/>
+          <w:bCs/>
+        </w:rPr>
+        <w:t>% endif %}</w:t>
+      </w:r>
+    </w:p>
+    <w:p>
+      <w:pPr>
+        <w:pStyle w:val="BodyText"/>
+      </w:pPr>
+      <w:r>
+        <w:t xml:space="preserve">{%p </w:t>
+      </w:r>
+      <w:proofErr w:type="spellStart"/>
+      <w:r>
+        <w:t>endfor</w:t>
+      </w:r>
+      <w:proofErr w:type="spellEnd"/>
+      <w:r>
+        <w:t xml:space="preserve"> %}</w:t>
       </w:r>
     </w:p>
     <w:p>
@@ -192,8 +638,26 @@
       <w:r>
         <w:t xml:space="preserve">{%p if </w:t>
       </w:r>
-      <w:r>
-        <w:t xml:space="preserve">defenses.true_values() | length &gt; 0 </w:t>
+      <w:proofErr w:type="spellStart"/>
+      <w:proofErr w:type="gramStart"/>
+      <w:r>
+        <w:t>defenses.true</w:t>
+      </w:r>
+      <w:proofErr w:type="gramEnd"/>
+      <w:r>
+        <w:t>_</w:t>
+      </w:r>
+      <w:proofErr w:type="gramStart"/>
+      <w:r>
+        <w:t>values</w:t>
+      </w:r>
+      <w:proofErr w:type="spellEnd"/>
+      <w:r>
+        <w:t>(</w:t>
+      </w:r>
+      <w:proofErr w:type="gramEnd"/>
+      <w:r>
+        <w:t xml:space="preserve">) | length &gt; 0 </w:t>
       </w:r>
       <w:r>
         <w:t>%}</w:t>
@@ -246,8 +710,26 @@
       <w:r>
         <w:t xml:space="preserve">{%p for defense in </w:t>
       </w:r>
-      <w:r>
-        <w:t>defenses.true_values()</w:t>
+      <w:proofErr w:type="spellStart"/>
+      <w:proofErr w:type="gramStart"/>
+      <w:r>
+        <w:t>defenses.true</w:t>
+      </w:r>
+      <w:proofErr w:type="gramEnd"/>
+      <w:r>
+        <w:t>_</w:t>
+      </w:r>
+      <w:proofErr w:type="gramStart"/>
+      <w:r>
+        <w:t>values</w:t>
+      </w:r>
+      <w:proofErr w:type="spellEnd"/>
+      <w:r>
+        <w:t>(</w:t>
+      </w:r>
+      <w:proofErr w:type="gramEnd"/>
+      <w:r>
+        <w:t>)</w:t>
       </w:r>
       <w:r>
         <w:t xml:space="preserve"> %}</w:t>
@@ -262,8 +744,29 @@
         </w:numPr>
         <w:outlineLvl w:val="0"/>
       </w:pPr>
-      <w:r>
-        <w:t>{{ defenses_terms[defense] }}</w:t>
+      <w:proofErr w:type="gramStart"/>
+      <w:r>
+        <w:t xml:space="preserve">{{ </w:t>
+      </w:r>
+      <w:proofErr w:type="spellStart"/>
+      <w:r>
+        <w:t>defenses</w:t>
+      </w:r>
+      <w:proofErr w:type="gramEnd"/>
+      <w:r>
+        <w:t>_terms</w:t>
+      </w:r>
+      <w:proofErr w:type="spellEnd"/>
+      <w:r>
+        <w:t>[defense</w:t>
+      </w:r>
+      <w:proofErr w:type="gramStart"/>
+      <w:r>
+        <w:t>] }</w:t>
+      </w:r>
+      <w:proofErr w:type="gramEnd"/>
+      <w:r>
+        <w:t>}</w:t>
       </w:r>
     </w:p>
     <w:p>
@@ -276,7 +779,15 @@
         <w:outlineLvl w:val="0"/>
       </w:pPr>
       <w:r>
-        <w:t>{%p endfor %}</w:t>
+        <w:t xml:space="preserve">{%p </w:t>
+      </w:r>
+      <w:proofErr w:type="spellStart"/>
+      <w:r>
+        <w:t>endfor</w:t>
+      </w:r>
+      <w:proofErr w:type="spellEnd"/>
+      <w:r>
+        <w:t xml:space="preserve"> %}</w:t>
       </w:r>
     </w:p>
     <w:p>
@@ -289,7 +800,6 @@
         <w:outlineLvl w:val="0"/>
       </w:pPr>
       <w:r>
-        <w:lastRenderedPageBreak/>
         <w:t>{</w:t>
       </w:r>
       <w:r>
@@ -299,7 +809,15 @@
         <w:t>p</w:t>
       </w:r>
       <w:r>
-        <w:t xml:space="preserve"> if defined("disagrees_additional_explanation")</w:t>
+        <w:t xml:space="preserve"> if defined("</w:t>
+      </w:r>
+      <w:proofErr w:type="spellStart"/>
+      <w:r>
+        <w:t>disagrees_additional_explanation</w:t>
+      </w:r>
+      <w:proofErr w:type="spellEnd"/>
+      <w:r>
+        <w:t>")</w:t>
       </w:r>
       <w:r>
         <w:t xml:space="preserve"> %}</w:t>
@@ -314,8 +832,21 @@
         </w:numPr>
         <w:outlineLvl w:val="0"/>
       </w:pPr>
-      <w:r>
-        <w:t>{{ single_paragraph(fix_punctuation(disagrees_additional_explanation)) }}</w:t>
+      <w:proofErr w:type="gramStart"/>
+      <w:r>
+        <w:t>{{ single</w:t>
+      </w:r>
+      <w:proofErr w:type="gramEnd"/>
+      <w:r>
+        <w:t>_paragraph(fix_punctuation(disagrees_additional_explanation)</w:t>
+      </w:r>
+      <w:proofErr w:type="gramStart"/>
+      <w:r>
+        <w:t>) }</w:t>
+      </w:r>
+      <w:proofErr w:type="gramEnd"/>
+      <w:r>
+        <w:t>}</w:t>
       </w:r>
     </w:p>
     <w:p>
@@ -389,6 +920,7 @@
         <w:pStyle w:val="BodyText"/>
       </w:pPr>
       <w:r>
+        <w:lastRenderedPageBreak/>
         <w:t>Defendant requests the following relief:</w:t>
       </w:r>
     </w:p>
@@ -419,7 +951,15 @@
         <w:t xml:space="preserve"> </w:t>
       </w:r>
       <w:r>
-        <w:t>if payment == "agrees_to_pay_in_full" %}</w:t>
+        <w:t>if payment == "</w:t>
+      </w:r>
+      <w:proofErr w:type="spellStart"/>
+      <w:r>
+        <w:t>agrees_to_pay_in_full</w:t>
+      </w:r>
+      <w:proofErr w:type="spellEnd"/>
+      <w:r>
+        <w:t>" %}</w:t>
       </w:r>
     </w:p>
     <w:p>
@@ -431,7 +971,31 @@
         </w:numPr>
       </w:pPr>
       <w:r>
-        <w:t>Defendant wishes to pay the debt in full by {{ pay_in_full_date }}.</w:t>
+        <w:t xml:space="preserve">Defendant wishes to pay the debt in full by </w:t>
+      </w:r>
+      <w:proofErr w:type="gramStart"/>
+      <w:r>
+        <w:t xml:space="preserve">{{ </w:t>
+      </w:r>
+      <w:proofErr w:type="spellStart"/>
+      <w:r>
+        <w:t>pay</w:t>
+      </w:r>
+      <w:proofErr w:type="gramEnd"/>
+      <w:r>
+        <w:t>_in_full_</w:t>
+      </w:r>
+      <w:proofErr w:type="gramStart"/>
+      <w:r>
+        <w:t>date</w:t>
+      </w:r>
+      <w:proofErr w:type="spellEnd"/>
+      <w:r>
+        <w:t xml:space="preserve"> }</w:t>
+      </w:r>
+      <w:proofErr w:type="gramEnd"/>
+      <w:r>
+        <w:t>}.</w:t>
       </w:r>
     </w:p>
     <w:p>
@@ -441,15 +1005,22 @@
       <w:r>
         <w:t xml:space="preserve">{%p </w:t>
       </w:r>
+      <w:proofErr w:type="spellStart"/>
       <w:r>
         <w:t>el</w:t>
       </w:r>
       <w:r>
-        <w:t>if payment == "</w:t>
-      </w:r>
+        <w:t>if</w:t>
+      </w:r>
+      <w:proofErr w:type="spellEnd"/>
+      <w:r>
+        <w:t xml:space="preserve"> payment == "</w:t>
+      </w:r>
+      <w:proofErr w:type="spellStart"/>
       <w:r>
         <w:t>agrees_to_pay_other</w:t>
       </w:r>
+      <w:proofErr w:type="spellEnd"/>
       <w:r>
         <w:t>" %}</w:t>
       </w:r>
@@ -469,13 +1040,31 @@
         <w:t>this way:</w:t>
       </w:r>
       <w:r>
-        <w:t xml:space="preserve"> {{ </w:t>
-      </w:r>
-      <w:r>
-        <w:t>agrees_to_pay_other_description</w:t>
-      </w:r>
-      <w:r>
-        <w:t xml:space="preserve"> }}.</w:t>
+        <w:t xml:space="preserve"> </w:t>
+      </w:r>
+      <w:proofErr w:type="gramStart"/>
+      <w:r>
+        <w:t xml:space="preserve">{{ </w:t>
+      </w:r>
+      <w:proofErr w:type="spellStart"/>
+      <w:r>
+        <w:t>agrees</w:t>
+      </w:r>
+      <w:proofErr w:type="gramEnd"/>
+      <w:r>
+        <w:t>_to_pay_other_</w:t>
+      </w:r>
+      <w:proofErr w:type="gramStart"/>
+      <w:r>
+        <w:t>description</w:t>
+      </w:r>
+      <w:proofErr w:type="spellEnd"/>
+      <w:r>
+        <w:t xml:space="preserve"> }</w:t>
+      </w:r>
+      <w:proofErr w:type="gramEnd"/>
+      <w:r>
+        <w:t>}.</w:t>
       </w:r>
     </w:p>
     <w:p>
@@ -511,23 +1100,46 @@
       <w:r>
         <w:t xml:space="preserve"> to make installment payments every </w:t>
       </w:r>
-      <w:r>
-        <w:t>{{ agrees_to_pay_installments_period</w:t>
-      </w:r>
-      <w:r>
-        <w:t xml:space="preserve"> | lower</w:t>
-      </w:r>
-      <w:r>
-        <w:t xml:space="preserve"> }}</w:t>
+      <w:proofErr w:type="gramStart"/>
+      <w:r>
+        <w:t xml:space="preserve">{{ </w:t>
+      </w:r>
+      <w:proofErr w:type="spellStart"/>
+      <w:r>
+        <w:t>agrees</w:t>
+      </w:r>
+      <w:proofErr w:type="gramEnd"/>
+      <w:r>
+        <w:t>_to_pay_installments_period</w:t>
+      </w:r>
+      <w:proofErr w:type="spellEnd"/>
+      <w:r>
+        <w:t xml:space="preserve"> | </w:t>
+      </w:r>
+      <w:proofErr w:type="gramStart"/>
+      <w:r>
+        <w:t>lower</w:t>
+      </w:r>
+      <w:r>
+        <w:t xml:space="preserve"> }</w:t>
+      </w:r>
+      <w:proofErr w:type="gramEnd"/>
+      <w:r>
+        <w:t>}</w:t>
       </w:r>
       <w:r>
         <w:t xml:space="preserve"> in the amount of </w:t>
       </w:r>
+      <w:proofErr w:type="gramStart"/>
       <w:r>
         <w:t xml:space="preserve">{{ </w:t>
       </w:r>
       <w:r>
-        <w:t>"$%.2f"</w:t>
+        <w:t>"</w:t>
+      </w:r>
+      <w:proofErr w:type="gramEnd"/>
+      <w:r>
+        <w:t>$%.2f"</w:t>
       </w:r>
       <w:r>
         <w:t>|</w:t>
@@ -535,14 +1147,21 @@
       <w:r>
         <w:t>format(</w:t>
       </w:r>
+      <w:proofErr w:type="spellStart"/>
       <w:r>
         <w:t>agrees_to_pay_installments_amount</w:t>
       </w:r>
+      <w:proofErr w:type="spellEnd"/>
+      <w:proofErr w:type="gramStart"/>
       <w:r>
         <w:t>)</w:t>
       </w:r>
       <w:r>
-        <w:t xml:space="preserve"> }} </w:t>
+        <w:t xml:space="preserve"> }</w:t>
+      </w:r>
+      <w:proofErr w:type="gramEnd"/>
+      <w:r>
+        <w:t xml:space="preserve">} </w:t>
       </w:r>
       <w:r>
         <w:t>starting on</w:t>
@@ -551,7 +1170,23 @@
         <w:t xml:space="preserve"> </w:t>
       </w:r>
       <w:r>
-        <w:t>{{agrees_to_pay_installments_start_date }}</w:t>
+        <w:t>{{</w:t>
+      </w:r>
+      <w:proofErr w:type="spellStart"/>
+      <w:r>
+        <w:t>agrees_to_pay_installments_start_</w:t>
+      </w:r>
+      <w:proofErr w:type="gramStart"/>
+      <w:r>
+        <w:t>date</w:t>
+      </w:r>
+      <w:proofErr w:type="spellEnd"/>
+      <w:r>
+        <w:t xml:space="preserve"> }</w:t>
+      </w:r>
+      <w:proofErr w:type="gramEnd"/>
+      <w:r>
+        <w:t>}</w:t>
       </w:r>
       <w:r>
         <w:t>.</w:t>
@@ -611,8 +1246,13 @@
       <w:r>
         <w:t xml:space="preserve">and </w:t>
       </w:r>
-      <w:r>
-        <w:t>any_allegation_disputed %}</w:t>
+      <w:proofErr w:type="spellStart"/>
+      <w:r>
+        <w:t>any_allegation_disputed</w:t>
+      </w:r>
+      <w:proofErr w:type="spellEnd"/>
+      <w:r>
+        <w:t xml:space="preserve"> %}</w:t>
       </w:r>
     </w:p>
     <w:p>
@@ -657,7 +1297,15 @@
         <w:t xml:space="preserve"> </w:t>
       </w:r>
       <w:r>
-        <w:t>if wants_to_file_counterclaim %}</w:t>
+        <w:t xml:space="preserve">if </w:t>
+      </w:r>
+      <w:proofErr w:type="spellStart"/>
+      <w:r>
+        <w:t>wants_to_file_counterclaim</w:t>
+      </w:r>
+      <w:proofErr w:type="spellEnd"/>
+      <w:r>
+        <w:t xml:space="preserve"> %}</w:t>
       </w:r>
     </w:p>
     <w:p>
@@ -698,11 +1346,29 @@
       <w:r>
         <w:t xml:space="preserve">{%p for relief in </w:t>
       </w:r>
+      <w:proofErr w:type="spellStart"/>
       <w:r>
         <w:t>other_</w:t>
       </w:r>
-      <w:r>
-        <w:t>reliefs.complete_elements() %}</w:t>
+      <w:proofErr w:type="gramStart"/>
+      <w:r>
+        <w:t>reliefs.complete</w:t>
+      </w:r>
+      <w:proofErr w:type="gramEnd"/>
+      <w:r>
+        <w:t>_</w:t>
+      </w:r>
+      <w:proofErr w:type="gramStart"/>
+      <w:r>
+        <w:t>elements</w:t>
+      </w:r>
+      <w:proofErr w:type="spellEnd"/>
+      <w:r>
+        <w:t>(</w:t>
+      </w:r>
+      <w:proofErr w:type="gramEnd"/>
+      <w:r>
+        <w:t>) %}</w:t>
       </w:r>
     </w:p>
     <w:p>
@@ -715,15 +1381,31 @@
         <w:outlineLvl w:val="0"/>
       </w:pPr>
       <w:r>
-        <w:t>Defendant requests: {{ relief.name }}</w:t>
-      </w:r>
-    </w:p>
-    <w:p>
-      <w:pPr>
-        <w:pStyle w:val="BodyText"/>
-      </w:pPr>
-      <w:r>
-        <w:t>{%p endfor %}</w:t>
+        <w:t xml:space="preserve">Defendant requests: </w:t>
+      </w:r>
+      <w:proofErr w:type="gramStart"/>
+      <w:r>
+        <w:t>{{ relief.name</w:t>
+      </w:r>
+      <w:proofErr w:type="gramEnd"/>
+      <w:r>
+        <w:t xml:space="preserve"> }}</w:t>
+      </w:r>
+    </w:p>
+    <w:p>
+      <w:pPr>
+        <w:pStyle w:val="BodyText"/>
+      </w:pPr>
+      <w:r>
+        <w:t xml:space="preserve">{%p </w:t>
+      </w:r>
+      <w:proofErr w:type="spellStart"/>
+      <w:r>
+        <w:t>endfor</w:t>
+      </w:r>
+      <w:proofErr w:type="spellEnd"/>
+      <w:r>
+        <w:t xml:space="preserve"> %}</w:t>
       </w:r>
     </w:p>
     <w:p>
@@ -745,47 +1427,75 @@
         <w:t>ing</w:t>
       </w:r>
       <w:r>
-        <w:t xml:space="preserve"> a copy of this Answer (and any attachments) to every party in the case </w:t>
-      </w:r>
+        <w:t xml:space="preserve"> a copy of this Answer (and any attachments) to every party in the case (Plaintiffs and Defendants)</w:t>
+      </w:r>
+      <w:r>
+        <w:t xml:space="preserve">. This includes </w:t>
+      </w:r>
+      <w:r>
+        <w:t>a Certificate of Service form</w:t>
+      </w:r>
+      <w:r>
+        <w:t>, whi</w:t>
+      </w:r>
+      <w:r>
+        <w:t>ch</w:t>
+      </w:r>
+      <w:r>
+        <w:t xml:space="preserve"> I will also file with the court to show</w:t>
+      </w:r>
+      <w:r>
+        <w:t xml:space="preserve"> I </w:t>
+      </w:r>
+      <w:r>
+        <w:t>sent the documents</w:t>
+      </w:r>
+      <w:r>
+        <w:t>.</w:t>
+      </w:r>
+    </w:p>
+    <w:p>
+      <w:pPr>
+        <w:pStyle w:val="BodyText"/>
+      </w:pPr>
+    </w:p>
+    <w:p>
+      <w:pPr>
+        <w:pStyle w:val="BodyText"/>
+      </w:pPr>
+      <w:r>
+        <w:t>Defendant</w:t>
+      </w:r>
+      <w:r>
+        <w:t xml:space="preserve"> understand</w:t>
+      </w:r>
+      <w:r>
+        <w:t>s</w:t>
+      </w:r>
+      <w:r>
+        <w:t xml:space="preserve"> that anything I file with the Court must be sent to every party in the case, and that I must file a Certificate of Service form with each filing showing that I did</w:t>
+      </w:r>
+      <w:r>
+        <w:rPr>
+          <w:spacing w:val="-13"/>
+        </w:rPr>
+        <w:t xml:space="preserve"> </w:t>
+      </w:r>
+      <w:r>
+        <w:t>that.</w:t>
+      </w:r>
+    </w:p>
+    <w:p>
+      <w:pPr>
+        <w:pStyle w:val="BodyText"/>
+      </w:pPr>
+    </w:p>
+    <w:p>
+      <w:pPr>
+        <w:pStyle w:val="BodyText"/>
+      </w:pPr>
       <w:r>
         <w:lastRenderedPageBreak/>
-        <w:t>(Plaintiffs and Defendants)</w:t>
-      </w:r>
-      <w:r>
-        <w:t xml:space="preserve">. This includes </w:t>
-      </w:r>
-      <w:r>
-        <w:t>a Certificate of Service form</w:t>
-      </w:r>
-      <w:r>
-        <w:t>, whi</w:t>
-      </w:r>
-      <w:r>
-        <w:t>ch</w:t>
-      </w:r>
-      <w:r>
-        <w:t xml:space="preserve"> I will also file with the court to show</w:t>
-      </w:r>
-      <w:r>
-        <w:t xml:space="preserve"> I </w:t>
-      </w:r>
-      <w:r>
-        <w:t>sent the documents</w:t>
-      </w:r>
-      <w:r>
-        <w:t>.</w:t>
-      </w:r>
-    </w:p>
-    <w:p>
-      <w:pPr>
-        <w:pStyle w:val="BodyText"/>
-      </w:pPr>
-    </w:p>
-    <w:p>
-      <w:pPr>
-        <w:pStyle w:val="BodyText"/>
-      </w:pPr>
-      <w:r>
         <w:t>Defendant</w:t>
       </w:r>
       <w:r>
@@ -795,16 +1505,22 @@
         <w:t>s</w:t>
       </w:r>
       <w:r>
-        <w:t xml:space="preserve"> that anything I file with the Court must be sent to every party in the case, and that I must file a Certificate of Service form with each filing showing that I did</w:t>
-      </w:r>
-      <w:r>
-        <w:rPr>
-          <w:spacing w:val="-13"/>
+        <w:t xml:space="preserve"> that I </w:t>
+      </w:r>
+      <w:r>
+        <w:t>must</w:t>
+      </w:r>
+      <w:r>
+        <w:t xml:space="preserve"> follow the Vermont Rules of Civil</w:t>
+      </w:r>
+      <w:r>
+        <w:rPr>
+          <w:spacing w:val="-22"/>
         </w:rPr>
         <w:t xml:space="preserve"> </w:t>
       </w:r>
       <w:r>
-        <w:t>that.</w:t>
+        <w:t>Procedure.</w:t>
       </w:r>
     </w:p>
     <w:p>
@@ -820,49 +1536,12 @@
         <w:t>Defendant</w:t>
       </w:r>
       <w:r>
-        <w:t xml:space="preserve"> understand</w:t>
+        <w:t xml:space="preserve"> agree</w:t>
       </w:r>
       <w:r>
         <w:t>s</w:t>
       </w:r>
       <w:r>
-        <w:t xml:space="preserve"> that I </w:t>
-      </w:r>
-      <w:r>
-        <w:t>must</w:t>
-      </w:r>
-      <w:r>
-        <w:t xml:space="preserve"> follow the Vermont Rules of Civil</w:t>
-      </w:r>
-      <w:r>
-        <w:rPr>
-          <w:spacing w:val="-22"/>
-        </w:rPr>
-        <w:t xml:space="preserve"> </w:t>
-      </w:r>
-      <w:r>
-        <w:t>Procedure.</w:t>
-      </w:r>
-    </w:p>
-    <w:p>
-      <w:pPr>
-        <w:pStyle w:val="BodyText"/>
-      </w:pPr>
-    </w:p>
-    <w:p>
-      <w:pPr>
-        <w:pStyle w:val="BodyText"/>
-      </w:pPr>
-      <w:r>
-        <w:t>Defendant</w:t>
-      </w:r>
-      <w:r>
-        <w:t xml:space="preserve"> agree</w:t>
-      </w:r>
-      <w:r>
-        <w:t>s</w:t>
-      </w:r>
-      <w:r>
         <w:t xml:space="preserve"> that all papers in this case may be sent to me at the address below.</w:t>
       </w:r>
     </w:p>
@@ -876,7 +1555,23 @@
         <w:pStyle w:val="BodyText"/>
       </w:pPr>
       <w:r>
-        <w:t>{{p include_docx_template('include_signature.docx') }}</w:t>
+        <w:t xml:space="preserve">{{p </w:t>
+      </w:r>
+      <w:proofErr w:type="spellStart"/>
+      <w:r>
+        <w:t>include_docx_template</w:t>
+      </w:r>
+      <w:proofErr w:type="spellEnd"/>
+      <w:r>
+        <w:t>('include_signature.docx'</w:t>
+      </w:r>
+      <w:proofErr w:type="gramStart"/>
+      <w:r>
+        <w:t>) }</w:t>
+      </w:r>
+      <w:proofErr w:type="gramEnd"/>
+      <w:r>
+        <w:t>}</w:t>
       </w:r>
     </w:p>
     <w:sectPr>
@@ -897,7 +1592,7 @@
 </file>
 
 <file path=word/endnotes.xml><?xml version="1.0" encoding="utf-8"?>
-<w:endnotes xmlns:wpc="http://schemas.microsoft.com/office/word/2010/wordprocessingCanvas" xmlns:cx="http://schemas.microsoft.com/office/drawing/2014/chartex" xmlns:cx1="http://schemas.microsoft.com/office/drawing/2015/9/8/chartex" xmlns:cx2="http://schemas.microsoft.com/office/drawing/2015/10/21/chartex" xmlns:cx3="http://schemas.microsoft.com/office/drawing/2016/5/9/chartex" xmlns:cx4="http://schemas.microsoft.com/office/drawing/2016/5/10/chartex" xmlns:cx5="http://schemas.microsoft.com/office/drawing/2016/5/11/chartex" xmlns:cx6="http://schemas.microsoft.com/office/drawing/2016/5/12/chartex" xmlns:cx7="http://schemas.microsoft.com/office/drawing/2016/5/13/chartex" xmlns:cx8="http://schemas.microsoft.com/office/drawing/2016/5/14/chartex" xmlns:mc="http://schemas.openxmlformats.org/markup-compatibility/2006" xmlns:aink="http://schemas.microsoft.com/office/drawing/2016/ink" xmlns:am3d="http://schemas.microsoft.com/office/drawing/2017/model3d" xmlns:o="urn:schemas-microsoft-com:office:office" xmlns:oel="http://schemas.microsoft.com/office/2019/extlst" xmlns:r="http://schemas.openxmlformats.org/officeDocument/2006/relationships" xmlns:m="http://schemas.openxmlformats.org/officeDocument/2006/math" xmlns:v="urn:schemas-microsoft-com:vml" xmlns:wp14="http://schemas.microsoft.com/office/word/2010/wordprocessingDrawing" xmlns:wp="http://schemas.openxmlformats.org/drawingml/2006/wordprocessingDrawing" xmlns:w10="urn:schemas-microsoft-com:office:word" xmlns:w="http://schemas.openxmlformats.org/wordprocessingml/2006/main" xmlns:w14="http://schemas.microsoft.com/office/word/2010/wordml" xmlns:w15="http://schemas.microsoft.com/office/word/2012/wordml" xmlns:w16cex="http://schemas.microsoft.com/office/word/2018/wordml/cex" xmlns:w16cid="http://schemas.microsoft.com/office/word/2016/wordml/cid" xmlns:w16="http://schemas.microsoft.com/office/word/2018/wordml" xmlns:w16du="http://schemas.microsoft.com/office/word/2023/wordml/word16du" xmlns:w16sdtdh="http://schemas.microsoft.com/office/word/2020/wordml/sdtdatahash" xmlns:w16sdtfl="http://schemas.microsoft.com/office/word/2024/wordml/sdtformatlock" xmlns:w16se="http://schemas.microsoft.com/office/word/2015/wordml/symex" xmlns:wpg="http://schemas.microsoft.com/office/word/2010/wordprocessingGroup" xmlns:wpi="http://schemas.microsoft.com/office/word/2010/wordprocessingInk" xmlns:wne="http://schemas.microsoft.com/office/word/2006/wordml" xmlns:wps="http://schemas.microsoft.com/office/word/2010/wordprocessingShape" mc:Ignorable="w14 w15 w16se w16cid w16 w16cex w16sdtdh w16sdtfl w16du wp14">
+<w:endnotes xmlns:wpc="http://schemas.microsoft.com/office/word/2010/wordprocessingCanvas" xmlns:cx="http://schemas.microsoft.com/office/drawing/2014/chartex" xmlns:cx1="http://schemas.microsoft.com/office/drawing/2015/9/8/chartex" xmlns:cx2="http://schemas.microsoft.com/office/drawing/2015/10/21/chartex" xmlns:cx3="http://schemas.microsoft.com/office/drawing/2016/5/9/chartex" xmlns:cx4="http://schemas.microsoft.com/office/drawing/2016/5/10/chartex" xmlns:cx5="http://schemas.microsoft.com/office/drawing/2016/5/11/chartex" xmlns:cx6="http://schemas.microsoft.com/office/drawing/2016/5/12/chartex" xmlns:cx7="http://schemas.microsoft.com/office/drawing/2016/5/13/chartex" xmlns:cx8="http://schemas.microsoft.com/office/drawing/2016/5/14/chartex" xmlns:mc="http://schemas.openxmlformats.org/markup-compatibility/2006" xmlns:m="http://schemas.openxmlformats.org/officeDocument/2006/math" xmlns:aink="http://schemas.microsoft.com/office/drawing/2016/ink" xmlns:am3d="http://schemas.microsoft.com/office/drawing/2017/model3d" xmlns:oel="http://schemas.microsoft.com/office/2019/extlst" xmlns:r="http://schemas.openxmlformats.org/officeDocument/2006/relationships" xmlns:wp14="http://schemas.microsoft.com/office/word/2010/wordprocessingDrawing" xmlns:wp="http://schemas.openxmlformats.org/drawingml/2006/wordprocessingDrawing" xmlns:wpg="http://schemas.microsoft.com/office/word/2010/wordprocessingGroup" xmlns:wpi="http://schemas.microsoft.com/office/word/2010/wordprocessingInk" xmlns:wps="http://schemas.microsoft.com/office/word/2010/wordprocessingShape" xmlns:o="urn:schemas-microsoft-com:office:office" xmlns:v="urn:schemas-microsoft-com:vml" xmlns:w10="urn:schemas-microsoft-com:office:word" xmlns:w="http://schemas.openxmlformats.org/wordprocessingml/2006/main" xmlns:w14="http://schemas.microsoft.com/office/word/2010/wordml" xmlns:w15="http://schemas.microsoft.com/office/word/2012/wordml" xmlns:w16cex="http://schemas.microsoft.com/office/word/2018/wordml/cex" xmlns:w16cid="http://schemas.microsoft.com/office/word/2016/wordml/cid" xmlns:w16="http://schemas.microsoft.com/office/word/2018/wordml" xmlns:w16sdtdh="http://schemas.microsoft.com/office/word/2020/wordml/sdtdatahash" xmlns:w16sdtfl="http://schemas.microsoft.com/office/word/2024/wordml/sdtformatlock" xmlns:w16se="http://schemas.microsoft.com/office/word/2015/wordml/symex" xmlns:w16du="http://schemas.microsoft.com/office/word/2023/wordml/word16du" xmlns:wne="http://schemas.microsoft.com/office/word/2006/wordml" mc:Ignorable="w14 w15 w16se w16cid w16 w16cex w16sdtdh w16sdtfl w16du wp14">
   <w:endnote w:type="separator" w:id="-1">
     <w:p>
       <w:r>
@@ -916,7 +1611,7 @@
 </file>
 
 <file path=word/footer1.xml><?xml version="1.0" encoding="utf-8"?>
-<w:ftr xmlns:wpc="http://schemas.microsoft.com/office/word/2010/wordprocessingCanvas" xmlns:cx="http://schemas.microsoft.com/office/drawing/2014/chartex" xmlns:cx1="http://schemas.microsoft.com/office/drawing/2015/9/8/chartex" xmlns:cx2="http://schemas.microsoft.com/office/drawing/2015/10/21/chartex" xmlns:cx3="http://schemas.microsoft.com/office/drawing/2016/5/9/chartex" xmlns:cx4="http://schemas.microsoft.com/office/drawing/2016/5/10/chartex" xmlns:cx5="http://schemas.microsoft.com/office/drawing/2016/5/11/chartex" xmlns:cx6="http://schemas.microsoft.com/office/drawing/2016/5/12/chartex" xmlns:cx7="http://schemas.microsoft.com/office/drawing/2016/5/13/chartex" xmlns:cx8="http://schemas.microsoft.com/office/drawing/2016/5/14/chartex" xmlns:mc="http://schemas.openxmlformats.org/markup-compatibility/2006" xmlns:aink="http://schemas.microsoft.com/office/drawing/2016/ink" xmlns:am3d="http://schemas.microsoft.com/office/drawing/2017/model3d" xmlns:o="urn:schemas-microsoft-com:office:office" xmlns:oel="http://schemas.microsoft.com/office/2019/extlst" xmlns:r="http://schemas.openxmlformats.org/officeDocument/2006/relationships" xmlns:m="http://schemas.openxmlformats.org/officeDocument/2006/math" xmlns:v="urn:schemas-microsoft-com:vml" xmlns:wp14="http://schemas.microsoft.com/office/word/2010/wordprocessingDrawing" xmlns:wp="http://schemas.openxmlformats.org/drawingml/2006/wordprocessingDrawing" xmlns:w10="urn:schemas-microsoft-com:office:word" xmlns:w="http://schemas.openxmlformats.org/wordprocessingml/2006/main" xmlns:w14="http://schemas.microsoft.com/office/word/2010/wordml" xmlns:w15="http://schemas.microsoft.com/office/word/2012/wordml" xmlns:w16cex="http://schemas.microsoft.com/office/word/2018/wordml/cex" xmlns:w16cid="http://schemas.microsoft.com/office/word/2016/wordml/cid" xmlns:w16="http://schemas.microsoft.com/office/word/2018/wordml" xmlns:w16du="http://schemas.microsoft.com/office/word/2023/wordml/word16du" xmlns:w16sdtdh="http://schemas.microsoft.com/office/word/2020/wordml/sdtdatahash" xmlns:w16sdtfl="http://schemas.microsoft.com/office/word/2024/wordml/sdtformatlock" xmlns:w16se="http://schemas.microsoft.com/office/word/2015/wordml/symex" xmlns:wpg="http://schemas.microsoft.com/office/word/2010/wordprocessingGroup" xmlns:wpi="http://schemas.microsoft.com/office/word/2010/wordprocessingInk" xmlns:wne="http://schemas.microsoft.com/office/word/2006/wordml" xmlns:wps="http://schemas.microsoft.com/office/word/2010/wordprocessingShape" mc:Ignorable="w14 w15 w16se w16cid w16 w16cex w16sdtdh w16sdtfl w16du wp14">
+<w:ftr xmlns:wpc="http://schemas.microsoft.com/office/word/2010/wordprocessingCanvas" xmlns:cx="http://schemas.microsoft.com/office/drawing/2014/chartex" xmlns:cx1="http://schemas.microsoft.com/office/drawing/2015/9/8/chartex" xmlns:cx2="http://schemas.microsoft.com/office/drawing/2015/10/21/chartex" xmlns:cx3="http://schemas.microsoft.com/office/drawing/2016/5/9/chartex" xmlns:cx4="http://schemas.microsoft.com/office/drawing/2016/5/10/chartex" xmlns:cx5="http://schemas.microsoft.com/office/drawing/2016/5/11/chartex" xmlns:cx6="http://schemas.microsoft.com/office/drawing/2016/5/12/chartex" xmlns:cx7="http://schemas.microsoft.com/office/drawing/2016/5/13/chartex" xmlns:cx8="http://schemas.microsoft.com/office/drawing/2016/5/14/chartex" xmlns:mc="http://schemas.openxmlformats.org/markup-compatibility/2006" xmlns:m="http://schemas.openxmlformats.org/officeDocument/2006/math" xmlns:aink="http://schemas.microsoft.com/office/drawing/2016/ink" xmlns:am3d="http://schemas.microsoft.com/office/drawing/2017/model3d" xmlns:oel="http://schemas.microsoft.com/office/2019/extlst" xmlns:r="http://schemas.openxmlformats.org/officeDocument/2006/relationships" xmlns:wp14="http://schemas.microsoft.com/office/word/2010/wordprocessingDrawing" xmlns:wp="http://schemas.openxmlformats.org/drawingml/2006/wordprocessingDrawing" xmlns:wpg="http://schemas.microsoft.com/office/word/2010/wordprocessingGroup" xmlns:wpi="http://schemas.microsoft.com/office/word/2010/wordprocessingInk" xmlns:wps="http://schemas.microsoft.com/office/word/2010/wordprocessingShape" xmlns:o="urn:schemas-microsoft-com:office:office" xmlns:v="urn:schemas-microsoft-com:vml" xmlns:w10="urn:schemas-microsoft-com:office:word" xmlns:w="http://schemas.openxmlformats.org/wordprocessingml/2006/main" xmlns:w14="http://schemas.microsoft.com/office/word/2010/wordml" xmlns:w15="http://schemas.microsoft.com/office/word/2012/wordml" xmlns:w16cex="http://schemas.microsoft.com/office/word/2018/wordml/cex" xmlns:w16cid="http://schemas.microsoft.com/office/word/2016/wordml/cid" xmlns:w16="http://schemas.microsoft.com/office/word/2018/wordml" xmlns:w16sdtdh="http://schemas.microsoft.com/office/word/2020/wordml/sdtdatahash" xmlns:w16sdtfl="http://schemas.microsoft.com/office/word/2024/wordml/sdtformatlock" xmlns:w16se="http://schemas.microsoft.com/office/word/2015/wordml/symex" xmlns:w16du="http://schemas.microsoft.com/office/word/2023/wordml/word16du" xmlns:wne="http://schemas.microsoft.com/office/word/2006/wordml" mc:Ignorable="w14 w15 w16se w16cid w16 w16cex w16sdtdh w16sdtfl w16du wp14">
   <w:p>
     <w:pPr>
       <w:pStyle w:val="Footer"/>
@@ -926,7 +1621,7 @@
 </file>
 
 <file path=word/footer2.xml><?xml version="1.0" encoding="utf-8"?>
-<w:ftr xmlns:wpc="http://schemas.microsoft.com/office/word/2010/wordprocessingCanvas" xmlns:cx="http://schemas.microsoft.com/office/drawing/2014/chartex" xmlns:cx1="http://schemas.microsoft.com/office/drawing/2015/9/8/chartex" xmlns:cx2="http://schemas.microsoft.com/office/drawing/2015/10/21/chartex" xmlns:cx3="http://schemas.microsoft.com/office/drawing/2016/5/9/chartex" xmlns:cx4="http://schemas.microsoft.com/office/drawing/2016/5/10/chartex" xmlns:cx5="http://schemas.microsoft.com/office/drawing/2016/5/11/chartex" xmlns:cx6="http://schemas.microsoft.com/office/drawing/2016/5/12/chartex" xmlns:cx7="http://schemas.microsoft.com/office/drawing/2016/5/13/chartex" xmlns:cx8="http://schemas.microsoft.com/office/drawing/2016/5/14/chartex" xmlns:mc="http://schemas.openxmlformats.org/markup-compatibility/2006" xmlns:aink="http://schemas.microsoft.com/office/drawing/2016/ink" xmlns:am3d="http://schemas.microsoft.com/office/drawing/2017/model3d" xmlns:o="urn:schemas-microsoft-com:office:office" xmlns:oel="http://schemas.microsoft.com/office/2019/extlst" xmlns:r="http://schemas.openxmlformats.org/officeDocument/2006/relationships" xmlns:m="http://schemas.openxmlformats.org/officeDocument/2006/math" xmlns:v="urn:schemas-microsoft-com:vml" xmlns:wp14="http://schemas.microsoft.com/office/word/2010/wordprocessingDrawing" xmlns:wp="http://schemas.openxmlformats.org/drawingml/2006/wordprocessingDrawing" xmlns:w10="urn:schemas-microsoft-com:office:word" xmlns:w="http://schemas.openxmlformats.org/wordprocessingml/2006/main" xmlns:w14="http://schemas.microsoft.com/office/word/2010/wordml" xmlns:w15="http://schemas.microsoft.com/office/word/2012/wordml" xmlns:w16cex="http://schemas.microsoft.com/office/word/2018/wordml/cex" xmlns:w16cid="http://schemas.microsoft.com/office/word/2016/wordml/cid" xmlns:w16="http://schemas.microsoft.com/office/word/2018/wordml" xmlns:w16du="http://schemas.microsoft.com/office/word/2023/wordml/word16du" xmlns:w16sdtdh="http://schemas.microsoft.com/office/word/2020/wordml/sdtdatahash" xmlns:w16sdtfl="http://schemas.microsoft.com/office/word/2024/wordml/sdtformatlock" xmlns:w16se="http://schemas.microsoft.com/office/word/2015/wordml/symex" xmlns:wpg="http://schemas.microsoft.com/office/word/2010/wordprocessingGroup" xmlns:wpi="http://schemas.microsoft.com/office/word/2010/wordprocessingInk" xmlns:wne="http://schemas.microsoft.com/office/word/2006/wordml" xmlns:wps="http://schemas.microsoft.com/office/word/2010/wordprocessingShape" mc:Ignorable="w14 w15 w16se w16cid w16 w16cex w16sdtdh w16sdtfl w16du wp14">
+<w:ftr xmlns:wpc="http://schemas.microsoft.com/office/word/2010/wordprocessingCanvas" xmlns:cx="http://schemas.microsoft.com/office/drawing/2014/chartex" xmlns:cx1="http://schemas.microsoft.com/office/drawing/2015/9/8/chartex" xmlns:cx2="http://schemas.microsoft.com/office/drawing/2015/10/21/chartex" xmlns:cx3="http://schemas.microsoft.com/office/drawing/2016/5/9/chartex" xmlns:cx4="http://schemas.microsoft.com/office/drawing/2016/5/10/chartex" xmlns:cx5="http://schemas.microsoft.com/office/drawing/2016/5/11/chartex" xmlns:cx6="http://schemas.microsoft.com/office/drawing/2016/5/12/chartex" xmlns:cx7="http://schemas.microsoft.com/office/drawing/2016/5/13/chartex" xmlns:cx8="http://schemas.microsoft.com/office/drawing/2016/5/14/chartex" xmlns:mc="http://schemas.openxmlformats.org/markup-compatibility/2006" xmlns:m="http://schemas.openxmlformats.org/officeDocument/2006/math" xmlns:aink="http://schemas.microsoft.com/office/drawing/2016/ink" xmlns:am3d="http://schemas.microsoft.com/office/drawing/2017/model3d" xmlns:oel="http://schemas.microsoft.com/office/2019/extlst" xmlns:r="http://schemas.openxmlformats.org/officeDocument/2006/relationships" xmlns:wp14="http://schemas.microsoft.com/office/word/2010/wordprocessingDrawing" xmlns:wp="http://schemas.openxmlformats.org/drawingml/2006/wordprocessingDrawing" xmlns:wpg="http://schemas.microsoft.com/office/word/2010/wordprocessingGroup" xmlns:wpi="http://schemas.microsoft.com/office/word/2010/wordprocessingInk" xmlns:wps="http://schemas.microsoft.com/office/word/2010/wordprocessingShape" xmlns:o="urn:schemas-microsoft-com:office:office" xmlns:v="urn:schemas-microsoft-com:vml" xmlns:w10="urn:schemas-microsoft-com:office:word" xmlns:w="http://schemas.openxmlformats.org/wordprocessingml/2006/main" xmlns:w14="http://schemas.microsoft.com/office/word/2010/wordml" xmlns:w15="http://schemas.microsoft.com/office/word/2012/wordml" xmlns:w16cex="http://schemas.microsoft.com/office/word/2018/wordml/cex" xmlns:w16cid="http://schemas.microsoft.com/office/word/2016/wordml/cid" xmlns:w16="http://schemas.microsoft.com/office/word/2018/wordml" xmlns:w16sdtdh="http://schemas.microsoft.com/office/word/2020/wordml/sdtdatahash" xmlns:w16sdtfl="http://schemas.microsoft.com/office/word/2024/wordml/sdtformatlock" xmlns:w16se="http://schemas.microsoft.com/office/word/2015/wordml/symex" xmlns:w16du="http://schemas.microsoft.com/office/word/2023/wordml/word16du" xmlns:wne="http://schemas.microsoft.com/office/word/2006/wordml" mc:Ignorable="w14 w15 w16se w16cid w16 w16cex w16sdtdh w16sdtfl w16du wp14">
   <w:p>
     <w:pPr>
       <w:pStyle w:val="Footer"/>
@@ -1051,8 +1746,18 @@
         <w:sz w:val="20"/>
         <w:szCs w:val="20"/>
       </w:rPr>
-      <w:t>Prepared with VTCourtForms</w:t>
+      <w:t xml:space="preserve">Prepared with </w:t>
     </w:r>
+    <w:proofErr w:type="spellStart"/>
+    <w:r>
+      <w:rPr>
+        <w:rFonts w:cs="Times New Roman"/>
+        <w:sz w:val="20"/>
+        <w:szCs w:val="20"/>
+      </w:rPr>
+      <w:t>VTCourtForms</w:t>
+    </w:r>
+    <w:proofErr w:type="spellEnd"/>
     <w:r>
       <w:rPr>
         <w:rFonts w:cs="Times New Roman"/>
@@ -1090,7 +1795,7 @@
 </file>
 
 <file path=word/footer3.xml><?xml version="1.0" encoding="utf-8"?>
-<w:ftr xmlns:wpc="http://schemas.microsoft.com/office/word/2010/wordprocessingCanvas" xmlns:cx="http://schemas.microsoft.com/office/drawing/2014/chartex" xmlns:cx1="http://schemas.microsoft.com/office/drawing/2015/9/8/chartex" xmlns:cx2="http://schemas.microsoft.com/office/drawing/2015/10/21/chartex" xmlns:cx3="http://schemas.microsoft.com/office/drawing/2016/5/9/chartex" xmlns:cx4="http://schemas.microsoft.com/office/drawing/2016/5/10/chartex" xmlns:cx5="http://schemas.microsoft.com/office/drawing/2016/5/11/chartex" xmlns:cx6="http://schemas.microsoft.com/office/drawing/2016/5/12/chartex" xmlns:cx7="http://schemas.microsoft.com/office/drawing/2016/5/13/chartex" xmlns:cx8="http://schemas.microsoft.com/office/drawing/2016/5/14/chartex" xmlns:mc="http://schemas.openxmlformats.org/markup-compatibility/2006" xmlns:aink="http://schemas.microsoft.com/office/drawing/2016/ink" xmlns:am3d="http://schemas.microsoft.com/office/drawing/2017/model3d" xmlns:o="urn:schemas-microsoft-com:office:office" xmlns:oel="http://schemas.microsoft.com/office/2019/extlst" xmlns:r="http://schemas.openxmlformats.org/officeDocument/2006/relationships" xmlns:m="http://schemas.openxmlformats.org/officeDocument/2006/math" xmlns:v="urn:schemas-microsoft-com:vml" xmlns:wp14="http://schemas.microsoft.com/office/word/2010/wordprocessingDrawing" xmlns:wp="http://schemas.openxmlformats.org/drawingml/2006/wordprocessingDrawing" xmlns:w10="urn:schemas-microsoft-com:office:word" xmlns:w="http://schemas.openxmlformats.org/wordprocessingml/2006/main" xmlns:w14="http://schemas.microsoft.com/office/word/2010/wordml" xmlns:w15="http://schemas.microsoft.com/office/word/2012/wordml" xmlns:w16cex="http://schemas.microsoft.com/office/word/2018/wordml/cex" xmlns:w16cid="http://schemas.microsoft.com/office/word/2016/wordml/cid" xmlns:w16="http://schemas.microsoft.com/office/word/2018/wordml" xmlns:w16du="http://schemas.microsoft.com/office/word/2023/wordml/word16du" xmlns:w16sdtdh="http://schemas.microsoft.com/office/word/2020/wordml/sdtdatahash" xmlns:w16sdtfl="http://schemas.microsoft.com/office/word/2024/wordml/sdtformatlock" xmlns:w16se="http://schemas.microsoft.com/office/word/2015/wordml/symex" xmlns:wpg="http://schemas.microsoft.com/office/word/2010/wordprocessingGroup" xmlns:wpi="http://schemas.microsoft.com/office/word/2010/wordprocessingInk" xmlns:wne="http://schemas.microsoft.com/office/word/2006/wordml" xmlns:wps="http://schemas.microsoft.com/office/word/2010/wordprocessingShape" mc:Ignorable="w14 w15 w16se w16cid w16 w16cex w16sdtdh w16sdtfl w16du wp14">
+<w:ftr xmlns:wpc="http://schemas.microsoft.com/office/word/2010/wordprocessingCanvas" xmlns:cx="http://schemas.microsoft.com/office/drawing/2014/chartex" xmlns:cx1="http://schemas.microsoft.com/office/drawing/2015/9/8/chartex" xmlns:cx2="http://schemas.microsoft.com/office/drawing/2015/10/21/chartex" xmlns:cx3="http://schemas.microsoft.com/office/drawing/2016/5/9/chartex" xmlns:cx4="http://schemas.microsoft.com/office/drawing/2016/5/10/chartex" xmlns:cx5="http://schemas.microsoft.com/office/drawing/2016/5/11/chartex" xmlns:cx6="http://schemas.microsoft.com/office/drawing/2016/5/12/chartex" xmlns:cx7="http://schemas.microsoft.com/office/drawing/2016/5/13/chartex" xmlns:cx8="http://schemas.microsoft.com/office/drawing/2016/5/14/chartex" xmlns:mc="http://schemas.openxmlformats.org/markup-compatibility/2006" xmlns:m="http://schemas.openxmlformats.org/officeDocument/2006/math" xmlns:aink="http://schemas.microsoft.com/office/drawing/2016/ink" xmlns:am3d="http://schemas.microsoft.com/office/drawing/2017/model3d" xmlns:oel="http://schemas.microsoft.com/office/2019/extlst" xmlns:r="http://schemas.openxmlformats.org/officeDocument/2006/relationships" xmlns:wp14="http://schemas.microsoft.com/office/word/2010/wordprocessingDrawing" xmlns:wp="http://schemas.openxmlformats.org/drawingml/2006/wordprocessingDrawing" xmlns:wpg="http://schemas.microsoft.com/office/word/2010/wordprocessingGroup" xmlns:wpi="http://schemas.microsoft.com/office/word/2010/wordprocessingInk" xmlns:wps="http://schemas.microsoft.com/office/word/2010/wordprocessingShape" xmlns:o="urn:schemas-microsoft-com:office:office" xmlns:v="urn:schemas-microsoft-com:vml" xmlns:w10="urn:schemas-microsoft-com:office:word" xmlns:w="http://schemas.openxmlformats.org/wordprocessingml/2006/main" xmlns:w14="http://schemas.microsoft.com/office/word/2010/wordml" xmlns:w15="http://schemas.microsoft.com/office/word/2012/wordml" xmlns:w16cex="http://schemas.microsoft.com/office/word/2018/wordml/cex" xmlns:w16cid="http://schemas.microsoft.com/office/word/2016/wordml/cid" xmlns:w16="http://schemas.microsoft.com/office/word/2018/wordml" xmlns:w16sdtdh="http://schemas.microsoft.com/office/word/2020/wordml/sdtdatahash" xmlns:w16sdtfl="http://schemas.microsoft.com/office/word/2024/wordml/sdtformatlock" xmlns:w16se="http://schemas.microsoft.com/office/word/2015/wordml/symex" xmlns:w16du="http://schemas.microsoft.com/office/word/2023/wordml/word16du" xmlns:wne="http://schemas.microsoft.com/office/word/2006/wordml" mc:Ignorable="w14 w15 w16se w16cid w16 w16cex w16sdtdh w16sdtfl w16du wp14">
   <w:p>
     <w:pPr>
       <w:pStyle w:val="Footer"/>
@@ -1100,7 +1805,7 @@
 </file>
 
 <file path=word/footnotes.xml><?xml version="1.0" encoding="utf-8"?>
-<w:footnotes xmlns:wpc="http://schemas.microsoft.com/office/word/2010/wordprocessingCanvas" xmlns:cx="http://schemas.microsoft.com/office/drawing/2014/chartex" xmlns:cx1="http://schemas.microsoft.com/office/drawing/2015/9/8/chartex" xmlns:cx2="http://schemas.microsoft.com/office/drawing/2015/10/21/chartex" xmlns:cx3="http://schemas.microsoft.com/office/drawing/2016/5/9/chartex" xmlns:cx4="http://schemas.microsoft.com/office/drawing/2016/5/10/chartex" xmlns:cx5="http://schemas.microsoft.com/office/drawing/2016/5/11/chartex" xmlns:cx6="http://schemas.microsoft.com/office/drawing/2016/5/12/chartex" xmlns:cx7="http://schemas.microsoft.com/office/drawing/2016/5/13/chartex" xmlns:cx8="http://schemas.microsoft.com/office/drawing/2016/5/14/chartex" xmlns:mc="http://schemas.openxmlformats.org/markup-compatibility/2006" xmlns:aink="http://schemas.microsoft.com/office/drawing/2016/ink" xmlns:am3d="http://schemas.microsoft.com/office/drawing/2017/model3d" xmlns:o="urn:schemas-microsoft-com:office:office" xmlns:oel="http://schemas.microsoft.com/office/2019/extlst" xmlns:r="http://schemas.openxmlformats.org/officeDocument/2006/relationships" xmlns:m="http://schemas.openxmlformats.org/officeDocument/2006/math" xmlns:v="urn:schemas-microsoft-com:vml" xmlns:wp14="http://schemas.microsoft.com/office/word/2010/wordprocessingDrawing" xmlns:wp="http://schemas.openxmlformats.org/drawingml/2006/wordprocessingDrawing" xmlns:w10="urn:schemas-microsoft-com:office:word" xmlns:w="http://schemas.openxmlformats.org/wordprocessingml/2006/main" xmlns:w14="http://schemas.microsoft.com/office/word/2010/wordml" xmlns:w15="http://schemas.microsoft.com/office/word/2012/wordml" xmlns:w16cex="http://schemas.microsoft.com/office/word/2018/wordml/cex" xmlns:w16cid="http://schemas.microsoft.com/office/word/2016/wordml/cid" xmlns:w16="http://schemas.microsoft.com/office/word/2018/wordml" xmlns:w16du="http://schemas.microsoft.com/office/word/2023/wordml/word16du" xmlns:w16sdtdh="http://schemas.microsoft.com/office/word/2020/wordml/sdtdatahash" xmlns:w16sdtfl="http://schemas.microsoft.com/office/word/2024/wordml/sdtformatlock" xmlns:w16se="http://schemas.microsoft.com/office/word/2015/wordml/symex" xmlns:wpg="http://schemas.microsoft.com/office/word/2010/wordprocessingGroup" xmlns:wpi="http://schemas.microsoft.com/office/word/2010/wordprocessingInk" xmlns:wne="http://schemas.microsoft.com/office/word/2006/wordml" xmlns:wps="http://schemas.microsoft.com/office/word/2010/wordprocessingShape" mc:Ignorable="w14 w15 w16se w16cid w16 w16cex w16sdtdh w16sdtfl w16du wp14">
+<w:footnotes xmlns:wpc="http://schemas.microsoft.com/office/word/2010/wordprocessingCanvas" xmlns:cx="http://schemas.microsoft.com/office/drawing/2014/chartex" xmlns:cx1="http://schemas.microsoft.com/office/drawing/2015/9/8/chartex" xmlns:cx2="http://schemas.microsoft.com/office/drawing/2015/10/21/chartex" xmlns:cx3="http://schemas.microsoft.com/office/drawing/2016/5/9/chartex" xmlns:cx4="http://schemas.microsoft.com/office/drawing/2016/5/10/chartex" xmlns:cx5="http://schemas.microsoft.com/office/drawing/2016/5/11/chartex" xmlns:cx6="http://schemas.microsoft.com/office/drawing/2016/5/12/chartex" xmlns:cx7="http://schemas.microsoft.com/office/drawing/2016/5/13/chartex" xmlns:cx8="http://schemas.microsoft.com/office/drawing/2016/5/14/chartex" xmlns:mc="http://schemas.openxmlformats.org/markup-compatibility/2006" xmlns:m="http://schemas.openxmlformats.org/officeDocument/2006/math" xmlns:aink="http://schemas.microsoft.com/office/drawing/2016/ink" xmlns:am3d="http://schemas.microsoft.com/office/drawing/2017/model3d" xmlns:oel="http://schemas.microsoft.com/office/2019/extlst" xmlns:r="http://schemas.openxmlformats.org/officeDocument/2006/relationships" xmlns:wp14="http://schemas.microsoft.com/office/word/2010/wordprocessingDrawing" xmlns:wp="http://schemas.openxmlformats.org/drawingml/2006/wordprocessingDrawing" xmlns:wpg="http://schemas.microsoft.com/office/word/2010/wordprocessingGroup" xmlns:wpi="http://schemas.microsoft.com/office/word/2010/wordprocessingInk" xmlns:wps="http://schemas.microsoft.com/office/word/2010/wordprocessingShape" xmlns:o="urn:schemas-microsoft-com:office:office" xmlns:v="urn:schemas-microsoft-com:vml" xmlns:w10="urn:schemas-microsoft-com:office:word" xmlns:w="http://schemas.openxmlformats.org/wordprocessingml/2006/main" xmlns:w14="http://schemas.microsoft.com/office/word/2010/wordml" xmlns:w15="http://schemas.microsoft.com/office/word/2012/wordml" xmlns:w16cex="http://schemas.microsoft.com/office/word/2018/wordml/cex" xmlns:w16cid="http://schemas.microsoft.com/office/word/2016/wordml/cid" xmlns:w16="http://schemas.microsoft.com/office/word/2018/wordml" xmlns:w16sdtdh="http://schemas.microsoft.com/office/word/2020/wordml/sdtdatahash" xmlns:w16sdtfl="http://schemas.microsoft.com/office/word/2024/wordml/sdtformatlock" xmlns:w16se="http://schemas.microsoft.com/office/word/2015/wordml/symex" xmlns:w16du="http://schemas.microsoft.com/office/word/2023/wordml/word16du" xmlns:wne="http://schemas.microsoft.com/office/word/2006/wordml" mc:Ignorable="w14 w15 w16se w16cid w16 w16cex w16sdtdh w16sdtfl w16du wp14">
   <w:footnote w:type="separator" w:id="-1">
     <w:p>
       <w:r>
@@ -1119,7 +1824,7 @@
 </file>
 
 <file path=word/header1.xml><?xml version="1.0" encoding="utf-8"?>
-<w:hdr xmlns:wpc="http://schemas.microsoft.com/office/word/2010/wordprocessingCanvas" xmlns:cx="http://schemas.microsoft.com/office/drawing/2014/chartex" xmlns:cx1="http://schemas.microsoft.com/office/drawing/2015/9/8/chartex" xmlns:cx2="http://schemas.microsoft.com/office/drawing/2015/10/21/chartex" xmlns:cx3="http://schemas.microsoft.com/office/drawing/2016/5/9/chartex" xmlns:cx4="http://schemas.microsoft.com/office/drawing/2016/5/10/chartex" xmlns:cx5="http://schemas.microsoft.com/office/drawing/2016/5/11/chartex" xmlns:cx6="http://schemas.microsoft.com/office/drawing/2016/5/12/chartex" xmlns:cx7="http://schemas.microsoft.com/office/drawing/2016/5/13/chartex" xmlns:cx8="http://schemas.microsoft.com/office/drawing/2016/5/14/chartex" xmlns:mc="http://schemas.openxmlformats.org/markup-compatibility/2006" xmlns:aink="http://schemas.microsoft.com/office/drawing/2016/ink" xmlns:am3d="http://schemas.microsoft.com/office/drawing/2017/model3d" xmlns:o="urn:schemas-microsoft-com:office:office" xmlns:oel="http://schemas.microsoft.com/office/2019/extlst" xmlns:r="http://schemas.openxmlformats.org/officeDocument/2006/relationships" xmlns:m="http://schemas.openxmlformats.org/officeDocument/2006/math" xmlns:v="urn:schemas-microsoft-com:vml" xmlns:wp14="http://schemas.microsoft.com/office/word/2010/wordprocessingDrawing" xmlns:wp="http://schemas.openxmlformats.org/drawingml/2006/wordprocessingDrawing" xmlns:w10="urn:schemas-microsoft-com:office:word" xmlns:w="http://schemas.openxmlformats.org/wordprocessingml/2006/main" xmlns:w14="http://schemas.microsoft.com/office/word/2010/wordml" xmlns:w15="http://schemas.microsoft.com/office/word/2012/wordml" xmlns:w16cex="http://schemas.microsoft.com/office/word/2018/wordml/cex" xmlns:w16cid="http://schemas.microsoft.com/office/word/2016/wordml/cid" xmlns:w16="http://schemas.microsoft.com/office/word/2018/wordml" xmlns:w16du="http://schemas.microsoft.com/office/word/2023/wordml/word16du" xmlns:w16sdtdh="http://schemas.microsoft.com/office/word/2020/wordml/sdtdatahash" xmlns:w16sdtfl="http://schemas.microsoft.com/office/word/2024/wordml/sdtformatlock" xmlns:w16se="http://schemas.microsoft.com/office/word/2015/wordml/symex" xmlns:wpg="http://schemas.microsoft.com/office/word/2010/wordprocessingGroup" xmlns:wpi="http://schemas.microsoft.com/office/word/2010/wordprocessingInk" xmlns:wne="http://schemas.microsoft.com/office/word/2006/wordml" xmlns:wps="http://schemas.microsoft.com/office/word/2010/wordprocessingShape" mc:Ignorable="w14 w15 w16se w16cid w16 w16cex w16sdtdh w16sdtfl w16du wp14">
+<w:hdr xmlns:wpc="http://schemas.microsoft.com/office/word/2010/wordprocessingCanvas" xmlns:cx="http://schemas.microsoft.com/office/drawing/2014/chartex" xmlns:cx1="http://schemas.microsoft.com/office/drawing/2015/9/8/chartex" xmlns:cx2="http://schemas.microsoft.com/office/drawing/2015/10/21/chartex" xmlns:cx3="http://schemas.microsoft.com/office/drawing/2016/5/9/chartex" xmlns:cx4="http://schemas.microsoft.com/office/drawing/2016/5/10/chartex" xmlns:cx5="http://schemas.microsoft.com/office/drawing/2016/5/11/chartex" xmlns:cx6="http://schemas.microsoft.com/office/drawing/2016/5/12/chartex" xmlns:cx7="http://schemas.microsoft.com/office/drawing/2016/5/13/chartex" xmlns:cx8="http://schemas.microsoft.com/office/drawing/2016/5/14/chartex" xmlns:mc="http://schemas.openxmlformats.org/markup-compatibility/2006" xmlns:m="http://schemas.openxmlformats.org/officeDocument/2006/math" xmlns:aink="http://schemas.microsoft.com/office/drawing/2016/ink" xmlns:am3d="http://schemas.microsoft.com/office/drawing/2017/model3d" xmlns:oel="http://schemas.microsoft.com/office/2019/extlst" xmlns:r="http://schemas.openxmlformats.org/officeDocument/2006/relationships" xmlns:wp14="http://schemas.microsoft.com/office/word/2010/wordprocessingDrawing" xmlns:wp="http://schemas.openxmlformats.org/drawingml/2006/wordprocessingDrawing" xmlns:wpg="http://schemas.microsoft.com/office/word/2010/wordprocessingGroup" xmlns:wpi="http://schemas.microsoft.com/office/word/2010/wordprocessingInk" xmlns:wps="http://schemas.microsoft.com/office/word/2010/wordprocessingShape" xmlns:o="urn:schemas-microsoft-com:office:office" xmlns:v="urn:schemas-microsoft-com:vml" xmlns:w10="urn:schemas-microsoft-com:office:word" xmlns:w="http://schemas.openxmlformats.org/wordprocessingml/2006/main" xmlns:w14="http://schemas.microsoft.com/office/word/2010/wordml" xmlns:w15="http://schemas.microsoft.com/office/word/2012/wordml" xmlns:w16cex="http://schemas.microsoft.com/office/word/2018/wordml/cex" xmlns:w16cid="http://schemas.microsoft.com/office/word/2016/wordml/cid" xmlns:w16="http://schemas.microsoft.com/office/word/2018/wordml" xmlns:w16sdtdh="http://schemas.microsoft.com/office/word/2020/wordml/sdtdatahash" xmlns:w16sdtfl="http://schemas.microsoft.com/office/word/2024/wordml/sdtformatlock" xmlns:w16se="http://schemas.microsoft.com/office/word/2015/wordml/symex" xmlns:w16du="http://schemas.microsoft.com/office/word/2023/wordml/word16du" xmlns:wne="http://schemas.microsoft.com/office/word/2006/wordml" mc:Ignorable="w14 w15 w16se w16cid w16 w16cex w16sdtdh w16sdtfl w16du wp14">
   <w:p>
     <w:pPr>
       <w:pStyle w:val="Header"/>
@@ -1129,7 +1834,7 @@
 </file>
 
 <file path=word/header2.xml><?xml version="1.0" encoding="utf-8"?>
-<w:hdr xmlns:wpc="http://schemas.microsoft.com/office/word/2010/wordprocessingCanvas" xmlns:cx="http://schemas.microsoft.com/office/drawing/2014/chartex" xmlns:cx1="http://schemas.microsoft.com/office/drawing/2015/9/8/chartex" xmlns:cx2="http://schemas.microsoft.com/office/drawing/2015/10/21/chartex" xmlns:cx3="http://schemas.microsoft.com/office/drawing/2016/5/9/chartex" xmlns:cx4="http://schemas.microsoft.com/office/drawing/2016/5/10/chartex" xmlns:cx5="http://schemas.microsoft.com/office/drawing/2016/5/11/chartex" xmlns:cx6="http://schemas.microsoft.com/office/drawing/2016/5/12/chartex" xmlns:cx7="http://schemas.microsoft.com/office/drawing/2016/5/13/chartex" xmlns:cx8="http://schemas.microsoft.com/office/drawing/2016/5/14/chartex" xmlns:mc="http://schemas.openxmlformats.org/markup-compatibility/2006" xmlns:aink="http://schemas.microsoft.com/office/drawing/2016/ink" xmlns:am3d="http://schemas.microsoft.com/office/drawing/2017/model3d" xmlns:o="urn:schemas-microsoft-com:office:office" xmlns:oel="http://schemas.microsoft.com/office/2019/extlst" xmlns:r="http://schemas.openxmlformats.org/officeDocument/2006/relationships" xmlns:m="http://schemas.openxmlformats.org/officeDocument/2006/math" xmlns:v="urn:schemas-microsoft-com:vml" xmlns:wp14="http://schemas.microsoft.com/office/word/2010/wordprocessingDrawing" xmlns:wp="http://schemas.openxmlformats.org/drawingml/2006/wordprocessingDrawing" xmlns:w10="urn:schemas-microsoft-com:office:word" xmlns:w="http://schemas.openxmlformats.org/wordprocessingml/2006/main" xmlns:w14="http://schemas.microsoft.com/office/word/2010/wordml" xmlns:w15="http://schemas.microsoft.com/office/word/2012/wordml" xmlns:w16cex="http://schemas.microsoft.com/office/word/2018/wordml/cex" xmlns:w16cid="http://schemas.microsoft.com/office/word/2016/wordml/cid" xmlns:w16="http://schemas.microsoft.com/office/word/2018/wordml" xmlns:w16du="http://schemas.microsoft.com/office/word/2023/wordml/word16du" xmlns:w16sdtdh="http://schemas.microsoft.com/office/word/2020/wordml/sdtdatahash" xmlns:w16sdtfl="http://schemas.microsoft.com/office/word/2024/wordml/sdtformatlock" xmlns:w16se="http://schemas.microsoft.com/office/word/2015/wordml/symex" xmlns:wpg="http://schemas.microsoft.com/office/word/2010/wordprocessingGroup" xmlns:wpi="http://schemas.microsoft.com/office/word/2010/wordprocessingInk" xmlns:wne="http://schemas.microsoft.com/office/word/2006/wordml" xmlns:wps="http://schemas.microsoft.com/office/word/2010/wordprocessingShape" mc:Ignorable="w14 w15 w16se w16cid w16 w16cex w16sdtdh w16sdtfl w16du wp14">
+<w:hdr xmlns:wpc="http://schemas.microsoft.com/office/word/2010/wordprocessingCanvas" xmlns:cx="http://schemas.microsoft.com/office/drawing/2014/chartex" xmlns:cx1="http://schemas.microsoft.com/office/drawing/2015/9/8/chartex" xmlns:cx2="http://schemas.microsoft.com/office/drawing/2015/10/21/chartex" xmlns:cx3="http://schemas.microsoft.com/office/drawing/2016/5/9/chartex" xmlns:cx4="http://schemas.microsoft.com/office/drawing/2016/5/10/chartex" xmlns:cx5="http://schemas.microsoft.com/office/drawing/2016/5/11/chartex" xmlns:cx6="http://schemas.microsoft.com/office/drawing/2016/5/12/chartex" xmlns:cx7="http://schemas.microsoft.com/office/drawing/2016/5/13/chartex" xmlns:cx8="http://schemas.microsoft.com/office/drawing/2016/5/14/chartex" xmlns:mc="http://schemas.openxmlformats.org/markup-compatibility/2006" xmlns:m="http://schemas.openxmlformats.org/officeDocument/2006/math" xmlns:aink="http://schemas.microsoft.com/office/drawing/2016/ink" xmlns:am3d="http://schemas.microsoft.com/office/drawing/2017/model3d" xmlns:oel="http://schemas.microsoft.com/office/2019/extlst" xmlns:r="http://schemas.openxmlformats.org/officeDocument/2006/relationships" xmlns:wp14="http://schemas.microsoft.com/office/word/2010/wordprocessingDrawing" xmlns:wp="http://schemas.openxmlformats.org/drawingml/2006/wordprocessingDrawing" xmlns:wpg="http://schemas.microsoft.com/office/word/2010/wordprocessingGroup" xmlns:wpi="http://schemas.microsoft.com/office/word/2010/wordprocessingInk" xmlns:wps="http://schemas.microsoft.com/office/word/2010/wordprocessingShape" xmlns:o="urn:schemas-microsoft-com:office:office" xmlns:v="urn:schemas-microsoft-com:vml" xmlns:w10="urn:schemas-microsoft-com:office:word" xmlns:w="http://schemas.openxmlformats.org/wordprocessingml/2006/main" xmlns:w14="http://schemas.microsoft.com/office/word/2010/wordml" xmlns:w15="http://schemas.microsoft.com/office/word/2012/wordml" xmlns:w16cex="http://schemas.microsoft.com/office/word/2018/wordml/cex" xmlns:w16cid="http://schemas.microsoft.com/office/word/2016/wordml/cid" xmlns:w16="http://schemas.microsoft.com/office/word/2018/wordml" xmlns:w16sdtdh="http://schemas.microsoft.com/office/word/2020/wordml/sdtdatahash" xmlns:w16sdtfl="http://schemas.microsoft.com/office/word/2024/wordml/sdtformatlock" xmlns:w16se="http://schemas.microsoft.com/office/word/2015/wordml/symex" xmlns:w16du="http://schemas.microsoft.com/office/word/2023/wordml/word16du" xmlns:wne="http://schemas.microsoft.com/office/word/2006/wordml" mc:Ignorable="w14 w15 w16se w16cid w16 w16cex w16sdtdh w16sdtfl w16du wp14">
   <w:p>
     <w:pPr>
       <w:pStyle w:val="Header"/>
@@ -1139,7 +1844,7 @@
 </file>
 
 <file path=word/header3.xml><?xml version="1.0" encoding="utf-8"?>
-<w:hdr xmlns:wpc="http://schemas.microsoft.com/office/word/2010/wordprocessingCanvas" xmlns:cx="http://schemas.microsoft.com/office/drawing/2014/chartex" xmlns:cx1="http://schemas.microsoft.com/office/drawing/2015/9/8/chartex" xmlns:cx2="http://schemas.microsoft.com/office/drawing/2015/10/21/chartex" xmlns:cx3="http://schemas.microsoft.com/office/drawing/2016/5/9/chartex" xmlns:cx4="http://schemas.microsoft.com/office/drawing/2016/5/10/chartex" xmlns:cx5="http://schemas.microsoft.com/office/drawing/2016/5/11/chartex" xmlns:cx6="http://schemas.microsoft.com/office/drawing/2016/5/12/chartex" xmlns:cx7="http://schemas.microsoft.com/office/drawing/2016/5/13/chartex" xmlns:cx8="http://schemas.microsoft.com/office/drawing/2016/5/14/chartex" xmlns:mc="http://schemas.openxmlformats.org/markup-compatibility/2006" xmlns:aink="http://schemas.microsoft.com/office/drawing/2016/ink" xmlns:am3d="http://schemas.microsoft.com/office/drawing/2017/model3d" xmlns:o="urn:schemas-microsoft-com:office:office" xmlns:oel="http://schemas.microsoft.com/office/2019/extlst" xmlns:r="http://schemas.openxmlformats.org/officeDocument/2006/relationships" xmlns:m="http://schemas.openxmlformats.org/officeDocument/2006/math" xmlns:v="urn:schemas-microsoft-com:vml" xmlns:wp14="http://schemas.microsoft.com/office/word/2010/wordprocessingDrawing" xmlns:wp="http://schemas.openxmlformats.org/drawingml/2006/wordprocessingDrawing" xmlns:w10="urn:schemas-microsoft-com:office:word" xmlns:w="http://schemas.openxmlformats.org/wordprocessingml/2006/main" xmlns:w14="http://schemas.microsoft.com/office/word/2010/wordml" xmlns:w15="http://schemas.microsoft.com/office/word/2012/wordml" xmlns:w16cex="http://schemas.microsoft.com/office/word/2018/wordml/cex" xmlns:w16cid="http://schemas.microsoft.com/office/word/2016/wordml/cid" xmlns:w16="http://schemas.microsoft.com/office/word/2018/wordml" xmlns:w16du="http://schemas.microsoft.com/office/word/2023/wordml/word16du" xmlns:w16sdtdh="http://schemas.microsoft.com/office/word/2020/wordml/sdtdatahash" xmlns:w16sdtfl="http://schemas.microsoft.com/office/word/2024/wordml/sdtformatlock" xmlns:w16se="http://schemas.microsoft.com/office/word/2015/wordml/symex" xmlns:wpg="http://schemas.microsoft.com/office/word/2010/wordprocessingGroup" xmlns:wpi="http://schemas.microsoft.com/office/word/2010/wordprocessingInk" xmlns:wne="http://schemas.microsoft.com/office/word/2006/wordml" xmlns:wps="http://schemas.microsoft.com/office/word/2010/wordprocessingShape" mc:Ignorable="w14 w15 w16se w16cid w16 w16cex w16sdtdh w16sdtfl w16du wp14">
+<w:hdr xmlns:wpc="http://schemas.microsoft.com/office/word/2010/wordprocessingCanvas" xmlns:cx="http://schemas.microsoft.com/office/drawing/2014/chartex" xmlns:cx1="http://schemas.microsoft.com/office/drawing/2015/9/8/chartex" xmlns:cx2="http://schemas.microsoft.com/office/drawing/2015/10/21/chartex" xmlns:cx3="http://schemas.microsoft.com/office/drawing/2016/5/9/chartex" xmlns:cx4="http://schemas.microsoft.com/office/drawing/2016/5/10/chartex" xmlns:cx5="http://schemas.microsoft.com/office/drawing/2016/5/11/chartex" xmlns:cx6="http://schemas.microsoft.com/office/drawing/2016/5/12/chartex" xmlns:cx7="http://schemas.microsoft.com/office/drawing/2016/5/13/chartex" xmlns:cx8="http://schemas.microsoft.com/office/drawing/2016/5/14/chartex" xmlns:mc="http://schemas.openxmlformats.org/markup-compatibility/2006" xmlns:m="http://schemas.openxmlformats.org/officeDocument/2006/math" xmlns:aink="http://schemas.microsoft.com/office/drawing/2016/ink" xmlns:am3d="http://schemas.microsoft.com/office/drawing/2017/model3d" xmlns:oel="http://schemas.microsoft.com/office/2019/extlst" xmlns:r="http://schemas.openxmlformats.org/officeDocument/2006/relationships" xmlns:wp14="http://schemas.microsoft.com/office/word/2010/wordprocessingDrawing" xmlns:wp="http://schemas.openxmlformats.org/drawingml/2006/wordprocessingDrawing" xmlns:wpg="http://schemas.microsoft.com/office/word/2010/wordprocessingGroup" xmlns:wpi="http://schemas.microsoft.com/office/word/2010/wordprocessingInk" xmlns:wps="http://schemas.microsoft.com/office/word/2010/wordprocessingShape" xmlns:o="urn:schemas-microsoft-com:office:office" xmlns:v="urn:schemas-microsoft-com:vml" xmlns:w10="urn:schemas-microsoft-com:office:word" xmlns:w="http://schemas.openxmlformats.org/wordprocessingml/2006/main" xmlns:w14="http://schemas.microsoft.com/office/word/2010/wordml" xmlns:w15="http://schemas.microsoft.com/office/word/2012/wordml" xmlns:w16cex="http://schemas.microsoft.com/office/word/2018/wordml/cex" xmlns:w16cid="http://schemas.microsoft.com/office/word/2016/wordml/cid" xmlns:w16="http://schemas.microsoft.com/office/word/2018/wordml" xmlns:w16sdtdh="http://schemas.microsoft.com/office/word/2020/wordml/sdtdatahash" xmlns:w16sdtfl="http://schemas.microsoft.com/office/word/2024/wordml/sdtformatlock" xmlns:w16se="http://schemas.microsoft.com/office/word/2015/wordml/symex" xmlns:w16du="http://schemas.microsoft.com/office/word/2023/wordml/word16du" xmlns:wne="http://schemas.microsoft.com/office/word/2006/wordml" mc:Ignorable="w14 w15 w16se w16cid w16 w16cex w16sdtdh w16sdtfl w16du wp14">
   <w:p>
     <w:pPr>
       <w:pStyle w:val="Header"/>
@@ -1149,7 +1854,7 @@
 </file>
 
 <file path=word/numbering.xml><?xml version="1.0" encoding="utf-8"?>
-<w:numbering xmlns:wpc="http://schemas.microsoft.com/office/word/2010/wordprocessingCanvas" xmlns:cx="http://schemas.microsoft.com/office/drawing/2014/chartex" xmlns:cx1="http://schemas.microsoft.com/office/drawing/2015/9/8/chartex" xmlns:cx2="http://schemas.microsoft.com/office/drawing/2015/10/21/chartex" xmlns:cx3="http://schemas.microsoft.com/office/drawing/2016/5/9/chartex" xmlns:cx4="http://schemas.microsoft.com/office/drawing/2016/5/10/chartex" xmlns:cx5="http://schemas.microsoft.com/office/drawing/2016/5/11/chartex" xmlns:cx6="http://schemas.microsoft.com/office/drawing/2016/5/12/chartex" xmlns:cx7="http://schemas.microsoft.com/office/drawing/2016/5/13/chartex" xmlns:cx8="http://schemas.microsoft.com/office/drawing/2016/5/14/chartex" xmlns:mc="http://schemas.openxmlformats.org/markup-compatibility/2006" xmlns:aink="http://schemas.microsoft.com/office/drawing/2016/ink" xmlns:am3d="http://schemas.microsoft.com/office/drawing/2017/model3d" xmlns:o="urn:schemas-microsoft-com:office:office" xmlns:oel="http://schemas.microsoft.com/office/2019/extlst" xmlns:r="http://schemas.openxmlformats.org/officeDocument/2006/relationships" xmlns:m="http://schemas.openxmlformats.org/officeDocument/2006/math" xmlns:v="urn:schemas-microsoft-com:vml" xmlns:wp14="http://schemas.microsoft.com/office/word/2010/wordprocessingDrawing" xmlns:wp="http://schemas.openxmlformats.org/drawingml/2006/wordprocessingDrawing" xmlns:w10="urn:schemas-microsoft-com:office:word" xmlns:w="http://schemas.openxmlformats.org/wordprocessingml/2006/main" xmlns:w14="http://schemas.microsoft.com/office/word/2010/wordml" xmlns:w15="http://schemas.microsoft.com/office/word/2012/wordml" xmlns:w16cex="http://schemas.microsoft.com/office/word/2018/wordml/cex" xmlns:w16cid="http://schemas.microsoft.com/office/word/2016/wordml/cid" xmlns:w16="http://schemas.microsoft.com/office/word/2018/wordml" xmlns:w16du="http://schemas.microsoft.com/office/word/2023/wordml/word16du" xmlns:w16sdtdh="http://schemas.microsoft.com/office/word/2020/wordml/sdtdatahash" xmlns:w16sdtfl="http://schemas.microsoft.com/office/word/2024/wordml/sdtformatlock" xmlns:w16se="http://schemas.microsoft.com/office/word/2015/wordml/symex" xmlns:wpg="http://schemas.microsoft.com/office/word/2010/wordprocessingGroup" xmlns:wpi="http://schemas.microsoft.com/office/word/2010/wordprocessingInk" xmlns:wne="http://schemas.microsoft.com/office/word/2006/wordml" xmlns:wps="http://schemas.microsoft.com/office/word/2010/wordprocessingShape" mc:Ignorable="w14 w15 w16se w16cid w16 w16cex w16sdtdh w16sdtfl w16du wp14">
+<w:numbering xmlns:wpc="http://schemas.microsoft.com/office/word/2010/wordprocessingCanvas" xmlns:cx="http://schemas.microsoft.com/office/drawing/2014/chartex" xmlns:cx1="http://schemas.microsoft.com/office/drawing/2015/9/8/chartex" xmlns:cx2="http://schemas.microsoft.com/office/drawing/2015/10/21/chartex" xmlns:cx3="http://schemas.microsoft.com/office/drawing/2016/5/9/chartex" xmlns:cx4="http://schemas.microsoft.com/office/drawing/2016/5/10/chartex" xmlns:cx5="http://schemas.microsoft.com/office/drawing/2016/5/11/chartex" xmlns:cx6="http://schemas.microsoft.com/office/drawing/2016/5/12/chartex" xmlns:cx7="http://schemas.microsoft.com/office/drawing/2016/5/13/chartex" xmlns:cx8="http://schemas.microsoft.com/office/drawing/2016/5/14/chartex" xmlns:mc="http://schemas.openxmlformats.org/markup-compatibility/2006" xmlns:m="http://schemas.openxmlformats.org/officeDocument/2006/math" xmlns:aink="http://schemas.microsoft.com/office/drawing/2016/ink" xmlns:am3d="http://schemas.microsoft.com/office/drawing/2017/model3d" xmlns:oel="http://schemas.microsoft.com/office/2019/extlst" xmlns:r="http://schemas.openxmlformats.org/officeDocument/2006/relationships" xmlns:wp14="http://schemas.microsoft.com/office/word/2010/wordprocessingDrawing" xmlns:wp="http://schemas.openxmlformats.org/drawingml/2006/wordprocessingDrawing" xmlns:wpg="http://schemas.microsoft.com/office/word/2010/wordprocessingGroup" xmlns:wpi="http://schemas.microsoft.com/office/word/2010/wordprocessingInk" xmlns:wps="http://schemas.microsoft.com/office/word/2010/wordprocessingShape" xmlns:o="urn:schemas-microsoft-com:office:office" xmlns:v="urn:schemas-microsoft-com:vml" xmlns:w10="urn:schemas-microsoft-com:office:word" xmlns:w="http://schemas.openxmlformats.org/wordprocessingml/2006/main" xmlns:w14="http://schemas.microsoft.com/office/word/2010/wordml" xmlns:w15="http://schemas.microsoft.com/office/word/2012/wordml" xmlns:w16cex="http://schemas.microsoft.com/office/word/2018/wordml/cex" xmlns:w16cid="http://schemas.microsoft.com/office/word/2016/wordml/cid" xmlns:w16="http://schemas.microsoft.com/office/word/2018/wordml" xmlns:w16sdtdh="http://schemas.microsoft.com/office/word/2020/wordml/sdtdatahash" xmlns:w16sdtfl="http://schemas.microsoft.com/office/word/2024/wordml/sdtformatlock" xmlns:w16se="http://schemas.microsoft.com/office/word/2015/wordml/symex" xmlns:w16du="http://schemas.microsoft.com/office/word/2023/wordml/word16du" xmlns:wne="http://schemas.microsoft.com/office/word/2006/wordml" mc:Ignorable="w14 w15 w16se w16cid w16 w16cex w16sdtdh w16sdtfl w16du wp14">
   <w:abstractNum w:abstractNumId="0" w15:restartNumberingAfterBreak="0">
     <w:nsid w:val="25BA49ED"/>
     <w:multiLevelType w:val="hybridMultilevel"/>
@@ -2470,7 +3175,7 @@
 </file>
 
 <file path=word/styles.xml><?xml version="1.0" encoding="utf-8"?>
-<w:styles xmlns:mc="http://schemas.openxmlformats.org/markup-compatibility/2006" xmlns:r="http://schemas.openxmlformats.org/officeDocument/2006/relationships" xmlns:w="http://schemas.openxmlformats.org/wordprocessingml/2006/main" xmlns:w14="http://schemas.microsoft.com/office/word/2010/wordml" xmlns:w15="http://schemas.microsoft.com/office/word/2012/wordml" xmlns:w16cex="http://schemas.microsoft.com/office/word/2018/wordml/cex" xmlns:w16cid="http://schemas.microsoft.com/office/word/2016/wordml/cid" xmlns:w16="http://schemas.microsoft.com/office/word/2018/wordml" xmlns:w16du="http://schemas.microsoft.com/office/word/2023/wordml/word16du" xmlns:w16sdtdh="http://schemas.microsoft.com/office/word/2020/wordml/sdtdatahash" xmlns:w16sdtfl="http://schemas.microsoft.com/office/word/2024/wordml/sdtformatlock" xmlns:w16se="http://schemas.microsoft.com/office/word/2015/wordml/symex" mc:Ignorable="w14 w15 w16se w16cid w16 w16cex w16sdtdh w16sdtfl w16du">
+<w:styles xmlns:mc="http://schemas.openxmlformats.org/markup-compatibility/2006" xmlns:r="http://schemas.openxmlformats.org/officeDocument/2006/relationships" xmlns:w="http://schemas.openxmlformats.org/wordprocessingml/2006/main" xmlns:w14="http://schemas.microsoft.com/office/word/2010/wordml" xmlns:w15="http://schemas.microsoft.com/office/word/2012/wordml" xmlns:w16cex="http://schemas.microsoft.com/office/word/2018/wordml/cex" xmlns:w16cid="http://schemas.microsoft.com/office/word/2016/wordml/cid" xmlns:w16="http://schemas.microsoft.com/office/word/2018/wordml" xmlns:w16sdtdh="http://schemas.microsoft.com/office/word/2020/wordml/sdtdatahash" xmlns:w16sdtfl="http://schemas.microsoft.com/office/word/2024/wordml/sdtformatlock" xmlns:w16se="http://schemas.microsoft.com/office/word/2015/wordml/symex" xmlns:w16du="http://schemas.microsoft.com/office/word/2023/wordml/word16du" mc:Ignorable="w14 w15 w16se w16cid w16 w16cex w16sdtdh w16sdtfl w16du">
   <w:docDefaults>
     <w:rPrDefault>
       <w:rPr>
